--- a/Documentos Base/Sprint 5 documentacion/Sprint_05_Planificado_Realizado_ICARO.docx
+++ b/Documentos Base/Sprint 5 documentacion/Sprint_05_Planificado_Realizado_ICARO.docx
@@ -58,13 +58,8 @@
         <w:pStyle w:val="Ttulo1"/>
       </w:pPr>
       <w:r>
-        <w:t xml:space="preserve">1. Control </w:t>
+        <w:t>1. Control documental</w:t>
       </w:r>
-      <w:proofErr w:type="gramStart"/>
-      <w:r>
-        <w:t>documental</w:t>
-      </w:r>
-      <w:proofErr w:type="gramEnd"/>
     </w:p>
     <w:tbl>
       <w:tblPr>
@@ -93,17 +88,8 @@
                 <w:b/>
                 <w:szCs w:val="28"/>
               </w:rPr>
-              <w:t xml:space="preserve">Código del </w:t>
-            </w:r>
-            <w:proofErr w:type="spellStart"/>
-            <w:r>
-              <w:rPr>
-                <w:b/>
-                <w:szCs w:val="28"/>
-              </w:rPr>
-              <w:t>documento</w:t>
-            </w:r>
-            <w:proofErr w:type="spellEnd"/>
+              <w:t>Código del documento</w:t>
+            </w:r>
           </w:p>
         </w:tc>
         <w:tc>
@@ -179,7 +165,6 @@
                 <w:szCs w:val="28"/>
               </w:rPr>
             </w:pPr>
-            <w:proofErr w:type="spellStart"/>
             <w:r>
               <w:rPr>
                 <w:b/>
@@ -187,7 +172,6 @@
               </w:rPr>
               <w:t>Versión</w:t>
             </w:r>
-            <w:proofErr w:type="spellEnd"/>
           </w:p>
         </w:tc>
         <w:tc>
@@ -244,7 +228,19 @@
               <w:rPr>
                 <w:szCs w:val="28"/>
               </w:rPr>
-              <w:t>13/05/2026</w:t>
+              <w:t>1</w:t>
+            </w:r>
+            <w:r>
+              <w:rPr>
+                <w:szCs w:val="28"/>
+              </w:rPr>
+              <w:t>6</w:t>
+            </w:r>
+            <w:r>
+              <w:rPr>
+                <w:szCs w:val="28"/>
+              </w:rPr>
+              <w:t>/05/2026</w:t>
             </w:r>
           </w:p>
         </w:tc>
@@ -303,31 +299,13 @@
                 <w:szCs w:val="28"/>
               </w:rPr>
             </w:pPr>
-            <w:proofErr w:type="spellStart"/>
             <w:r>
               <w:rPr>
                 <w:b/>
                 <w:szCs w:val="28"/>
               </w:rPr>
-              <w:t>Responsable</w:t>
-            </w:r>
-            <w:proofErr w:type="spellEnd"/>
-            <w:r>
-              <w:rPr>
-                <w:b/>
-                <w:szCs w:val="28"/>
-              </w:rPr>
-              <w:t xml:space="preserve"> de </w:t>
-            </w:r>
-            <w:proofErr w:type="spellStart"/>
-            <w:r>
-              <w:rPr>
-                <w:b/>
-                <w:szCs w:val="28"/>
-              </w:rPr>
-              <w:t>elaboración</w:t>
-            </w:r>
-            <w:proofErr w:type="spellEnd"/>
+              <w:t>Responsable de elaboración</w:t>
+            </w:r>
           </w:p>
         </w:tc>
         <w:tc>
@@ -524,7 +502,19 @@
               <w:rPr>
                 <w:szCs w:val="28"/>
               </w:rPr>
-              <w:t>13/05/2026</w:t>
+              <w:t>1</w:t>
+            </w:r>
+            <w:r>
+              <w:rPr>
+                <w:szCs w:val="28"/>
+              </w:rPr>
+              <w:t>6</w:t>
+            </w:r>
+            <w:r>
+              <w:rPr>
+                <w:szCs w:val="28"/>
+              </w:rPr>
+              <w:t>/05/2026</w:t>
             </w:r>
           </w:p>
         </w:tc>
@@ -575,15 +565,7 @@
         <w:pStyle w:val="Ttulo1"/>
       </w:pPr>
       <w:r>
-        <w:t xml:space="preserve">2. Datos </w:t>
-      </w:r>
-      <w:proofErr w:type="spellStart"/>
-      <w:r>
-        <w:t>generales</w:t>
-      </w:r>
-      <w:proofErr w:type="spellEnd"/>
-      <w:r>
-        <w:t xml:space="preserve"> del sprint</w:t>
+        <w:t>2. Datos generales del sprint</w:t>
       </w:r>
     </w:p>
     <w:tbl>
@@ -700,18 +682,71 @@
                 <w:color w:val="000000"/>
                 <w:szCs w:val="28"/>
               </w:rPr>
-              <w:t xml:space="preserve">Fecha de </w:t>
-            </w:r>
-            <w:proofErr w:type="spellStart"/>
+              <w:t>Fecha de inicio</w:t>
+            </w:r>
+          </w:p>
+        </w:tc>
+        <w:tc>
+          <w:tcPr>
+            <w:tcW w:w="4320" w:type="dxa"/>
+          </w:tcPr>
+          <w:p>
+            <w:pPr>
+              <w:rPr>
+                <w:szCs w:val="28"/>
+              </w:rPr>
+            </w:pPr>
+            <w:r>
+              <w:rPr>
+                <w:color w:val="000000"/>
+                <w:szCs w:val="28"/>
+              </w:rPr>
+              <w:t>11</w:t>
+            </w:r>
+            <w:r>
+              <w:rPr>
+                <w:color w:val="000000"/>
+                <w:szCs w:val="28"/>
+              </w:rPr>
+              <w:t>/0</w:t>
+            </w:r>
+            <w:r>
+              <w:rPr>
+                <w:color w:val="000000"/>
+                <w:szCs w:val="28"/>
+              </w:rPr>
+              <w:t>5</w:t>
+            </w:r>
+            <w:r>
+              <w:rPr>
+                <w:color w:val="000000"/>
+                <w:szCs w:val="28"/>
+              </w:rPr>
+              <w:t>/2026</w:t>
+            </w:r>
+          </w:p>
+        </w:tc>
+      </w:tr>
+      <w:tr>
+        <w:tc>
+          <w:tcPr>
+            <w:tcW w:w="4320" w:type="dxa"/>
+            <w:shd w:val="clear" w:color="auto" w:fill="D9E1F2"/>
+          </w:tcPr>
+          <w:p>
+            <w:pPr>
+              <w:rPr>
+                <w:szCs w:val="28"/>
+              </w:rPr>
+            </w:pPr>
             <w:r>
               <w:rPr>
                 <w:b/>
                 <w:color w:val="000000"/>
                 <w:szCs w:val="28"/>
               </w:rPr>
-              <w:t>inicio</w:t>
-            </w:r>
-            <w:proofErr w:type="spellEnd"/>
+              <w:t>Fecha de cierre</w:t>
+            </w:r>
           </w:p>
         </w:tc>
         <w:tc>
@@ -729,70 +764,7 @@
                 <w:color w:val="000000"/>
                 <w:szCs w:val="28"/>
               </w:rPr>
-              <w:t>04</w:t>
-            </w:r>
-            <w:r>
-              <w:rPr>
-                <w:color w:val="000000"/>
-                <w:szCs w:val="28"/>
-              </w:rPr>
-              <w:t>/0</w:t>
-            </w:r>
-            <w:r>
-              <w:rPr>
-                <w:color w:val="000000"/>
-                <w:szCs w:val="28"/>
-              </w:rPr>
-              <w:t>5</w:t>
-            </w:r>
-            <w:r>
-              <w:rPr>
-                <w:color w:val="000000"/>
-                <w:szCs w:val="28"/>
-              </w:rPr>
-              <w:t>/2026</w:t>
-            </w:r>
-          </w:p>
-        </w:tc>
-      </w:tr>
-      <w:tr>
-        <w:tc>
-          <w:tcPr>
-            <w:tcW w:w="4320" w:type="dxa"/>
-            <w:shd w:val="clear" w:color="auto" w:fill="D9E1F2"/>
-          </w:tcPr>
-          <w:p>
-            <w:pPr>
-              <w:rPr>
-                <w:szCs w:val="28"/>
-              </w:rPr>
-            </w:pPr>
-            <w:r>
-              <w:rPr>
-                <w:b/>
-                <w:color w:val="000000"/>
-                <w:szCs w:val="28"/>
-              </w:rPr>
-              <w:t>Fecha de cierre</w:t>
-            </w:r>
-          </w:p>
-        </w:tc>
-        <w:tc>
-          <w:tcPr>
-            <w:tcW w:w="4320" w:type="dxa"/>
-          </w:tcPr>
-          <w:p>
-            <w:pPr>
-              <w:rPr>
-                <w:szCs w:val="28"/>
-              </w:rPr>
-            </w:pPr>
-            <w:r>
-              <w:rPr>
-                <w:color w:val="000000"/>
-                <w:szCs w:val="28"/>
-              </w:rPr>
-              <w:t>08</w:t>
+              <w:t>15</w:t>
             </w:r>
             <w:r>
               <w:rPr>
@@ -910,62 +882,47 @@
         <w:pStyle w:val="Ttulo1"/>
       </w:pPr>
       <w:r>
-        <w:t xml:space="preserve">3. </w:t>
-      </w:r>
-      <w:proofErr w:type="spellStart"/>
-      <w:r>
-        <w:t>Historias</w:t>
-      </w:r>
-      <w:proofErr w:type="spellEnd"/>
-      <w:r>
-        <w:t>/</w:t>
-      </w:r>
-      <w:proofErr w:type="spellStart"/>
-      <w:r>
-        <w:t>Tareas</w:t>
-      </w:r>
-      <w:proofErr w:type="spellEnd"/>
-      <w:r>
-        <w:t xml:space="preserve">: </w:t>
-      </w:r>
-      <w:proofErr w:type="spellStart"/>
-      <w:r>
-        <w:t>Planificado</w:t>
-      </w:r>
-      <w:proofErr w:type="spellEnd"/>
-      <w:r>
-        <w:t xml:space="preserve"> vs. Realizado</w:t>
+        <w:t>3. Historias/Tareas: Planificado vs. Realizado</w:t>
       </w:r>
     </w:p>
     <w:tbl>
       <w:tblPr>
         <w:tblStyle w:val="Tablaconcuadrcula"/>
         <w:tblW w:w="0" w:type="auto"/>
+        <w:tblLayout w:type="fixed"/>
         <w:tblLook w:val="04A0" w:firstRow="1" w:lastRow="0" w:firstColumn="1" w:lastColumn="0" w:noHBand="0" w:noVBand="1"/>
       </w:tblPr>
       <w:tblGrid>
-        <w:gridCol w:w="940"/>
-        <w:gridCol w:w="1323"/>
-        <w:gridCol w:w="576"/>
-        <w:gridCol w:w="1326"/>
-        <w:gridCol w:w="566"/>
-        <w:gridCol w:w="561"/>
-        <w:gridCol w:w="969"/>
-        <w:gridCol w:w="779"/>
-        <w:gridCol w:w="1090"/>
-        <w:gridCol w:w="726"/>
+        <w:gridCol w:w="534"/>
+        <w:gridCol w:w="1417"/>
+        <w:gridCol w:w="567"/>
+        <w:gridCol w:w="1024"/>
+        <w:gridCol w:w="677"/>
+        <w:gridCol w:w="709"/>
+        <w:gridCol w:w="992"/>
+        <w:gridCol w:w="851"/>
+        <w:gridCol w:w="1134"/>
+        <w:gridCol w:w="951"/>
       </w:tblGrid>
       <w:tr>
         <w:tc>
           <w:tcPr>
-            <w:tcW w:w="864" w:type="dxa"/>
+            <w:tcW w:w="534" w:type="dxa"/>
             <w:shd w:val="clear" w:color="auto" w:fill="1F3864"/>
           </w:tcPr>
           <w:p>
+            <w:pPr>
+              <w:rPr>
+                <w:sz w:val="16"/>
+                <w:szCs w:val="16"/>
+              </w:rPr>
+            </w:pPr>
             <w:r>
               <w:rPr>
                 <w:b/>
                 <w:color w:val="FFFFFF"/>
+                <w:sz w:val="16"/>
+                <w:szCs w:val="16"/>
               </w:rPr>
               <w:t>ID</w:t>
             </w:r>
@@ -973,14 +930,22 @@
         </w:tc>
         <w:tc>
           <w:tcPr>
-            <w:tcW w:w="864" w:type="dxa"/>
+            <w:tcW w:w="1417" w:type="dxa"/>
             <w:shd w:val="clear" w:color="auto" w:fill="1F3864"/>
           </w:tcPr>
           <w:p>
+            <w:pPr>
+              <w:rPr>
+                <w:sz w:val="16"/>
+                <w:szCs w:val="16"/>
+              </w:rPr>
+            </w:pPr>
             <w:r>
               <w:rPr>
                 <w:b/>
                 <w:color w:val="FFFFFF"/>
+                <w:sz w:val="16"/>
+                <w:szCs w:val="16"/>
               </w:rPr>
               <w:t>Historia / Tarea</w:t>
             </w:r>
@@ -988,14 +953,22 @@
         </w:tc>
         <w:tc>
           <w:tcPr>
-            <w:tcW w:w="864" w:type="dxa"/>
+            <w:tcW w:w="567" w:type="dxa"/>
             <w:shd w:val="clear" w:color="auto" w:fill="1F3864"/>
           </w:tcPr>
           <w:p>
+            <w:pPr>
+              <w:rPr>
+                <w:sz w:val="16"/>
+                <w:szCs w:val="16"/>
+              </w:rPr>
+            </w:pPr>
             <w:r>
               <w:rPr>
                 <w:b/>
                 <w:color w:val="FFFFFF"/>
+                <w:sz w:val="16"/>
+                <w:szCs w:val="16"/>
               </w:rPr>
               <w:t>Tipo</w:t>
             </w:r>
@@ -1003,14 +976,22 @@
         </w:tc>
         <w:tc>
           <w:tcPr>
-            <w:tcW w:w="864" w:type="dxa"/>
+            <w:tcW w:w="1024" w:type="dxa"/>
             <w:shd w:val="clear" w:color="auto" w:fill="1F3864"/>
           </w:tcPr>
           <w:p>
+            <w:pPr>
+              <w:rPr>
+                <w:sz w:val="16"/>
+                <w:szCs w:val="16"/>
+              </w:rPr>
+            </w:pPr>
             <w:r>
               <w:rPr>
                 <w:b/>
                 <w:color w:val="FFFFFF"/>
+                <w:sz w:val="16"/>
+                <w:szCs w:val="16"/>
               </w:rPr>
               <w:t>Módulo</w:t>
             </w:r>
@@ -1018,14 +999,22 @@
         </w:tc>
         <w:tc>
           <w:tcPr>
-            <w:tcW w:w="864" w:type="dxa"/>
+            <w:tcW w:w="677" w:type="dxa"/>
             <w:shd w:val="clear" w:color="auto" w:fill="1F3864"/>
           </w:tcPr>
           <w:p>
+            <w:pPr>
+              <w:rPr>
+                <w:sz w:val="16"/>
+                <w:szCs w:val="16"/>
+              </w:rPr>
+            </w:pPr>
             <w:r>
               <w:rPr>
                 <w:b/>
                 <w:color w:val="FFFFFF"/>
+                <w:sz w:val="16"/>
+                <w:szCs w:val="16"/>
               </w:rPr>
               <w:t>SP</w:t>
             </w:r>
@@ -1033,6 +1022,8 @@
               <w:rPr>
                 <w:b/>
                 <w:color w:val="FFFFFF"/>
+                <w:sz w:val="16"/>
+                <w:szCs w:val="16"/>
               </w:rPr>
               <w:br/>
               <w:t>Plan</w:t>
@@ -1041,14 +1032,22 @@
         </w:tc>
         <w:tc>
           <w:tcPr>
-            <w:tcW w:w="864" w:type="dxa"/>
+            <w:tcW w:w="709" w:type="dxa"/>
             <w:shd w:val="clear" w:color="auto" w:fill="1F3864"/>
           </w:tcPr>
           <w:p>
+            <w:pPr>
+              <w:rPr>
+                <w:sz w:val="16"/>
+                <w:szCs w:val="16"/>
+              </w:rPr>
+            </w:pPr>
             <w:r>
               <w:rPr>
                 <w:b/>
                 <w:color w:val="FFFFFF"/>
+                <w:sz w:val="16"/>
+                <w:szCs w:val="16"/>
               </w:rPr>
               <w:t>SP</w:t>
             </w:r>
@@ -1056,6 +1055,8 @@
               <w:rPr>
                 <w:b/>
                 <w:color w:val="FFFFFF"/>
+                <w:sz w:val="16"/>
+                <w:szCs w:val="16"/>
               </w:rPr>
               <w:br/>
               <w:t>Real</w:t>
@@ -1064,14 +1065,22 @@
         </w:tc>
         <w:tc>
           <w:tcPr>
-            <w:tcW w:w="864" w:type="dxa"/>
+            <w:tcW w:w="992" w:type="dxa"/>
             <w:shd w:val="clear" w:color="auto" w:fill="1F3864"/>
           </w:tcPr>
           <w:p>
+            <w:pPr>
+              <w:rPr>
+                <w:sz w:val="16"/>
+                <w:szCs w:val="16"/>
+              </w:rPr>
+            </w:pPr>
             <w:r>
               <w:rPr>
                 <w:b/>
                 <w:color w:val="FFFFFF"/>
+                <w:sz w:val="16"/>
+                <w:szCs w:val="16"/>
               </w:rPr>
               <w:t>Variación</w:t>
             </w:r>
@@ -1079,14 +1088,22 @@
         </w:tc>
         <w:tc>
           <w:tcPr>
-            <w:tcW w:w="864" w:type="dxa"/>
+            <w:tcW w:w="851" w:type="dxa"/>
             <w:shd w:val="clear" w:color="auto" w:fill="1F3864"/>
           </w:tcPr>
           <w:p>
+            <w:pPr>
+              <w:rPr>
+                <w:sz w:val="16"/>
+                <w:szCs w:val="16"/>
+              </w:rPr>
+            </w:pPr>
             <w:r>
               <w:rPr>
                 <w:b/>
                 <w:color w:val="FFFFFF"/>
+                <w:sz w:val="16"/>
+                <w:szCs w:val="16"/>
               </w:rPr>
               <w:t>% Avance</w:t>
             </w:r>
@@ -1094,14 +1111,22 @@
         </w:tc>
         <w:tc>
           <w:tcPr>
-            <w:tcW w:w="864" w:type="dxa"/>
+            <w:tcW w:w="1134" w:type="dxa"/>
             <w:shd w:val="clear" w:color="auto" w:fill="1F3864"/>
           </w:tcPr>
           <w:p>
+            <w:pPr>
+              <w:rPr>
+                <w:sz w:val="16"/>
+                <w:szCs w:val="16"/>
+              </w:rPr>
+            </w:pPr>
             <w:r>
               <w:rPr>
                 <w:b/>
                 <w:color w:val="FFFFFF"/>
+                <w:sz w:val="16"/>
+                <w:szCs w:val="16"/>
               </w:rPr>
               <w:t>Estado</w:t>
             </w:r>
@@ -1109,14 +1134,22 @@
         </w:tc>
         <w:tc>
           <w:tcPr>
-            <w:tcW w:w="864" w:type="dxa"/>
+            <w:tcW w:w="951" w:type="dxa"/>
             <w:shd w:val="clear" w:color="auto" w:fill="1F3864"/>
           </w:tcPr>
           <w:p>
+            <w:pPr>
+              <w:rPr>
+                <w:sz w:val="16"/>
+                <w:szCs w:val="16"/>
+              </w:rPr>
+            </w:pPr>
             <w:r>
               <w:rPr>
                 <w:b/>
                 <w:color w:val="FFFFFF"/>
+                <w:sz w:val="16"/>
+                <w:szCs w:val="16"/>
               </w:rPr>
               <w:t>Causa de</w:t>
             </w:r>
@@ -1124,6 +1157,8 @@
               <w:rPr>
                 <w:b/>
                 <w:color w:val="FFFFFF"/>
+                <w:sz w:val="16"/>
+                <w:szCs w:val="16"/>
               </w:rPr>
               <w:br/>
               <w:t>desvío</w:t>
@@ -1134,13 +1169,21 @@
       <w:tr>
         <w:tc>
           <w:tcPr>
-            <w:tcW w:w="864" w:type="dxa"/>
+            <w:tcW w:w="534" w:type="dxa"/>
             <w:shd w:val="clear" w:color="auto" w:fill="D9E1F2"/>
           </w:tcPr>
           <w:p>
+            <w:pPr>
+              <w:rPr>
+                <w:sz w:val="16"/>
+                <w:szCs w:val="16"/>
+              </w:rPr>
+            </w:pPr>
             <w:r>
               <w:rPr>
                 <w:color w:val="000000"/>
+                <w:sz w:val="16"/>
+                <w:szCs w:val="16"/>
               </w:rPr>
               <w:t>HU-16</w:t>
             </w:r>
@@ -1148,18 +1191,22 @@
         </w:tc>
         <w:tc>
           <w:tcPr>
-            <w:tcW w:w="864" w:type="dxa"/>
+            <w:tcW w:w="1417" w:type="dxa"/>
             <w:shd w:val="clear" w:color="auto" w:fill="FFFFFF"/>
           </w:tcPr>
           <w:p>
             <w:pPr>
               <w:rPr>
+                <w:sz w:val="16"/>
+                <w:szCs w:val="16"/>
                 <w:lang w:val="es-EC"/>
               </w:rPr>
             </w:pPr>
             <w:r>
               <w:rPr>
                 <w:color w:val="000000"/>
+                <w:sz w:val="16"/>
+                <w:szCs w:val="16"/>
                 <w:lang w:val="es-EC"/>
               </w:rPr>
               <w:t>Generar planilla mensual de obra en PDF con detalle de avances y horas-hombre</w:t>
@@ -1168,13 +1215,21 @@
         </w:tc>
         <w:tc>
           <w:tcPr>
-            <w:tcW w:w="864" w:type="dxa"/>
+            <w:tcW w:w="567" w:type="dxa"/>
             <w:shd w:val="clear" w:color="auto" w:fill="D9E1F2"/>
           </w:tcPr>
           <w:p>
+            <w:pPr>
+              <w:rPr>
+                <w:sz w:val="16"/>
+                <w:szCs w:val="16"/>
+              </w:rPr>
+            </w:pPr>
             <w:r>
               <w:rPr>
                 <w:color w:val="000000"/>
+                <w:sz w:val="16"/>
+                <w:szCs w:val="16"/>
               </w:rPr>
               <w:t>HU</w:t>
             </w:r>
@@ -1182,13 +1237,21 @@
         </w:tc>
         <w:tc>
           <w:tcPr>
-            <w:tcW w:w="864" w:type="dxa"/>
+            <w:tcW w:w="1024" w:type="dxa"/>
             <w:shd w:val="clear" w:color="auto" w:fill="FFFFFF"/>
           </w:tcPr>
           <w:p>
+            <w:pPr>
+              <w:rPr>
+                <w:sz w:val="16"/>
+                <w:szCs w:val="16"/>
+              </w:rPr>
+            </w:pPr>
             <w:r>
               <w:rPr>
                 <w:color w:val="000000"/>
+                <w:sz w:val="16"/>
+                <w:szCs w:val="16"/>
               </w:rPr>
               <w:t>Planilla</w:t>
             </w:r>
@@ -1196,13 +1259,21 @@
         </w:tc>
         <w:tc>
           <w:tcPr>
-            <w:tcW w:w="864" w:type="dxa"/>
+            <w:tcW w:w="677" w:type="dxa"/>
             <w:shd w:val="clear" w:color="auto" w:fill="D9E1F2"/>
           </w:tcPr>
           <w:p>
+            <w:pPr>
+              <w:rPr>
+                <w:sz w:val="16"/>
+                <w:szCs w:val="16"/>
+              </w:rPr>
+            </w:pPr>
             <w:r>
               <w:rPr>
                 <w:color w:val="000000"/>
+                <w:sz w:val="16"/>
+                <w:szCs w:val="16"/>
               </w:rPr>
               <w:t>5</w:t>
             </w:r>
@@ -1210,13 +1281,21 @@
         </w:tc>
         <w:tc>
           <w:tcPr>
-            <w:tcW w:w="864" w:type="dxa"/>
+            <w:tcW w:w="709" w:type="dxa"/>
             <w:shd w:val="clear" w:color="auto" w:fill="FFFFFF"/>
           </w:tcPr>
           <w:p>
+            <w:pPr>
+              <w:rPr>
+                <w:sz w:val="16"/>
+                <w:szCs w:val="16"/>
+              </w:rPr>
+            </w:pPr>
             <w:r>
               <w:rPr>
                 <w:color w:val="000000"/>
+                <w:sz w:val="16"/>
+                <w:szCs w:val="16"/>
               </w:rPr>
               <w:t>5</w:t>
             </w:r>
@@ -1224,13 +1303,21 @@
         </w:tc>
         <w:tc>
           <w:tcPr>
-            <w:tcW w:w="864" w:type="dxa"/>
+            <w:tcW w:w="992" w:type="dxa"/>
             <w:shd w:val="clear" w:color="auto" w:fill="D9E1F2"/>
           </w:tcPr>
           <w:p>
+            <w:pPr>
+              <w:rPr>
+                <w:sz w:val="16"/>
+                <w:szCs w:val="16"/>
+              </w:rPr>
+            </w:pPr>
             <w:r>
               <w:rPr>
                 <w:color w:val="000000"/>
+                <w:sz w:val="16"/>
+                <w:szCs w:val="16"/>
               </w:rPr>
               <w:t>0</w:t>
             </w:r>
@@ -1238,13 +1325,21 @@
         </w:tc>
         <w:tc>
           <w:tcPr>
-            <w:tcW w:w="864" w:type="dxa"/>
+            <w:tcW w:w="851" w:type="dxa"/>
             <w:shd w:val="clear" w:color="auto" w:fill="FFFFFF"/>
           </w:tcPr>
           <w:p>
+            <w:pPr>
+              <w:rPr>
+                <w:sz w:val="16"/>
+                <w:szCs w:val="16"/>
+              </w:rPr>
+            </w:pPr>
             <w:r>
               <w:rPr>
                 <w:color w:val="000000"/>
+                <w:sz w:val="16"/>
+                <w:szCs w:val="16"/>
               </w:rPr>
               <w:t>100%</w:t>
             </w:r>
@@ -1252,13 +1347,21 @@
         </w:tc>
         <w:tc>
           <w:tcPr>
-            <w:tcW w:w="864" w:type="dxa"/>
+            <w:tcW w:w="1134" w:type="dxa"/>
             <w:shd w:val="clear" w:color="auto" w:fill="E2EFDA"/>
           </w:tcPr>
           <w:p>
+            <w:pPr>
+              <w:rPr>
+                <w:sz w:val="16"/>
+                <w:szCs w:val="16"/>
+              </w:rPr>
+            </w:pPr>
             <w:r>
               <w:rPr>
                 <w:color w:val="000000"/>
+                <w:sz w:val="16"/>
+                <w:szCs w:val="16"/>
               </w:rPr>
               <w:t>Completado</w:t>
             </w:r>
@@ -1266,13 +1369,21 @@
         </w:tc>
         <w:tc>
           <w:tcPr>
-            <w:tcW w:w="864" w:type="dxa"/>
+            <w:tcW w:w="951" w:type="dxa"/>
             <w:shd w:val="clear" w:color="auto" w:fill="FFFFFF"/>
           </w:tcPr>
           <w:p>
+            <w:pPr>
+              <w:rPr>
+                <w:sz w:val="16"/>
+                <w:szCs w:val="16"/>
+              </w:rPr>
+            </w:pPr>
             <w:r>
               <w:rPr>
                 <w:color w:val="000000"/>
+                <w:sz w:val="16"/>
+                <w:szCs w:val="16"/>
               </w:rPr>
               <w:t>Sin desvío</w:t>
             </w:r>
@@ -1282,13 +1393,21 @@
       <w:tr>
         <w:tc>
           <w:tcPr>
-            <w:tcW w:w="864" w:type="dxa"/>
+            <w:tcW w:w="534" w:type="dxa"/>
             <w:shd w:val="clear" w:color="auto" w:fill="D9E1F2"/>
           </w:tcPr>
           <w:p>
+            <w:pPr>
+              <w:rPr>
+                <w:sz w:val="16"/>
+                <w:szCs w:val="16"/>
+              </w:rPr>
+            </w:pPr>
             <w:r>
               <w:rPr>
                 <w:color w:val="000000"/>
+                <w:sz w:val="16"/>
+                <w:szCs w:val="16"/>
               </w:rPr>
               <w:t>HU-17</w:t>
             </w:r>
@@ -1296,41 +1415,513 @@
         </w:tc>
         <w:tc>
           <w:tcPr>
-            <w:tcW w:w="864" w:type="dxa"/>
+            <w:tcW w:w="1417" w:type="dxa"/>
             <w:shd w:val="clear" w:color="auto" w:fill="FFFFFF"/>
           </w:tcPr>
           <w:p>
             <w:pPr>
               <w:rPr>
+                <w:sz w:val="16"/>
+                <w:szCs w:val="16"/>
                 <w:lang w:val="es-EC"/>
               </w:rPr>
             </w:pPr>
             <w:r>
               <w:rPr>
                 <w:color w:val="000000"/>
+                <w:sz w:val="16"/>
+                <w:szCs w:val="16"/>
                 <w:lang w:val="es-EC"/>
               </w:rPr>
-              <w:t xml:space="preserve">Ejecutar cierre contable </w:t>
-            </w:r>
+              <w:t>Ejecutar cierre contable mensual (consolidar gastos, avances y materiales por proyecto)</w:t>
+            </w:r>
+          </w:p>
+        </w:tc>
+        <w:tc>
+          <w:tcPr>
+            <w:tcW w:w="567" w:type="dxa"/>
+            <w:shd w:val="clear" w:color="auto" w:fill="D9E1F2"/>
+          </w:tcPr>
+          <w:p>
+            <w:pPr>
+              <w:rPr>
+                <w:sz w:val="16"/>
+                <w:szCs w:val="16"/>
+              </w:rPr>
+            </w:pPr>
             <w:r>
               <w:rPr>
                 <w:color w:val="000000"/>
+                <w:sz w:val="16"/>
+                <w:szCs w:val="16"/>
+              </w:rPr>
+              <w:t>HU</w:t>
+            </w:r>
+          </w:p>
+        </w:tc>
+        <w:tc>
+          <w:tcPr>
+            <w:tcW w:w="1024" w:type="dxa"/>
+            <w:shd w:val="clear" w:color="auto" w:fill="FFFFFF"/>
+          </w:tcPr>
+          <w:p>
+            <w:pPr>
+              <w:rPr>
+                <w:sz w:val="16"/>
+                <w:szCs w:val="16"/>
+              </w:rPr>
+            </w:pPr>
+            <w:r>
+              <w:rPr>
+                <w:color w:val="000000"/>
+                <w:sz w:val="16"/>
+                <w:szCs w:val="16"/>
+              </w:rPr>
+              <w:t>Contabilidad</w:t>
+            </w:r>
+          </w:p>
+        </w:tc>
+        <w:tc>
+          <w:tcPr>
+            <w:tcW w:w="677" w:type="dxa"/>
+            <w:shd w:val="clear" w:color="auto" w:fill="D9E1F2"/>
+          </w:tcPr>
+          <w:p>
+            <w:pPr>
+              <w:rPr>
+                <w:sz w:val="16"/>
+                <w:szCs w:val="16"/>
+              </w:rPr>
+            </w:pPr>
+            <w:r>
+              <w:rPr>
+                <w:color w:val="000000"/>
+                <w:sz w:val="16"/>
+                <w:szCs w:val="16"/>
+              </w:rPr>
+              <w:t>5</w:t>
+            </w:r>
+          </w:p>
+        </w:tc>
+        <w:tc>
+          <w:tcPr>
+            <w:tcW w:w="709" w:type="dxa"/>
+            <w:shd w:val="clear" w:color="auto" w:fill="FFFFFF"/>
+          </w:tcPr>
+          <w:p>
+            <w:pPr>
+              <w:rPr>
+                <w:sz w:val="16"/>
+                <w:szCs w:val="16"/>
+              </w:rPr>
+            </w:pPr>
+            <w:r>
+              <w:rPr>
+                <w:color w:val="000000"/>
+                <w:sz w:val="16"/>
+                <w:szCs w:val="16"/>
+              </w:rPr>
+              <w:t>5</w:t>
+            </w:r>
+          </w:p>
+        </w:tc>
+        <w:tc>
+          <w:tcPr>
+            <w:tcW w:w="992" w:type="dxa"/>
+            <w:shd w:val="clear" w:color="auto" w:fill="D9E1F2"/>
+          </w:tcPr>
+          <w:p>
+            <w:pPr>
+              <w:rPr>
+                <w:sz w:val="16"/>
+                <w:szCs w:val="16"/>
+              </w:rPr>
+            </w:pPr>
+            <w:r>
+              <w:rPr>
+                <w:color w:val="000000"/>
+                <w:sz w:val="16"/>
+                <w:szCs w:val="16"/>
+              </w:rPr>
+              <w:t>0</w:t>
+            </w:r>
+          </w:p>
+        </w:tc>
+        <w:tc>
+          <w:tcPr>
+            <w:tcW w:w="851" w:type="dxa"/>
+            <w:shd w:val="clear" w:color="auto" w:fill="FFFFFF"/>
+          </w:tcPr>
+          <w:p>
+            <w:pPr>
+              <w:rPr>
+                <w:sz w:val="16"/>
+                <w:szCs w:val="16"/>
+              </w:rPr>
+            </w:pPr>
+            <w:r>
+              <w:rPr>
+                <w:color w:val="000000"/>
+                <w:sz w:val="16"/>
+                <w:szCs w:val="16"/>
+              </w:rPr>
+              <w:t>100%</w:t>
+            </w:r>
+          </w:p>
+        </w:tc>
+        <w:tc>
+          <w:tcPr>
+            <w:tcW w:w="1134" w:type="dxa"/>
+            <w:shd w:val="clear" w:color="auto" w:fill="E2EFDA"/>
+          </w:tcPr>
+          <w:p>
+            <w:pPr>
+              <w:rPr>
+                <w:sz w:val="16"/>
+                <w:szCs w:val="16"/>
+              </w:rPr>
+            </w:pPr>
+            <w:r>
+              <w:rPr>
+                <w:color w:val="000000"/>
+                <w:sz w:val="16"/>
+                <w:szCs w:val="16"/>
+              </w:rPr>
+              <w:t>Completado</w:t>
+            </w:r>
+          </w:p>
+        </w:tc>
+        <w:tc>
+          <w:tcPr>
+            <w:tcW w:w="951" w:type="dxa"/>
+            <w:shd w:val="clear" w:color="auto" w:fill="FFFFFF"/>
+          </w:tcPr>
+          <w:p>
+            <w:pPr>
+              <w:rPr>
+                <w:sz w:val="16"/>
+                <w:szCs w:val="16"/>
+              </w:rPr>
+            </w:pPr>
+            <w:r>
+              <w:rPr>
+                <w:color w:val="000000"/>
+                <w:sz w:val="16"/>
+                <w:szCs w:val="16"/>
+              </w:rPr>
+              <w:t>Sin desvío</w:t>
+            </w:r>
+          </w:p>
+        </w:tc>
+      </w:tr>
+      <w:tr>
+        <w:tc>
+          <w:tcPr>
+            <w:tcW w:w="534" w:type="dxa"/>
+            <w:shd w:val="clear" w:color="auto" w:fill="D9E1F2"/>
+          </w:tcPr>
+          <w:p>
+            <w:pPr>
+              <w:rPr>
+                <w:sz w:val="16"/>
+                <w:szCs w:val="16"/>
+              </w:rPr>
+            </w:pPr>
+            <w:r>
+              <w:rPr>
+                <w:color w:val="000000"/>
+                <w:sz w:val="16"/>
+                <w:szCs w:val="16"/>
+              </w:rPr>
+              <w:t>HU-18</w:t>
+            </w:r>
+          </w:p>
+        </w:tc>
+        <w:tc>
+          <w:tcPr>
+            <w:tcW w:w="1417" w:type="dxa"/>
+            <w:shd w:val="clear" w:color="auto" w:fill="FFFFFF"/>
+          </w:tcPr>
+          <w:p>
+            <w:pPr>
+              <w:rPr>
+                <w:sz w:val="16"/>
+                <w:szCs w:val="16"/>
                 <w:lang w:val="es-EC"/>
               </w:rPr>
+            </w:pPr>
+            <w:r>
+              <w:rPr>
+                <w:color w:val="000000"/>
+                <w:sz w:val="16"/>
+                <w:szCs w:val="16"/>
+                <w:lang w:val="es-EC"/>
+              </w:rPr>
+              <w:t>Consultar historial de planillas mensuales generadas por proyecto con filtro de periodo</w:t>
+            </w:r>
+          </w:p>
+        </w:tc>
+        <w:tc>
+          <w:tcPr>
+            <w:tcW w:w="567" w:type="dxa"/>
+            <w:shd w:val="clear" w:color="auto" w:fill="D9E1F2"/>
+          </w:tcPr>
+          <w:p>
+            <w:pPr>
+              <w:rPr>
+                <w:sz w:val="16"/>
+                <w:szCs w:val="16"/>
+              </w:rPr>
+            </w:pPr>
+            <w:r>
+              <w:rPr>
+                <w:color w:val="000000"/>
+                <w:sz w:val="16"/>
+                <w:szCs w:val="16"/>
+              </w:rPr>
+              <w:t>HU</w:t>
+            </w:r>
+          </w:p>
+        </w:tc>
+        <w:tc>
+          <w:tcPr>
+            <w:tcW w:w="1024" w:type="dxa"/>
+            <w:shd w:val="clear" w:color="auto" w:fill="FFFFFF"/>
+          </w:tcPr>
+          <w:p>
+            <w:pPr>
+              <w:rPr>
+                <w:sz w:val="16"/>
+                <w:szCs w:val="16"/>
+              </w:rPr>
+            </w:pPr>
+            <w:r>
+              <w:rPr>
+                <w:color w:val="000000"/>
+                <w:sz w:val="16"/>
+                <w:szCs w:val="16"/>
+              </w:rPr>
+              <w:t>Planilla</w:t>
+            </w:r>
+          </w:p>
+        </w:tc>
+        <w:tc>
+          <w:tcPr>
+            <w:tcW w:w="677" w:type="dxa"/>
+            <w:shd w:val="clear" w:color="auto" w:fill="D9E1F2"/>
+          </w:tcPr>
+          <w:p>
+            <w:pPr>
+              <w:rPr>
+                <w:sz w:val="16"/>
+                <w:szCs w:val="16"/>
+              </w:rPr>
+            </w:pPr>
+            <w:r>
+              <w:rPr>
+                <w:color w:val="000000"/>
+                <w:sz w:val="16"/>
+                <w:szCs w:val="16"/>
+              </w:rPr>
+              <w:t>3</w:t>
+            </w:r>
+          </w:p>
+        </w:tc>
+        <w:tc>
+          <w:tcPr>
+            <w:tcW w:w="709" w:type="dxa"/>
+            <w:shd w:val="clear" w:color="auto" w:fill="FFFFFF"/>
+          </w:tcPr>
+          <w:p>
+            <w:pPr>
+              <w:rPr>
+                <w:sz w:val="16"/>
+                <w:szCs w:val="16"/>
+              </w:rPr>
+            </w:pPr>
+            <w:r>
+              <w:rPr>
+                <w:color w:val="000000"/>
+                <w:sz w:val="16"/>
+                <w:szCs w:val="16"/>
+              </w:rPr>
+              <w:t>3</w:t>
+            </w:r>
+          </w:p>
+        </w:tc>
+        <w:tc>
+          <w:tcPr>
+            <w:tcW w:w="992" w:type="dxa"/>
+            <w:shd w:val="clear" w:color="auto" w:fill="D9E1F2"/>
+          </w:tcPr>
+          <w:p>
+            <w:pPr>
+              <w:rPr>
+                <w:sz w:val="16"/>
+                <w:szCs w:val="16"/>
+              </w:rPr>
+            </w:pPr>
+            <w:r>
+              <w:rPr>
+                <w:color w:val="000000"/>
+                <w:sz w:val="16"/>
+                <w:szCs w:val="16"/>
+              </w:rPr>
+              <w:t>0</w:t>
+            </w:r>
+          </w:p>
+        </w:tc>
+        <w:tc>
+          <w:tcPr>
+            <w:tcW w:w="851" w:type="dxa"/>
+            <w:shd w:val="clear" w:color="auto" w:fill="FFFFFF"/>
+          </w:tcPr>
+          <w:p>
+            <w:pPr>
+              <w:rPr>
+                <w:sz w:val="16"/>
+                <w:szCs w:val="16"/>
+              </w:rPr>
+            </w:pPr>
+            <w:r>
+              <w:rPr>
+                <w:color w:val="000000"/>
+                <w:sz w:val="16"/>
+                <w:szCs w:val="16"/>
+              </w:rPr>
+              <w:t>100%</w:t>
+            </w:r>
+          </w:p>
+        </w:tc>
+        <w:tc>
+          <w:tcPr>
+            <w:tcW w:w="1134" w:type="dxa"/>
+            <w:shd w:val="clear" w:color="auto" w:fill="E2EFDA"/>
+          </w:tcPr>
+          <w:p>
+            <w:pPr>
+              <w:rPr>
+                <w:sz w:val="16"/>
+                <w:szCs w:val="16"/>
+              </w:rPr>
+            </w:pPr>
+            <w:r>
+              <w:rPr>
+                <w:color w:val="000000"/>
+                <w:sz w:val="16"/>
+                <w:szCs w:val="16"/>
+              </w:rPr>
+              <w:t>Completado</w:t>
+            </w:r>
+          </w:p>
+        </w:tc>
+        <w:tc>
+          <w:tcPr>
+            <w:tcW w:w="951" w:type="dxa"/>
+            <w:shd w:val="clear" w:color="auto" w:fill="FFFFFF"/>
+          </w:tcPr>
+          <w:p>
+            <w:pPr>
+              <w:rPr>
+                <w:sz w:val="16"/>
+                <w:szCs w:val="16"/>
+              </w:rPr>
+            </w:pPr>
+            <w:r>
+              <w:rPr>
+                <w:color w:val="000000"/>
+                <w:sz w:val="16"/>
+                <w:szCs w:val="16"/>
+              </w:rPr>
+              <w:t>Sin desvío</w:t>
+            </w:r>
+          </w:p>
+        </w:tc>
+      </w:tr>
+      <w:tr>
+        <w:tc>
+          <w:tcPr>
+            <w:tcW w:w="534" w:type="dxa"/>
+            <w:shd w:val="clear" w:color="auto" w:fill="D9E1F2"/>
+          </w:tcPr>
+          <w:p>
+            <w:pPr>
+              <w:rPr>
+                <w:sz w:val="16"/>
+                <w:szCs w:val="16"/>
+              </w:rPr>
+            </w:pPr>
+            <w:r>
+              <w:rPr>
+                <w:color w:val="000000"/>
+                <w:sz w:val="16"/>
+                <w:szCs w:val="16"/>
+              </w:rPr>
+              <w:t>HU-</w:t>
+            </w:r>
+            <w:r>
+              <w:rPr>
+                <w:color w:val="000000"/>
+                <w:sz w:val="16"/>
+                <w:szCs w:val="16"/>
+              </w:rPr>
               <w:lastRenderedPageBreak/>
-              <w:t>mensual (consolidar gastos, avances y materiales por proyecto)</w:t>
-            </w:r>
-          </w:p>
-        </w:tc>
-        <w:tc>
-          <w:tcPr>
-            <w:tcW w:w="864" w:type="dxa"/>
+              <w:t>19</w:t>
+            </w:r>
+          </w:p>
+        </w:tc>
+        <w:tc>
+          <w:tcPr>
+            <w:tcW w:w="1417" w:type="dxa"/>
+            <w:shd w:val="clear" w:color="auto" w:fill="FFFFFF"/>
+          </w:tcPr>
+          <w:p>
+            <w:pPr>
+              <w:rPr>
+                <w:sz w:val="16"/>
+                <w:szCs w:val="16"/>
+                <w:lang w:val="es-EC"/>
+              </w:rPr>
+            </w:pPr>
+            <w:r>
+              <w:rPr>
+                <w:color w:val="000000"/>
+                <w:sz w:val="16"/>
+                <w:szCs w:val="16"/>
+                <w:lang w:val="es-EC"/>
+              </w:rPr>
+              <w:lastRenderedPageBreak/>
+              <w:t xml:space="preserve">Registrar y listar </w:t>
+            </w:r>
+            <w:r>
+              <w:rPr>
+                <w:color w:val="000000"/>
+                <w:sz w:val="16"/>
+                <w:szCs w:val="16"/>
+                <w:lang w:val="es-EC"/>
+              </w:rPr>
+              <w:lastRenderedPageBreak/>
+              <w:t>gastos operativos del cierre contable con detalle de rubros</w:t>
+            </w:r>
+          </w:p>
+        </w:tc>
+        <w:tc>
+          <w:tcPr>
+            <w:tcW w:w="567" w:type="dxa"/>
             <w:shd w:val="clear" w:color="auto" w:fill="D9E1F2"/>
           </w:tcPr>
           <w:p>
+            <w:pPr>
+              <w:rPr>
+                <w:sz w:val="16"/>
+                <w:szCs w:val="16"/>
+              </w:rPr>
+            </w:pPr>
             <w:r>
               <w:rPr>
                 <w:color w:val="000000"/>
+                <w:sz w:val="16"/>
+                <w:szCs w:val="16"/>
               </w:rPr>
               <w:lastRenderedPageBreak/>
               <w:t>HU</w:t>
@@ -1339,55 +1930,97 @@
         </w:tc>
         <w:tc>
           <w:tcPr>
-            <w:tcW w:w="864" w:type="dxa"/>
+            <w:tcW w:w="1024" w:type="dxa"/>
             <w:shd w:val="clear" w:color="auto" w:fill="FFFFFF"/>
           </w:tcPr>
           <w:p>
+            <w:pPr>
+              <w:rPr>
+                <w:sz w:val="16"/>
+                <w:szCs w:val="16"/>
+              </w:rPr>
+            </w:pPr>
             <w:r>
               <w:rPr>
                 <w:color w:val="000000"/>
-              </w:rPr>
-              <w:t>Contabilidad</w:t>
-            </w:r>
-          </w:p>
-        </w:tc>
-        <w:tc>
-          <w:tcPr>
-            <w:tcW w:w="864" w:type="dxa"/>
+                <w:sz w:val="16"/>
+                <w:szCs w:val="16"/>
+              </w:rPr>
+              <w:t>Contabilida</w:t>
+            </w:r>
+            <w:r>
+              <w:rPr>
+                <w:color w:val="000000"/>
+                <w:sz w:val="16"/>
+                <w:szCs w:val="16"/>
+              </w:rPr>
+              <w:lastRenderedPageBreak/>
+              <w:t>d</w:t>
+            </w:r>
+          </w:p>
+        </w:tc>
+        <w:tc>
+          <w:tcPr>
+            <w:tcW w:w="677" w:type="dxa"/>
             <w:shd w:val="clear" w:color="auto" w:fill="D9E1F2"/>
           </w:tcPr>
           <w:p>
+            <w:pPr>
+              <w:rPr>
+                <w:sz w:val="16"/>
+                <w:szCs w:val="16"/>
+              </w:rPr>
+            </w:pPr>
             <w:r>
               <w:rPr>
                 <w:color w:val="000000"/>
-              </w:rPr>
-              <w:t>5</w:t>
-            </w:r>
-          </w:p>
-        </w:tc>
-        <w:tc>
-          <w:tcPr>
-            <w:tcW w:w="864" w:type="dxa"/>
+                <w:sz w:val="16"/>
+                <w:szCs w:val="16"/>
+              </w:rPr>
+              <w:lastRenderedPageBreak/>
+              <w:t>3</w:t>
+            </w:r>
+          </w:p>
+        </w:tc>
+        <w:tc>
+          <w:tcPr>
+            <w:tcW w:w="709" w:type="dxa"/>
             <w:shd w:val="clear" w:color="auto" w:fill="FFFFFF"/>
           </w:tcPr>
           <w:p>
+            <w:pPr>
+              <w:rPr>
+                <w:sz w:val="16"/>
+                <w:szCs w:val="16"/>
+              </w:rPr>
+            </w:pPr>
             <w:r>
               <w:rPr>
                 <w:color w:val="000000"/>
-              </w:rPr>
-              <w:t>5</w:t>
-            </w:r>
-          </w:p>
-        </w:tc>
-        <w:tc>
-          <w:tcPr>
-            <w:tcW w:w="864" w:type="dxa"/>
+                <w:sz w:val="16"/>
+                <w:szCs w:val="16"/>
+              </w:rPr>
+              <w:t>3</w:t>
+            </w:r>
+          </w:p>
+        </w:tc>
+        <w:tc>
+          <w:tcPr>
+            <w:tcW w:w="992" w:type="dxa"/>
             <w:shd w:val="clear" w:color="auto" w:fill="D9E1F2"/>
           </w:tcPr>
           <w:p>
+            <w:pPr>
+              <w:rPr>
+                <w:sz w:val="16"/>
+                <w:szCs w:val="16"/>
+              </w:rPr>
+            </w:pPr>
             <w:r>
               <w:rPr>
                 <w:color w:val="000000"/>
+                <w:sz w:val="16"/>
+                <w:szCs w:val="16"/>
               </w:rPr>
               <w:t>0</w:t>
             </w:r>
@@ -1395,13 +2028,21 @@
         </w:tc>
         <w:tc>
           <w:tcPr>
-            <w:tcW w:w="864" w:type="dxa"/>
+            <w:tcW w:w="851" w:type="dxa"/>
             <w:shd w:val="clear" w:color="auto" w:fill="FFFFFF"/>
           </w:tcPr>
           <w:p>
+            <w:pPr>
+              <w:rPr>
+                <w:sz w:val="16"/>
+                <w:szCs w:val="16"/>
+              </w:rPr>
+            </w:pPr>
             <w:r>
               <w:rPr>
                 <w:color w:val="000000"/>
+                <w:sz w:val="16"/>
+                <w:szCs w:val="16"/>
               </w:rPr>
               <w:t>100%</w:t>
             </w:r>
@@ -1409,13 +2050,21 @@
         </w:tc>
         <w:tc>
           <w:tcPr>
-            <w:tcW w:w="864" w:type="dxa"/>
+            <w:tcW w:w="1134" w:type="dxa"/>
             <w:shd w:val="clear" w:color="auto" w:fill="E2EFDA"/>
           </w:tcPr>
           <w:p>
+            <w:pPr>
+              <w:rPr>
+                <w:sz w:val="16"/>
+                <w:szCs w:val="16"/>
+              </w:rPr>
+            </w:pPr>
             <w:r>
               <w:rPr>
                 <w:color w:val="000000"/>
+                <w:sz w:val="16"/>
+                <w:szCs w:val="16"/>
               </w:rPr>
               <w:t>Completado</w:t>
             </w:r>
@@ -1423,13 +2072,21 @@
         </w:tc>
         <w:tc>
           <w:tcPr>
-            <w:tcW w:w="864" w:type="dxa"/>
+            <w:tcW w:w="951" w:type="dxa"/>
             <w:shd w:val="clear" w:color="auto" w:fill="FFFFFF"/>
           </w:tcPr>
           <w:p>
+            <w:pPr>
+              <w:rPr>
+                <w:sz w:val="16"/>
+                <w:szCs w:val="16"/>
+              </w:rPr>
+            </w:pPr>
             <w:r>
               <w:rPr>
                 <w:color w:val="000000"/>
+                <w:sz w:val="16"/>
+                <w:szCs w:val="16"/>
               </w:rPr>
               <w:t>Sin desvío</w:t>
             </w:r>
@@ -1439,75 +2096,111 @@
       <w:tr>
         <w:tc>
           <w:tcPr>
-            <w:tcW w:w="864" w:type="dxa"/>
+            <w:tcW w:w="534" w:type="dxa"/>
             <w:shd w:val="clear" w:color="auto" w:fill="D9E1F2"/>
           </w:tcPr>
           <w:p>
+            <w:pPr>
+              <w:rPr>
+                <w:sz w:val="16"/>
+                <w:szCs w:val="16"/>
+              </w:rPr>
+            </w:pPr>
             <w:r>
               <w:rPr>
                 <w:color w:val="000000"/>
-              </w:rPr>
-              <w:t>HU-18</w:t>
-            </w:r>
-          </w:p>
-        </w:tc>
-        <w:tc>
-          <w:tcPr>
-            <w:tcW w:w="864" w:type="dxa"/>
+                <w:sz w:val="16"/>
+                <w:szCs w:val="16"/>
+              </w:rPr>
+              <w:t>HT-11</w:t>
+            </w:r>
+          </w:p>
+        </w:tc>
+        <w:tc>
+          <w:tcPr>
+            <w:tcW w:w="1417" w:type="dxa"/>
             <w:shd w:val="clear" w:color="auto" w:fill="FFFFFF"/>
           </w:tcPr>
           <w:p>
             <w:pPr>
               <w:rPr>
+                <w:sz w:val="16"/>
+                <w:szCs w:val="16"/>
                 <w:lang w:val="es-EC"/>
               </w:rPr>
             </w:pPr>
             <w:r>
               <w:rPr>
                 <w:color w:val="000000"/>
+                <w:sz w:val="16"/>
+                <w:szCs w:val="16"/>
                 <w:lang w:val="es-EC"/>
               </w:rPr>
-              <w:t>Consultar historial de planillas mensuales generadas por proyecto con filtro de periodo</w:t>
-            </w:r>
-          </w:p>
-        </w:tc>
-        <w:tc>
-          <w:tcPr>
-            <w:tcW w:w="864" w:type="dxa"/>
+              <w:t>Integrar librería PDFKit para generación de planillas mensuales en backend</w:t>
+            </w:r>
+          </w:p>
+        </w:tc>
+        <w:tc>
+          <w:tcPr>
+            <w:tcW w:w="567" w:type="dxa"/>
             <w:shd w:val="clear" w:color="auto" w:fill="D9E1F2"/>
           </w:tcPr>
           <w:p>
+            <w:pPr>
+              <w:rPr>
+                <w:sz w:val="16"/>
+                <w:szCs w:val="16"/>
+              </w:rPr>
+            </w:pPr>
             <w:r>
               <w:rPr>
                 <w:color w:val="000000"/>
-              </w:rPr>
-              <w:t>HU</w:t>
-            </w:r>
-          </w:p>
-        </w:tc>
-        <w:tc>
-          <w:tcPr>
-            <w:tcW w:w="864" w:type="dxa"/>
+                <w:sz w:val="16"/>
+                <w:szCs w:val="16"/>
+              </w:rPr>
+              <w:t>HT</w:t>
+            </w:r>
+          </w:p>
+        </w:tc>
+        <w:tc>
+          <w:tcPr>
+            <w:tcW w:w="1024" w:type="dxa"/>
             <w:shd w:val="clear" w:color="auto" w:fill="FFFFFF"/>
           </w:tcPr>
           <w:p>
+            <w:pPr>
+              <w:rPr>
+                <w:sz w:val="16"/>
+                <w:szCs w:val="16"/>
+              </w:rPr>
+            </w:pPr>
             <w:r>
               <w:rPr>
                 <w:color w:val="000000"/>
-              </w:rPr>
-              <w:t>Planilla</w:t>
-            </w:r>
-          </w:p>
-        </w:tc>
-        <w:tc>
-          <w:tcPr>
-            <w:tcW w:w="864" w:type="dxa"/>
+                <w:sz w:val="16"/>
+                <w:szCs w:val="16"/>
+              </w:rPr>
+              <w:t>Infraestructura</w:t>
+            </w:r>
+          </w:p>
+        </w:tc>
+        <w:tc>
+          <w:tcPr>
+            <w:tcW w:w="677" w:type="dxa"/>
             <w:shd w:val="clear" w:color="auto" w:fill="D9E1F2"/>
           </w:tcPr>
           <w:p>
+            <w:pPr>
+              <w:rPr>
+                <w:sz w:val="16"/>
+                <w:szCs w:val="16"/>
+              </w:rPr>
+            </w:pPr>
             <w:r>
               <w:rPr>
                 <w:color w:val="000000"/>
+                <w:sz w:val="16"/>
+                <w:szCs w:val="16"/>
               </w:rPr>
               <w:t>3</w:t>
             </w:r>
@@ -1515,13 +2208,21 @@
         </w:tc>
         <w:tc>
           <w:tcPr>
-            <w:tcW w:w="864" w:type="dxa"/>
+            <w:tcW w:w="709" w:type="dxa"/>
             <w:shd w:val="clear" w:color="auto" w:fill="FFFFFF"/>
           </w:tcPr>
           <w:p>
+            <w:pPr>
+              <w:rPr>
+                <w:sz w:val="16"/>
+                <w:szCs w:val="16"/>
+              </w:rPr>
+            </w:pPr>
             <w:r>
               <w:rPr>
                 <w:color w:val="000000"/>
+                <w:sz w:val="16"/>
+                <w:szCs w:val="16"/>
               </w:rPr>
               <w:t>3</w:t>
             </w:r>
@@ -1529,13 +2230,21 @@
         </w:tc>
         <w:tc>
           <w:tcPr>
-            <w:tcW w:w="864" w:type="dxa"/>
+            <w:tcW w:w="992" w:type="dxa"/>
             <w:shd w:val="clear" w:color="auto" w:fill="D9E1F2"/>
           </w:tcPr>
           <w:p>
+            <w:pPr>
+              <w:rPr>
+                <w:sz w:val="16"/>
+                <w:szCs w:val="16"/>
+              </w:rPr>
+            </w:pPr>
             <w:r>
               <w:rPr>
                 <w:color w:val="000000"/>
+                <w:sz w:val="16"/>
+                <w:szCs w:val="16"/>
               </w:rPr>
               <w:t>0</w:t>
             </w:r>
@@ -1543,13 +2252,21 @@
         </w:tc>
         <w:tc>
           <w:tcPr>
-            <w:tcW w:w="864" w:type="dxa"/>
+            <w:tcW w:w="851" w:type="dxa"/>
             <w:shd w:val="clear" w:color="auto" w:fill="FFFFFF"/>
           </w:tcPr>
           <w:p>
+            <w:pPr>
+              <w:rPr>
+                <w:sz w:val="16"/>
+                <w:szCs w:val="16"/>
+              </w:rPr>
+            </w:pPr>
             <w:r>
               <w:rPr>
                 <w:color w:val="000000"/>
+                <w:sz w:val="16"/>
+                <w:szCs w:val="16"/>
               </w:rPr>
               <w:t>100%</w:t>
             </w:r>
@@ -1557,13 +2274,21 @@
         </w:tc>
         <w:tc>
           <w:tcPr>
-            <w:tcW w:w="864" w:type="dxa"/>
+            <w:tcW w:w="1134" w:type="dxa"/>
             <w:shd w:val="clear" w:color="auto" w:fill="E2EFDA"/>
           </w:tcPr>
           <w:p>
+            <w:pPr>
+              <w:rPr>
+                <w:sz w:val="16"/>
+                <w:szCs w:val="16"/>
+              </w:rPr>
+            </w:pPr>
             <w:r>
               <w:rPr>
                 <w:color w:val="000000"/>
+                <w:sz w:val="16"/>
+                <w:szCs w:val="16"/>
               </w:rPr>
               <w:t>Completado</w:t>
             </w:r>
@@ -1571,13 +2296,21 @@
         </w:tc>
         <w:tc>
           <w:tcPr>
-            <w:tcW w:w="864" w:type="dxa"/>
+            <w:tcW w:w="951" w:type="dxa"/>
             <w:shd w:val="clear" w:color="auto" w:fill="FFFFFF"/>
           </w:tcPr>
           <w:p>
+            <w:pPr>
+              <w:rPr>
+                <w:sz w:val="16"/>
+                <w:szCs w:val="16"/>
+              </w:rPr>
+            </w:pPr>
             <w:r>
               <w:rPr>
                 <w:color w:val="000000"/>
+                <w:sz w:val="16"/>
+                <w:szCs w:val="16"/>
               </w:rPr>
               <w:t>Sin desvío</w:t>
             </w:r>
@@ -1587,75 +2320,111 @@
       <w:tr>
         <w:tc>
           <w:tcPr>
-            <w:tcW w:w="864" w:type="dxa"/>
+            <w:tcW w:w="534" w:type="dxa"/>
             <w:shd w:val="clear" w:color="auto" w:fill="D9E1F2"/>
           </w:tcPr>
           <w:p>
+            <w:pPr>
+              <w:rPr>
+                <w:sz w:val="16"/>
+                <w:szCs w:val="16"/>
+              </w:rPr>
+            </w:pPr>
             <w:r>
               <w:rPr>
                 <w:color w:val="000000"/>
-              </w:rPr>
-              <w:t>HU-19</w:t>
-            </w:r>
-          </w:p>
-        </w:tc>
-        <w:tc>
-          <w:tcPr>
-            <w:tcW w:w="864" w:type="dxa"/>
+                <w:sz w:val="16"/>
+                <w:szCs w:val="16"/>
+              </w:rPr>
+              <w:t>HT-12</w:t>
+            </w:r>
+          </w:p>
+        </w:tc>
+        <w:tc>
+          <w:tcPr>
+            <w:tcW w:w="1417" w:type="dxa"/>
             <w:shd w:val="clear" w:color="auto" w:fill="FFFFFF"/>
           </w:tcPr>
           <w:p>
             <w:pPr>
               <w:rPr>
+                <w:sz w:val="16"/>
+                <w:szCs w:val="16"/>
                 <w:lang w:val="es-EC"/>
               </w:rPr>
             </w:pPr>
             <w:r>
               <w:rPr>
                 <w:color w:val="000000"/>
+                <w:sz w:val="16"/>
+                <w:szCs w:val="16"/>
                 <w:lang w:val="es-EC"/>
               </w:rPr>
-              <w:t>Registrar y listar gastos operativos del cierre contable con detalle de rubros</w:t>
-            </w:r>
-          </w:p>
-        </w:tc>
-        <w:tc>
-          <w:tcPr>
-            <w:tcW w:w="864" w:type="dxa"/>
+              <w:t>Suite de pruebas automatizadas: planilla mensual y cierre contable</w:t>
+            </w:r>
+          </w:p>
+        </w:tc>
+        <w:tc>
+          <w:tcPr>
+            <w:tcW w:w="567" w:type="dxa"/>
             <w:shd w:val="clear" w:color="auto" w:fill="D9E1F2"/>
           </w:tcPr>
           <w:p>
+            <w:pPr>
+              <w:rPr>
+                <w:sz w:val="16"/>
+                <w:szCs w:val="16"/>
+              </w:rPr>
+            </w:pPr>
             <w:r>
               <w:rPr>
                 <w:color w:val="000000"/>
-              </w:rPr>
-              <w:t>HU</w:t>
-            </w:r>
-          </w:p>
-        </w:tc>
-        <w:tc>
-          <w:tcPr>
-            <w:tcW w:w="864" w:type="dxa"/>
+                <w:sz w:val="16"/>
+                <w:szCs w:val="16"/>
+              </w:rPr>
+              <w:t>HT</w:t>
+            </w:r>
+          </w:p>
+        </w:tc>
+        <w:tc>
+          <w:tcPr>
+            <w:tcW w:w="1024" w:type="dxa"/>
             <w:shd w:val="clear" w:color="auto" w:fill="FFFFFF"/>
           </w:tcPr>
           <w:p>
+            <w:pPr>
+              <w:rPr>
+                <w:sz w:val="16"/>
+                <w:szCs w:val="16"/>
+              </w:rPr>
+            </w:pPr>
             <w:r>
               <w:rPr>
                 <w:color w:val="000000"/>
-              </w:rPr>
-              <w:t>Contabilidad</w:t>
-            </w:r>
-          </w:p>
-        </w:tc>
-        <w:tc>
-          <w:tcPr>
-            <w:tcW w:w="864" w:type="dxa"/>
+                <w:sz w:val="16"/>
+                <w:szCs w:val="16"/>
+              </w:rPr>
+              <w:t>Calidad</w:t>
+            </w:r>
+          </w:p>
+        </w:tc>
+        <w:tc>
+          <w:tcPr>
+            <w:tcW w:w="677" w:type="dxa"/>
             <w:shd w:val="clear" w:color="auto" w:fill="D9E1F2"/>
           </w:tcPr>
           <w:p>
+            <w:pPr>
+              <w:rPr>
+                <w:sz w:val="16"/>
+                <w:szCs w:val="16"/>
+              </w:rPr>
+            </w:pPr>
             <w:r>
               <w:rPr>
                 <w:color w:val="000000"/>
+                <w:sz w:val="16"/>
+                <w:szCs w:val="16"/>
               </w:rPr>
               <w:t>3</w:t>
             </w:r>
@@ -1663,13 +2432,21 @@
         </w:tc>
         <w:tc>
           <w:tcPr>
-            <w:tcW w:w="864" w:type="dxa"/>
+            <w:tcW w:w="709" w:type="dxa"/>
             <w:shd w:val="clear" w:color="auto" w:fill="FFFFFF"/>
           </w:tcPr>
           <w:p>
+            <w:pPr>
+              <w:rPr>
+                <w:sz w:val="16"/>
+                <w:szCs w:val="16"/>
+              </w:rPr>
+            </w:pPr>
             <w:r>
               <w:rPr>
                 <w:color w:val="000000"/>
+                <w:sz w:val="16"/>
+                <w:szCs w:val="16"/>
               </w:rPr>
               <w:t>3</w:t>
             </w:r>
@@ -1677,13 +2454,21 @@
         </w:tc>
         <w:tc>
           <w:tcPr>
-            <w:tcW w:w="864" w:type="dxa"/>
+            <w:tcW w:w="992" w:type="dxa"/>
             <w:shd w:val="clear" w:color="auto" w:fill="D9E1F2"/>
           </w:tcPr>
           <w:p>
+            <w:pPr>
+              <w:rPr>
+                <w:sz w:val="16"/>
+                <w:szCs w:val="16"/>
+              </w:rPr>
+            </w:pPr>
             <w:r>
               <w:rPr>
                 <w:color w:val="000000"/>
+                <w:sz w:val="16"/>
+                <w:szCs w:val="16"/>
               </w:rPr>
               <w:t>0</w:t>
             </w:r>
@@ -1691,13 +2476,21 @@
         </w:tc>
         <w:tc>
           <w:tcPr>
-            <w:tcW w:w="864" w:type="dxa"/>
+            <w:tcW w:w="851" w:type="dxa"/>
             <w:shd w:val="clear" w:color="auto" w:fill="FFFFFF"/>
           </w:tcPr>
           <w:p>
+            <w:pPr>
+              <w:rPr>
+                <w:sz w:val="16"/>
+                <w:szCs w:val="16"/>
+              </w:rPr>
+            </w:pPr>
             <w:r>
               <w:rPr>
                 <w:color w:val="000000"/>
+                <w:sz w:val="16"/>
+                <w:szCs w:val="16"/>
               </w:rPr>
               <w:t>100%</w:t>
             </w:r>
@@ -1705,13 +2498,21 @@
         </w:tc>
         <w:tc>
           <w:tcPr>
-            <w:tcW w:w="864" w:type="dxa"/>
+            <w:tcW w:w="1134" w:type="dxa"/>
             <w:shd w:val="clear" w:color="auto" w:fill="E2EFDA"/>
           </w:tcPr>
           <w:p>
+            <w:pPr>
+              <w:rPr>
+                <w:sz w:val="16"/>
+                <w:szCs w:val="16"/>
+              </w:rPr>
+            </w:pPr>
             <w:r>
               <w:rPr>
                 <w:color w:val="000000"/>
+                <w:sz w:val="16"/>
+                <w:szCs w:val="16"/>
               </w:rPr>
               <w:t>Completado</w:t>
             </w:r>
@@ -1719,13 +2520,21 @@
         </w:tc>
         <w:tc>
           <w:tcPr>
-            <w:tcW w:w="864" w:type="dxa"/>
+            <w:tcW w:w="951" w:type="dxa"/>
             <w:shd w:val="clear" w:color="auto" w:fill="FFFFFF"/>
           </w:tcPr>
           <w:p>
+            <w:pPr>
+              <w:rPr>
+                <w:sz w:val="16"/>
+                <w:szCs w:val="16"/>
+              </w:rPr>
+            </w:pPr>
             <w:r>
               <w:rPr>
                 <w:color w:val="000000"/>
+                <w:sz w:val="16"/>
+                <w:szCs w:val="16"/>
               </w:rPr>
               <w:t>Sin desvío</w:t>
             </w:r>
@@ -1735,326 +2544,22 @@
       <w:tr>
         <w:tc>
           <w:tcPr>
-            <w:tcW w:w="864" w:type="dxa"/>
-            <w:shd w:val="clear" w:color="auto" w:fill="D9E1F2"/>
-          </w:tcPr>
-          <w:p>
-            <w:r>
-              <w:rPr>
-                <w:color w:val="000000"/>
-              </w:rPr>
-              <w:t>HT-11</w:t>
-            </w:r>
-          </w:p>
-        </w:tc>
-        <w:tc>
-          <w:tcPr>
-            <w:tcW w:w="864" w:type="dxa"/>
-            <w:shd w:val="clear" w:color="auto" w:fill="FFFFFF"/>
-          </w:tcPr>
-          <w:p>
-            <w:pPr>
-              <w:rPr>
-                <w:lang w:val="es-EC"/>
-              </w:rPr>
-            </w:pPr>
-            <w:r>
-              <w:rPr>
-                <w:color w:val="000000"/>
-                <w:lang w:val="es-EC"/>
-              </w:rPr>
-              <w:t xml:space="preserve">Integrar librería </w:t>
-            </w:r>
-            <w:proofErr w:type="spellStart"/>
-            <w:r>
-              <w:rPr>
-                <w:color w:val="000000"/>
-                <w:lang w:val="es-EC"/>
-              </w:rPr>
-              <w:t>PDFKit</w:t>
-            </w:r>
-            <w:proofErr w:type="spellEnd"/>
-            <w:r>
-              <w:rPr>
-                <w:color w:val="000000"/>
-                <w:lang w:val="es-EC"/>
-              </w:rPr>
-              <w:t xml:space="preserve"> para generación de planillas mensuales en backend</w:t>
-            </w:r>
-          </w:p>
-        </w:tc>
-        <w:tc>
-          <w:tcPr>
-            <w:tcW w:w="864" w:type="dxa"/>
-            <w:shd w:val="clear" w:color="auto" w:fill="D9E1F2"/>
-          </w:tcPr>
-          <w:p>
-            <w:r>
-              <w:rPr>
-                <w:color w:val="000000"/>
-              </w:rPr>
-              <w:t>HT</w:t>
-            </w:r>
-          </w:p>
-        </w:tc>
-        <w:tc>
-          <w:tcPr>
-            <w:tcW w:w="864" w:type="dxa"/>
-            <w:shd w:val="clear" w:color="auto" w:fill="FFFFFF"/>
-          </w:tcPr>
-          <w:p>
-            <w:r>
-              <w:rPr>
-                <w:color w:val="000000"/>
-              </w:rPr>
-              <w:t>Infraestructura</w:t>
-            </w:r>
-          </w:p>
-        </w:tc>
-        <w:tc>
-          <w:tcPr>
-            <w:tcW w:w="864" w:type="dxa"/>
-            <w:shd w:val="clear" w:color="auto" w:fill="D9E1F2"/>
-          </w:tcPr>
-          <w:p>
-            <w:r>
-              <w:rPr>
-                <w:color w:val="000000"/>
-              </w:rPr>
-              <w:t>3</w:t>
-            </w:r>
-          </w:p>
-        </w:tc>
-        <w:tc>
-          <w:tcPr>
-            <w:tcW w:w="864" w:type="dxa"/>
-            <w:shd w:val="clear" w:color="auto" w:fill="FFFFFF"/>
-          </w:tcPr>
-          <w:p>
-            <w:r>
-              <w:rPr>
-                <w:color w:val="000000"/>
-              </w:rPr>
-              <w:t>3</w:t>
-            </w:r>
-          </w:p>
-        </w:tc>
-        <w:tc>
-          <w:tcPr>
-            <w:tcW w:w="864" w:type="dxa"/>
-            <w:shd w:val="clear" w:color="auto" w:fill="D9E1F2"/>
-          </w:tcPr>
-          <w:p>
-            <w:r>
-              <w:rPr>
-                <w:color w:val="000000"/>
-              </w:rPr>
-              <w:t>0</w:t>
-            </w:r>
-          </w:p>
-        </w:tc>
-        <w:tc>
-          <w:tcPr>
-            <w:tcW w:w="864" w:type="dxa"/>
-            <w:shd w:val="clear" w:color="auto" w:fill="FFFFFF"/>
-          </w:tcPr>
-          <w:p>
-            <w:r>
-              <w:rPr>
-                <w:color w:val="000000"/>
-              </w:rPr>
-              <w:t>100%</w:t>
-            </w:r>
-          </w:p>
-        </w:tc>
-        <w:tc>
-          <w:tcPr>
-            <w:tcW w:w="864" w:type="dxa"/>
-            <w:shd w:val="clear" w:color="auto" w:fill="E2EFDA"/>
-          </w:tcPr>
-          <w:p>
-            <w:r>
-              <w:rPr>
-                <w:color w:val="000000"/>
-              </w:rPr>
-              <w:t>Completado</w:t>
-            </w:r>
-          </w:p>
-        </w:tc>
-        <w:tc>
-          <w:tcPr>
-            <w:tcW w:w="864" w:type="dxa"/>
-            <w:shd w:val="clear" w:color="auto" w:fill="FFFFFF"/>
-          </w:tcPr>
-          <w:p>
-            <w:r>
-              <w:rPr>
-                <w:color w:val="000000"/>
-              </w:rPr>
-              <w:t>Sin desvío</w:t>
-            </w:r>
-          </w:p>
-        </w:tc>
-      </w:tr>
-      <w:tr>
-        <w:tc>
-          <w:tcPr>
-            <w:tcW w:w="864" w:type="dxa"/>
-            <w:shd w:val="clear" w:color="auto" w:fill="D9E1F2"/>
-          </w:tcPr>
-          <w:p>
-            <w:r>
-              <w:rPr>
-                <w:color w:val="000000"/>
-              </w:rPr>
-              <w:t>HT-12</w:t>
-            </w:r>
-          </w:p>
-        </w:tc>
-        <w:tc>
-          <w:tcPr>
-            <w:tcW w:w="864" w:type="dxa"/>
-            <w:shd w:val="clear" w:color="auto" w:fill="FFFFFF"/>
-          </w:tcPr>
-          <w:p>
-            <w:pPr>
-              <w:rPr>
-                <w:lang w:val="es-EC"/>
-              </w:rPr>
-            </w:pPr>
-            <w:r>
-              <w:rPr>
-                <w:color w:val="000000"/>
-                <w:lang w:val="es-EC"/>
-              </w:rPr>
-              <w:t>Suite de pruebas automatizadas: planilla mensual y cierre contable</w:t>
-            </w:r>
-          </w:p>
-        </w:tc>
-        <w:tc>
-          <w:tcPr>
-            <w:tcW w:w="864" w:type="dxa"/>
-            <w:shd w:val="clear" w:color="auto" w:fill="D9E1F2"/>
-          </w:tcPr>
-          <w:p>
-            <w:r>
-              <w:rPr>
-                <w:color w:val="000000"/>
-              </w:rPr>
-              <w:t>HT</w:t>
-            </w:r>
-          </w:p>
-        </w:tc>
-        <w:tc>
-          <w:tcPr>
-            <w:tcW w:w="864" w:type="dxa"/>
-            <w:shd w:val="clear" w:color="auto" w:fill="FFFFFF"/>
-          </w:tcPr>
-          <w:p>
-            <w:r>
-              <w:rPr>
-                <w:color w:val="000000"/>
-              </w:rPr>
-              <w:t>Calidad</w:t>
-            </w:r>
-          </w:p>
-        </w:tc>
-        <w:tc>
-          <w:tcPr>
-            <w:tcW w:w="864" w:type="dxa"/>
-            <w:shd w:val="clear" w:color="auto" w:fill="D9E1F2"/>
-          </w:tcPr>
-          <w:p>
-            <w:r>
-              <w:rPr>
-                <w:color w:val="000000"/>
-              </w:rPr>
-              <w:t>3</w:t>
-            </w:r>
-          </w:p>
-        </w:tc>
-        <w:tc>
-          <w:tcPr>
-            <w:tcW w:w="864" w:type="dxa"/>
-            <w:shd w:val="clear" w:color="auto" w:fill="FFFFFF"/>
-          </w:tcPr>
-          <w:p>
-            <w:r>
-              <w:rPr>
-                <w:color w:val="000000"/>
-              </w:rPr>
-              <w:t>3</w:t>
-            </w:r>
-          </w:p>
-        </w:tc>
-        <w:tc>
-          <w:tcPr>
-            <w:tcW w:w="864" w:type="dxa"/>
-            <w:shd w:val="clear" w:color="auto" w:fill="D9E1F2"/>
-          </w:tcPr>
-          <w:p>
-            <w:r>
-              <w:rPr>
-                <w:color w:val="000000"/>
-              </w:rPr>
-              <w:t>0</w:t>
-            </w:r>
-          </w:p>
-        </w:tc>
-        <w:tc>
-          <w:tcPr>
-            <w:tcW w:w="864" w:type="dxa"/>
-            <w:shd w:val="clear" w:color="auto" w:fill="FFFFFF"/>
-          </w:tcPr>
-          <w:p>
-            <w:r>
-              <w:rPr>
-                <w:color w:val="000000"/>
-              </w:rPr>
-              <w:t>100%</w:t>
-            </w:r>
-          </w:p>
-        </w:tc>
-        <w:tc>
-          <w:tcPr>
-            <w:tcW w:w="864" w:type="dxa"/>
-            <w:shd w:val="clear" w:color="auto" w:fill="E2EFDA"/>
-          </w:tcPr>
-          <w:p>
-            <w:r>
-              <w:rPr>
-                <w:color w:val="000000"/>
-              </w:rPr>
-              <w:t>Completado</w:t>
-            </w:r>
-          </w:p>
-        </w:tc>
-        <w:tc>
-          <w:tcPr>
-            <w:tcW w:w="864" w:type="dxa"/>
-            <w:shd w:val="clear" w:color="auto" w:fill="FFFFFF"/>
-          </w:tcPr>
-          <w:p>
-            <w:r>
-              <w:rPr>
-                <w:color w:val="000000"/>
-              </w:rPr>
-              <w:t>Sin desvío</w:t>
-            </w:r>
-          </w:p>
-        </w:tc>
-      </w:tr>
-      <w:tr>
-        <w:tc>
-          <w:tcPr>
-            <w:tcW w:w="864" w:type="dxa"/>
+            <w:tcW w:w="534" w:type="dxa"/>
             <w:shd w:val="clear" w:color="auto" w:fill="1F3864"/>
           </w:tcPr>
           <w:p>
+            <w:pPr>
+              <w:rPr>
+                <w:sz w:val="16"/>
+                <w:szCs w:val="16"/>
+              </w:rPr>
+            </w:pPr>
             <w:r>
               <w:rPr>
                 <w:b/>
                 <w:color w:val="FFFFFF"/>
+                <w:sz w:val="16"/>
+                <w:szCs w:val="16"/>
               </w:rPr>
               <w:t>TOTALES</w:t>
             </w:r>
@@ -2062,35 +2567,64 @@
         </w:tc>
         <w:tc>
           <w:tcPr>
-            <w:tcW w:w="864" w:type="dxa"/>
+            <w:tcW w:w="1417" w:type="dxa"/>
             <w:shd w:val="clear" w:color="auto" w:fill="1F3864"/>
           </w:tcPr>
-          <w:p/>
-        </w:tc>
-        <w:tc>
-          <w:tcPr>
-            <w:tcW w:w="864" w:type="dxa"/>
+          <w:p>
+            <w:pPr>
+              <w:rPr>
+                <w:sz w:val="16"/>
+                <w:szCs w:val="16"/>
+              </w:rPr>
+            </w:pPr>
+          </w:p>
+        </w:tc>
+        <w:tc>
+          <w:tcPr>
+            <w:tcW w:w="567" w:type="dxa"/>
             <w:shd w:val="clear" w:color="auto" w:fill="1F3864"/>
           </w:tcPr>
-          <w:p/>
-        </w:tc>
-        <w:tc>
-          <w:tcPr>
-            <w:tcW w:w="864" w:type="dxa"/>
+          <w:p>
+            <w:pPr>
+              <w:rPr>
+                <w:sz w:val="16"/>
+                <w:szCs w:val="16"/>
+              </w:rPr>
+            </w:pPr>
+          </w:p>
+        </w:tc>
+        <w:tc>
+          <w:tcPr>
+            <w:tcW w:w="1024" w:type="dxa"/>
             <w:shd w:val="clear" w:color="auto" w:fill="1F3864"/>
           </w:tcPr>
-          <w:p/>
-        </w:tc>
-        <w:tc>
-          <w:tcPr>
-            <w:tcW w:w="864" w:type="dxa"/>
+          <w:p>
+            <w:pPr>
+              <w:rPr>
+                <w:sz w:val="16"/>
+                <w:szCs w:val="16"/>
+              </w:rPr>
+            </w:pPr>
+          </w:p>
+        </w:tc>
+        <w:tc>
+          <w:tcPr>
+            <w:tcW w:w="677" w:type="dxa"/>
             <w:shd w:val="clear" w:color="auto" w:fill="D9E1F2"/>
           </w:tcPr>
           <w:p>
+            <w:pPr>
+              <w:rPr>
+                <w:sz w:val="16"/>
+                <w:szCs w:val="16"/>
+              </w:rPr>
+            </w:pPr>
             <w:r>
               <w:rPr>
                 <w:b/>
                 <w:color w:val="000000"/>
+                <w:sz w:val="16"/>
+                <w:szCs w:val="16"/>
               </w:rPr>
               <w:t>22</w:t>
             </w:r>
@@ -2098,14 +2632,22 @@
         </w:tc>
         <w:tc>
           <w:tcPr>
-            <w:tcW w:w="864" w:type="dxa"/>
+            <w:tcW w:w="709" w:type="dxa"/>
             <w:shd w:val="clear" w:color="auto" w:fill="D9E1F2"/>
           </w:tcPr>
           <w:p>
+            <w:pPr>
+              <w:rPr>
+                <w:sz w:val="16"/>
+                <w:szCs w:val="16"/>
+              </w:rPr>
+            </w:pPr>
             <w:r>
               <w:rPr>
                 <w:b/>
                 <w:color w:val="000000"/>
+                <w:sz w:val="16"/>
+                <w:szCs w:val="16"/>
               </w:rPr>
               <w:t>22</w:t>
             </w:r>
@@ -2113,14 +2655,22 @@
         </w:tc>
         <w:tc>
           <w:tcPr>
-            <w:tcW w:w="864" w:type="dxa"/>
+            <w:tcW w:w="992" w:type="dxa"/>
             <w:shd w:val="clear" w:color="auto" w:fill="D9E1F2"/>
           </w:tcPr>
           <w:p>
+            <w:pPr>
+              <w:rPr>
+                <w:sz w:val="16"/>
+                <w:szCs w:val="16"/>
+              </w:rPr>
+            </w:pPr>
             <w:r>
               <w:rPr>
                 <w:b/>
                 <w:color w:val="000000"/>
+                <w:sz w:val="16"/>
+                <w:szCs w:val="16"/>
               </w:rPr>
               <w:t>0</w:t>
             </w:r>
@@ -2128,14 +2678,22 @@
         </w:tc>
         <w:tc>
           <w:tcPr>
-            <w:tcW w:w="864" w:type="dxa"/>
+            <w:tcW w:w="851" w:type="dxa"/>
             <w:shd w:val="clear" w:color="auto" w:fill="E2EFDA"/>
           </w:tcPr>
           <w:p>
+            <w:pPr>
+              <w:rPr>
+                <w:sz w:val="16"/>
+                <w:szCs w:val="16"/>
+              </w:rPr>
+            </w:pPr>
             <w:r>
               <w:rPr>
                 <w:b/>
                 <w:color w:val="000000"/>
+                <w:sz w:val="16"/>
+                <w:szCs w:val="16"/>
               </w:rPr>
               <w:t>100%</w:t>
             </w:r>
@@ -2143,17 +2701,31 @@
         </w:tc>
         <w:tc>
           <w:tcPr>
-            <w:tcW w:w="864" w:type="dxa"/>
+            <w:tcW w:w="1134" w:type="dxa"/>
             <w:shd w:val="clear" w:color="auto" w:fill="1F3864"/>
           </w:tcPr>
-          <w:p/>
-        </w:tc>
-        <w:tc>
-          <w:tcPr>
-            <w:tcW w:w="864" w:type="dxa"/>
+          <w:p>
+            <w:pPr>
+              <w:rPr>
+                <w:sz w:val="16"/>
+                <w:szCs w:val="16"/>
+              </w:rPr>
+            </w:pPr>
+          </w:p>
+        </w:tc>
+        <w:tc>
+          <w:tcPr>
+            <w:tcW w:w="951" w:type="dxa"/>
             <w:shd w:val="clear" w:color="auto" w:fill="1F3864"/>
           </w:tcPr>
-          <w:p/>
+          <w:p>
+            <w:pPr>
+              <w:rPr>
+                <w:sz w:val="16"/>
+                <w:szCs w:val="16"/>
+              </w:rPr>
+            </w:pPr>
+          </w:p>
         </w:tc>
       </w:tr>
     </w:tbl>
@@ -2492,7 +3064,6 @@
               <w:rPr>
                 <w:szCs w:val="28"/>
               </w:rPr>
-              <w:lastRenderedPageBreak/>
               <w:t>N° ítems completados</w:t>
             </w:r>
           </w:p>
@@ -2972,25 +3543,7 @@
                 <w:szCs w:val="28"/>
                 <w:lang w:val="es-EC"/>
               </w:rPr>
-              <w:t xml:space="preserve">La integración de </w:t>
-            </w:r>
-            <w:proofErr w:type="spellStart"/>
-            <w:r>
-              <w:rPr>
-                <w:color w:val="000000"/>
-                <w:szCs w:val="28"/>
-                <w:lang w:val="es-EC"/>
-              </w:rPr>
-              <w:t>PDFKit</w:t>
-            </w:r>
-            <w:proofErr w:type="spellEnd"/>
-            <w:r>
-              <w:rPr>
-                <w:color w:val="000000"/>
-                <w:szCs w:val="28"/>
-                <w:lang w:val="es-EC"/>
-              </w:rPr>
-              <w:t xml:space="preserve"> fue más sencilla de lo esperado gracias al patrón de servicios establecido en sprints anteriores. La lógica de consolidación del cierre contable reutilizó el servicio de rubros y materiales ya implementados.</w:t>
+              <w:t>La integración de PDFKit fue más sencilla de lo esperado gracias al patrón de servicios establecido en sprints anteriores. La lógica de consolidación del cierre contable reutilizó el servicio de rubros y materiales ya implementados.</w:t>
             </w:r>
           </w:p>
         </w:tc>
@@ -3007,141 +3560,67 @@
                 <w:szCs w:val="28"/>
               </w:rPr>
             </w:pPr>
-            <w:proofErr w:type="spellStart"/>
             <w:r>
               <w:rPr>
                 <w:b/>
                 <w:color w:val="000000"/>
                 <w:szCs w:val="28"/>
               </w:rPr>
-              <w:t>Factores</w:t>
-            </w:r>
-            <w:proofErr w:type="spellEnd"/>
+              <w:t>Factores que afectaron negativamente</w:t>
+            </w:r>
+          </w:p>
+        </w:tc>
+        <w:tc>
+          <w:tcPr>
+            <w:tcW w:w="4320" w:type="dxa"/>
+          </w:tcPr>
+          <w:p>
+            <w:pPr>
+              <w:rPr>
+                <w:szCs w:val="28"/>
+                <w:lang w:val="es-EC"/>
+              </w:rPr>
+            </w:pPr>
+            <w:r>
+              <w:rPr>
+                <w:color w:val="000000"/>
+                <w:szCs w:val="28"/>
+                <w:lang w:val="es-EC"/>
+              </w:rPr>
+              <w:t xml:space="preserve">La generación del PDF requirió configuración adicional del entorno Docker para incluir las fuentes necesarias. El cálculo de horas-hombre en la planilla mensual requirió ajustes en la consulta de </w:t>
+            </w:r>
+            <w:r>
+              <w:rPr>
+                <w:color w:val="000000"/>
+                <w:szCs w:val="28"/>
+                <w:lang w:val="es-EC"/>
+              </w:rPr>
+              <w:lastRenderedPageBreak/>
+              <w:t>avances.</w:t>
+            </w:r>
+          </w:p>
+        </w:tc>
+      </w:tr>
+      <w:tr>
+        <w:tc>
+          <w:tcPr>
+            <w:tcW w:w="4320" w:type="dxa"/>
+            <w:shd w:val="clear" w:color="auto" w:fill="D9E1F2"/>
+          </w:tcPr>
+          <w:p>
+            <w:pPr>
+              <w:rPr>
+                <w:szCs w:val="28"/>
+              </w:rPr>
+            </w:pPr>
             <w:r>
               <w:rPr>
                 <w:b/>
                 <w:color w:val="000000"/>
                 <w:szCs w:val="28"/>
               </w:rPr>
-              <w:t xml:space="preserve"> </w:t>
-            </w:r>
-            <w:proofErr w:type="spellStart"/>
-            <w:r>
-              <w:rPr>
-                <w:b/>
-                <w:color w:val="000000"/>
-                <w:szCs w:val="28"/>
-              </w:rPr>
-              <w:t>que</w:t>
-            </w:r>
-            <w:proofErr w:type="spellEnd"/>
-            <w:r>
-              <w:rPr>
-                <w:b/>
-                <w:color w:val="000000"/>
-                <w:szCs w:val="28"/>
-              </w:rPr>
-              <w:t xml:space="preserve"> </w:t>
-            </w:r>
-            <w:proofErr w:type="spellStart"/>
-            <w:r>
-              <w:rPr>
-                <w:b/>
-                <w:color w:val="000000"/>
-                <w:szCs w:val="28"/>
-              </w:rPr>
-              <w:t>afectaron</w:t>
-            </w:r>
-            <w:proofErr w:type="spellEnd"/>
-            <w:r>
-              <w:rPr>
-                <w:b/>
-                <w:color w:val="000000"/>
-                <w:szCs w:val="28"/>
-              </w:rPr>
-              <w:t xml:space="preserve"> </w:t>
-            </w:r>
-            <w:proofErr w:type="spellStart"/>
-            <w:r>
-              <w:rPr>
-                <w:b/>
-                <w:color w:val="000000"/>
-                <w:szCs w:val="28"/>
-              </w:rPr>
-              <w:t>negativamente</w:t>
-            </w:r>
-            <w:proofErr w:type="spellEnd"/>
-          </w:p>
-        </w:tc>
-        <w:tc>
-          <w:tcPr>
-            <w:tcW w:w="4320" w:type="dxa"/>
-          </w:tcPr>
-          <w:p>
-            <w:pPr>
-              <w:rPr>
-                <w:szCs w:val="28"/>
-                <w:lang w:val="es-EC"/>
-              </w:rPr>
-            </w:pPr>
-            <w:r>
-              <w:rPr>
-                <w:color w:val="000000"/>
-                <w:szCs w:val="28"/>
-                <w:lang w:val="es-EC"/>
-              </w:rPr>
-              <w:t>La generación del PDF requirió configuración adicional del entorno Docker para incluir las fuentes necesarias. El cálculo de horas-hombre en la planilla mensual requirió ajustes en la consulta de avances.</w:t>
-            </w:r>
-          </w:p>
-        </w:tc>
-      </w:tr>
-      <w:tr>
-        <w:tc>
-          <w:tcPr>
-            <w:tcW w:w="4320" w:type="dxa"/>
-            <w:shd w:val="clear" w:color="auto" w:fill="D9E1F2"/>
-          </w:tcPr>
-          <w:p>
-            <w:pPr>
-              <w:rPr>
-                <w:szCs w:val="28"/>
-              </w:rPr>
-            </w:pPr>
-            <w:proofErr w:type="spellStart"/>
-            <w:r>
-              <w:rPr>
-                <w:b/>
-                <w:color w:val="000000"/>
-                <w:szCs w:val="28"/>
-              </w:rPr>
-              <w:t>Lecciones</w:t>
-            </w:r>
-            <w:proofErr w:type="spellEnd"/>
-            <w:r>
-              <w:rPr>
-                <w:b/>
-                <w:color w:val="000000"/>
-                <w:szCs w:val="28"/>
-              </w:rPr>
-              <w:t xml:space="preserve"> </w:t>
-            </w:r>
-            <w:proofErr w:type="spellStart"/>
-            <w:r>
-              <w:rPr>
-                <w:b/>
-                <w:color w:val="000000"/>
-                <w:szCs w:val="28"/>
-              </w:rPr>
-              <w:t>aprendidas</w:t>
-            </w:r>
-            <w:proofErr w:type="spellEnd"/>
-            <w:r>
-              <w:rPr>
-                <w:b/>
-                <w:color w:val="000000"/>
-                <w:szCs w:val="28"/>
-              </w:rPr>
-              <w:t xml:space="preserve"> clave</w:t>
+              <w:lastRenderedPageBreak/>
+              <w:t>Lecciones aprendidas clave</w:t>
             </w:r>
           </w:p>
         </w:tc>
@@ -3227,19 +3706,9 @@
       <w:pPr>
         <w:pStyle w:val="Ttulo1"/>
       </w:pPr>
-      <w:proofErr w:type="spellStart"/>
       <w:r>
-        <w:t>Glosario</w:t>
+        <w:t>Glosario de Siglas</w:t>
       </w:r>
-      <w:proofErr w:type="spellEnd"/>
-      <w:r>
-        <w:t xml:space="preserve"> de </w:t>
-      </w:r>
-      <w:proofErr w:type="spellStart"/>
-      <w:r>
-        <w:t>Siglas</w:t>
-      </w:r>
-      <w:proofErr w:type="spellEnd"/>
     </w:p>
     <w:tbl>
       <w:tblPr>
@@ -3248,14 +3717,14 @@
         <w:tblLook w:val="04A0" w:firstRow="1" w:lastRow="0" w:firstColumn="1" w:lastColumn="0" w:noHBand="0" w:noVBand="1"/>
       </w:tblPr>
       <w:tblGrid>
-        <w:gridCol w:w="2880"/>
-        <w:gridCol w:w="2880"/>
-        <w:gridCol w:w="2880"/>
+        <w:gridCol w:w="1242"/>
+        <w:gridCol w:w="3686"/>
+        <w:gridCol w:w="3712"/>
       </w:tblGrid>
       <w:tr>
         <w:tc>
           <w:tcPr>
-            <w:tcW w:w="2880" w:type="dxa"/>
+            <w:tcW w:w="1242" w:type="dxa"/>
             <w:shd w:val="clear" w:color="auto" w:fill="1F3864"/>
           </w:tcPr>
           <w:p>
@@ -3276,7 +3745,7 @@
         </w:tc>
         <w:tc>
           <w:tcPr>
-            <w:tcW w:w="2880" w:type="dxa"/>
+            <w:tcW w:w="3686" w:type="dxa"/>
             <w:shd w:val="clear" w:color="auto" w:fill="1F3864"/>
           </w:tcPr>
           <w:p>
@@ -3297,7 +3766,7 @@
         </w:tc>
         <w:tc>
           <w:tcPr>
-            <w:tcW w:w="2880" w:type="dxa"/>
+            <w:tcW w:w="3712" w:type="dxa"/>
             <w:shd w:val="clear" w:color="auto" w:fill="1F3864"/>
           </w:tcPr>
           <w:p>
@@ -3320,7 +3789,7 @@
       <w:tr>
         <w:tc>
           <w:tcPr>
-            <w:tcW w:w="2880" w:type="dxa"/>
+            <w:tcW w:w="1242" w:type="dxa"/>
             <w:shd w:val="clear" w:color="auto" w:fill="D9E1F2"/>
           </w:tcPr>
           <w:p>
@@ -3341,7 +3810,7 @@
         </w:tc>
         <w:tc>
           <w:tcPr>
-            <w:tcW w:w="2880" w:type="dxa"/>
+            <w:tcW w:w="3686" w:type="dxa"/>
             <w:shd w:val="clear" w:color="auto" w:fill="D9E1F2"/>
           </w:tcPr>
           <w:p>
@@ -3361,7 +3830,7 @@
         </w:tc>
         <w:tc>
           <w:tcPr>
-            <w:tcW w:w="2880" w:type="dxa"/>
+            <w:tcW w:w="3712" w:type="dxa"/>
             <w:shd w:val="clear" w:color="auto" w:fill="D9E1F2"/>
           </w:tcPr>
           <w:p>
@@ -3385,7 +3854,7 @@
       <w:tr>
         <w:tc>
           <w:tcPr>
-            <w:tcW w:w="2880" w:type="dxa"/>
+            <w:tcW w:w="1242" w:type="dxa"/>
             <w:shd w:val="clear" w:color="auto" w:fill="FFFFFF"/>
           </w:tcPr>
           <w:p>
@@ -3406,7 +3875,7 @@
         </w:tc>
         <w:tc>
           <w:tcPr>
-            <w:tcW w:w="2880" w:type="dxa"/>
+            <w:tcW w:w="3686" w:type="dxa"/>
             <w:shd w:val="clear" w:color="auto" w:fill="FFFFFF"/>
           </w:tcPr>
           <w:p>
@@ -3426,7 +3895,7 @@
         </w:tc>
         <w:tc>
           <w:tcPr>
-            <w:tcW w:w="2880" w:type="dxa"/>
+            <w:tcW w:w="3712" w:type="dxa"/>
             <w:shd w:val="clear" w:color="auto" w:fill="FFFFFF"/>
           </w:tcPr>
           <w:p>
@@ -3450,7 +3919,7 @@
       <w:tr>
         <w:tc>
           <w:tcPr>
-            <w:tcW w:w="2880" w:type="dxa"/>
+            <w:tcW w:w="1242" w:type="dxa"/>
             <w:shd w:val="clear" w:color="auto" w:fill="D9E1F2"/>
           </w:tcPr>
           <w:p>
@@ -3471,7 +3940,7 @@
         </w:tc>
         <w:tc>
           <w:tcPr>
-            <w:tcW w:w="2880" w:type="dxa"/>
+            <w:tcW w:w="3686" w:type="dxa"/>
             <w:shd w:val="clear" w:color="auto" w:fill="D9E1F2"/>
           </w:tcPr>
           <w:p>
@@ -3491,7 +3960,7 @@
         </w:tc>
         <w:tc>
           <w:tcPr>
-            <w:tcW w:w="2880" w:type="dxa"/>
+            <w:tcW w:w="3712" w:type="dxa"/>
             <w:shd w:val="clear" w:color="auto" w:fill="D9E1F2"/>
           </w:tcPr>
           <w:p>
@@ -3513,7 +3982,7 @@
       <w:tr>
         <w:tc>
           <w:tcPr>
-            <w:tcW w:w="2880" w:type="dxa"/>
+            <w:tcW w:w="1242" w:type="dxa"/>
             <w:shd w:val="clear" w:color="auto" w:fill="FFFFFF"/>
           </w:tcPr>
           <w:p>
@@ -3534,7 +4003,7 @@
         </w:tc>
         <w:tc>
           <w:tcPr>
-            <w:tcW w:w="2880" w:type="dxa"/>
+            <w:tcW w:w="3686" w:type="dxa"/>
             <w:shd w:val="clear" w:color="auto" w:fill="FFFFFF"/>
           </w:tcPr>
           <w:p>
@@ -3554,7 +4023,7 @@
         </w:tc>
         <w:tc>
           <w:tcPr>
-            <w:tcW w:w="2880" w:type="dxa"/>
+            <w:tcW w:w="3712" w:type="dxa"/>
             <w:shd w:val="clear" w:color="auto" w:fill="FFFFFF"/>
           </w:tcPr>
           <w:p>
@@ -3578,7 +4047,7 @@
       <w:tr>
         <w:tc>
           <w:tcPr>
-            <w:tcW w:w="2880" w:type="dxa"/>
+            <w:tcW w:w="1242" w:type="dxa"/>
             <w:shd w:val="clear" w:color="auto" w:fill="D9E1F2"/>
           </w:tcPr>
           <w:p>
@@ -3599,7 +4068,7 @@
         </w:tc>
         <w:tc>
           <w:tcPr>
-            <w:tcW w:w="2880" w:type="dxa"/>
+            <w:tcW w:w="3686" w:type="dxa"/>
             <w:shd w:val="clear" w:color="auto" w:fill="D9E1F2"/>
           </w:tcPr>
           <w:p>
@@ -3619,7 +4088,7 @@
         </w:tc>
         <w:tc>
           <w:tcPr>
-            <w:tcW w:w="2880" w:type="dxa"/>
+            <w:tcW w:w="3712" w:type="dxa"/>
             <w:shd w:val="clear" w:color="auto" w:fill="D9E1F2"/>
           </w:tcPr>
           <w:p>
@@ -3633,15 +4102,7 @@
                 <w:color w:val="000000"/>
                 <w:szCs w:val="28"/>
               </w:rPr>
-              <w:t xml:space="preserve">Iteración de desarrollo </w:t>
-            </w:r>
-            <w:r>
-              <w:rPr>
-                <w:color w:val="000000"/>
-                <w:szCs w:val="28"/>
-              </w:rPr>
-              <w:lastRenderedPageBreak/>
-              <w:t>Scrum</w:t>
+              <w:t>Iteración de desarrollo Scrum</w:t>
             </w:r>
           </w:p>
         </w:tc>
@@ -3649,7 +4110,7 @@
       <w:tr>
         <w:tc>
           <w:tcPr>
-            <w:tcW w:w="2880" w:type="dxa"/>
+            <w:tcW w:w="1242" w:type="dxa"/>
             <w:shd w:val="clear" w:color="auto" w:fill="FFFFFF"/>
           </w:tcPr>
           <w:p>
@@ -3664,14 +4125,13 @@
                 <w:color w:val="000000"/>
                 <w:szCs w:val="28"/>
               </w:rPr>
-              <w:lastRenderedPageBreak/>
               <w:t>RBAC</w:t>
             </w:r>
           </w:p>
         </w:tc>
         <w:tc>
           <w:tcPr>
-            <w:tcW w:w="2880" w:type="dxa"/>
+            <w:tcW w:w="3686" w:type="dxa"/>
             <w:shd w:val="clear" w:color="auto" w:fill="FFFFFF"/>
           </w:tcPr>
           <w:p>
@@ -3691,7 +4151,7 @@
         </w:tc>
         <w:tc>
           <w:tcPr>
-            <w:tcW w:w="2880" w:type="dxa"/>
+            <w:tcW w:w="3712" w:type="dxa"/>
             <w:shd w:val="clear" w:color="auto" w:fill="FFFFFF"/>
           </w:tcPr>
           <w:p>
@@ -3715,7 +4175,7 @@
       <w:tr>
         <w:tc>
           <w:tcPr>
-            <w:tcW w:w="2880" w:type="dxa"/>
+            <w:tcW w:w="1242" w:type="dxa"/>
             <w:shd w:val="clear" w:color="auto" w:fill="D9E1F2"/>
           </w:tcPr>
           <w:p>
@@ -3736,7 +4196,7 @@
         </w:tc>
         <w:tc>
           <w:tcPr>
-            <w:tcW w:w="2880" w:type="dxa"/>
+            <w:tcW w:w="3686" w:type="dxa"/>
             <w:shd w:val="clear" w:color="auto" w:fill="D9E1F2"/>
           </w:tcPr>
           <w:p>
@@ -3756,7 +4216,7 @@
         </w:tc>
         <w:tc>
           <w:tcPr>
-            <w:tcW w:w="2880" w:type="dxa"/>
+            <w:tcW w:w="3712" w:type="dxa"/>
             <w:shd w:val="clear" w:color="auto" w:fill="D9E1F2"/>
           </w:tcPr>
           <w:p>
@@ -3778,7 +4238,7 @@
       <w:tr>
         <w:tc>
           <w:tcPr>
-            <w:tcW w:w="2880" w:type="dxa"/>
+            <w:tcW w:w="1242" w:type="dxa"/>
             <w:shd w:val="clear" w:color="auto" w:fill="FFFFFF"/>
           </w:tcPr>
           <w:p>
@@ -3799,7 +4259,7 @@
         </w:tc>
         <w:tc>
           <w:tcPr>
-            <w:tcW w:w="2880" w:type="dxa"/>
+            <w:tcW w:w="3686" w:type="dxa"/>
             <w:shd w:val="clear" w:color="auto" w:fill="FFFFFF"/>
           </w:tcPr>
           <w:p>
@@ -3819,7 +4279,7 @@
         </w:tc>
         <w:tc>
           <w:tcPr>
-            <w:tcW w:w="2880" w:type="dxa"/>
+            <w:tcW w:w="3712" w:type="dxa"/>
             <w:shd w:val="clear" w:color="auto" w:fill="FFFFFF"/>
           </w:tcPr>
           <w:p>
@@ -3843,7 +4303,7 @@
       <w:tr>
         <w:tc>
           <w:tcPr>
-            <w:tcW w:w="2880" w:type="dxa"/>
+            <w:tcW w:w="1242" w:type="dxa"/>
             <w:shd w:val="clear" w:color="auto" w:fill="D9E1F2"/>
           </w:tcPr>
           <w:p>
@@ -3864,7 +4324,7 @@
         </w:tc>
         <w:tc>
           <w:tcPr>
-            <w:tcW w:w="2880" w:type="dxa"/>
+            <w:tcW w:w="3686" w:type="dxa"/>
             <w:shd w:val="clear" w:color="auto" w:fill="D9E1F2"/>
           </w:tcPr>
           <w:p>
@@ -3884,7 +4344,7 @@
         </w:tc>
         <w:tc>
           <w:tcPr>
-            <w:tcW w:w="2880" w:type="dxa"/>
+            <w:tcW w:w="3712" w:type="dxa"/>
             <w:shd w:val="clear" w:color="auto" w:fill="D9E1F2"/>
           </w:tcPr>
           <w:p>
@@ -3906,7 +4366,7 @@
       <w:tr>
         <w:tc>
           <w:tcPr>
-            <w:tcW w:w="2880" w:type="dxa"/>
+            <w:tcW w:w="1242" w:type="dxa"/>
             <w:shd w:val="clear" w:color="auto" w:fill="FFFFFF"/>
           </w:tcPr>
           <w:p>
@@ -3927,7 +4387,7 @@
         </w:tc>
         <w:tc>
           <w:tcPr>
-            <w:tcW w:w="2880" w:type="dxa"/>
+            <w:tcW w:w="3686" w:type="dxa"/>
             <w:shd w:val="clear" w:color="auto" w:fill="FFFFFF"/>
           </w:tcPr>
           <w:p>
@@ -3947,7 +4407,7 @@
         </w:tc>
         <w:tc>
           <w:tcPr>
-            <w:tcW w:w="2880" w:type="dxa"/>
+            <w:tcW w:w="3712" w:type="dxa"/>
             <w:shd w:val="clear" w:color="auto" w:fill="FFFFFF"/>
           </w:tcPr>
           <w:p>
@@ -3969,7 +4429,7 @@
       <w:tr>
         <w:tc>
           <w:tcPr>
-            <w:tcW w:w="2880" w:type="dxa"/>
+            <w:tcW w:w="1242" w:type="dxa"/>
             <w:shd w:val="clear" w:color="auto" w:fill="D9E1F2"/>
           </w:tcPr>
           <w:p>
@@ -3990,7 +4450,7 @@
         </w:tc>
         <w:tc>
           <w:tcPr>
-            <w:tcW w:w="2880" w:type="dxa"/>
+            <w:tcW w:w="3686" w:type="dxa"/>
             <w:shd w:val="clear" w:color="auto" w:fill="D9E1F2"/>
           </w:tcPr>
           <w:p>
@@ -4010,7 +4470,7 @@
         </w:tc>
         <w:tc>
           <w:tcPr>
-            <w:tcW w:w="2880" w:type="dxa"/>
+            <w:tcW w:w="3712" w:type="dxa"/>
             <w:shd w:val="clear" w:color="auto" w:fill="D9E1F2"/>
           </w:tcPr>
           <w:p>
@@ -4032,7 +4492,7 @@
       <w:tr>
         <w:tc>
           <w:tcPr>
-            <w:tcW w:w="2880" w:type="dxa"/>
+            <w:tcW w:w="1242" w:type="dxa"/>
             <w:shd w:val="clear" w:color="auto" w:fill="FFFFFF"/>
           </w:tcPr>
           <w:p>
@@ -4053,7 +4513,7 @@
         </w:tc>
         <w:tc>
           <w:tcPr>
-            <w:tcW w:w="2880" w:type="dxa"/>
+            <w:tcW w:w="3686" w:type="dxa"/>
             <w:shd w:val="clear" w:color="auto" w:fill="FFFFFF"/>
           </w:tcPr>
           <w:p>
@@ -4073,7 +4533,7 @@
         </w:tc>
         <w:tc>
           <w:tcPr>
-            <w:tcW w:w="2880" w:type="dxa"/>
+            <w:tcW w:w="3712" w:type="dxa"/>
             <w:shd w:val="clear" w:color="auto" w:fill="FFFFFF"/>
           </w:tcPr>
           <w:p>

--- a/Documentos Base/Sprint 5 documentacion/Sprint_05_Planificado_Realizado_ICARO.docx
+++ b/Documentos Base/Sprint 5 documentacion/Sprint_05_Planificado_Realizado_ICARO.docx
@@ -5,16 +5,12 @@
     <w:p>
       <w:pPr>
         <w:jc w:val="center"/>
-        <w:rPr>
-          <w:lang w:val="es-EC"/>
-        </w:rPr>
       </w:pPr>
       <w:r>
         <w:rPr>
           <w:b/>
           <w:color w:val="1F3864"/>
           <w:sz w:val="28"/>
-          <w:lang w:val="es-EC"/>
         </w:rPr>
         <w:t>REGISTRO DE PLANIFICADO VS. REALIZADO — SPRINT 05</w:t>
       </w:r>
@@ -22,16 +18,11 @@
     <w:p>
       <w:pPr>
         <w:jc w:val="center"/>
-        <w:rPr>
-          <w:lang w:val="es-EC"/>
-        </w:rPr>
       </w:pPr>
       <w:r>
         <w:rPr>
           <w:i/>
-          <w:color w:val="595959"/>
           <w:sz w:val="18"/>
-          <w:lang w:val="es-EC"/>
         </w:rPr>
         <w:t>Proyecto: Sistema de Gestión Integral de Obra — ICARO CONSTRUCTORES BMGM S.A.S.</w:t>
       </w:r>
@@ -39,16 +30,11 @@
     <w:p>
       <w:pPr>
         <w:jc w:val="center"/>
-        <w:rPr>
-          <w:lang w:val="es-EC"/>
-        </w:rPr>
       </w:pPr>
       <w:r>
         <w:rPr>
           <w:i/>
-          <w:color w:val="595959"/>
           <w:sz w:val="18"/>
-          <w:lang w:val="es-EC"/>
         </w:rPr>
         <w:t>Código: PLN-REA-SPR-05 | Versión: 1.0 | Fecha: 13/05/2026</w:t>
       </w:r>
@@ -140,13 +126,11 @@
             <w:pPr>
               <w:rPr>
                 <w:szCs w:val="28"/>
-                <w:lang w:val="es-EC"/>
-              </w:rPr>
-            </w:pPr>
-            <w:r>
-              <w:rPr>
-                <w:szCs w:val="28"/>
-                <w:lang w:val="es-EC"/>
+              </w:rPr>
+            </w:pPr>
+            <w:r>
+              <w:rPr>
+                <w:szCs w:val="28"/>
               </w:rPr>
               <w:t>Registro de Planificado vs. Realizado – Sprint 05</w:t>
             </w:r>
@@ -274,13 +258,11 @@
             <w:pPr>
               <w:rPr>
                 <w:szCs w:val="28"/>
-                <w:lang w:val="es-EC"/>
-              </w:rPr>
-            </w:pPr>
-            <w:r>
-              <w:rPr>
-                <w:szCs w:val="28"/>
-                <w:lang w:val="es-EC"/>
+              </w:rPr>
+            </w:pPr>
+            <w:r>
+              <w:rPr>
+                <w:szCs w:val="28"/>
               </w:rPr>
               <w:t>Sprint 05 – Módulo de Planilla Mensual y Cierre Contable</w:t>
             </w:r>
@@ -546,13 +528,11 @@
             <w:pPr>
               <w:rPr>
                 <w:szCs w:val="28"/>
-                <w:lang w:val="es-EC"/>
-              </w:rPr>
-            </w:pPr>
-            <w:r>
-              <w:rPr>
-                <w:szCs w:val="28"/>
-                <w:lang w:val="es-EC"/>
+              </w:rPr>
+            </w:pPr>
+            <w:r>
+              <w:rPr>
+                <w:szCs w:val="28"/>
               </w:rPr>
               <w:t>Documento generado con datos reales del Sprint 05</w:t>
             </w:r>
@@ -650,14 +630,12 @@
             <w:pPr>
               <w:rPr>
                 <w:szCs w:val="28"/>
-                <w:lang w:val="es-EC"/>
               </w:rPr>
             </w:pPr>
             <w:r>
               <w:rPr>
                 <w:color w:val="000000"/>
                 <w:szCs w:val="28"/>
-                <w:lang w:val="es-EC"/>
               </w:rPr>
               <w:t>Módulo de Planilla Mensual y Cierre Contable</w:t>
             </w:r>
@@ -708,21 +686,7 @@
                 <w:color w:val="000000"/>
                 <w:szCs w:val="28"/>
               </w:rPr>
-              <w:t>/0</w:t>
-            </w:r>
-            <w:r>
-              <w:rPr>
-                <w:color w:val="000000"/>
-                <w:szCs w:val="28"/>
-              </w:rPr>
-              <w:t>5</w:t>
-            </w:r>
-            <w:r>
-              <w:rPr>
-                <w:color w:val="000000"/>
-                <w:szCs w:val="28"/>
-              </w:rPr>
-              <w:t>/2026</w:t>
+              <w:t>/05/2026</w:t>
             </w:r>
           </w:p>
         </w:tc>
@@ -771,21 +735,7 @@
                 <w:color w:val="000000"/>
                 <w:szCs w:val="28"/>
               </w:rPr>
-              <w:t>/0</w:t>
-            </w:r>
-            <w:r>
-              <w:rPr>
-                <w:color w:val="000000"/>
-                <w:szCs w:val="28"/>
-              </w:rPr>
-              <w:t>5</w:t>
-            </w:r>
-            <w:r>
-              <w:rPr>
-                <w:color w:val="000000"/>
-                <w:szCs w:val="28"/>
-              </w:rPr>
-              <w:t>/2026</w:t>
+              <w:t>/05/2026</w:t>
             </w:r>
           </w:p>
         </w:tc>
@@ -862,14 +812,12 @@
             <w:pPr>
               <w:rPr>
                 <w:szCs w:val="28"/>
-                <w:lang w:val="es-EC"/>
               </w:rPr>
             </w:pPr>
             <w:r>
               <w:rPr>
                 <w:color w:val="000000"/>
                 <w:szCs w:val="28"/>
-                <w:lang w:val="es-EC"/>
               </w:rPr>
               <w:t>Planilla Mensual de Obra, Contabilidad (Cierre Mensual)</w:t>
             </w:r>
@@ -1199,7 +1147,6 @@
               <w:rPr>
                 <w:sz w:val="16"/>
                 <w:szCs w:val="16"/>
-                <w:lang w:val="es-EC"/>
               </w:rPr>
             </w:pPr>
             <w:r>
@@ -1207,7 +1154,6 @@
                 <w:color w:val="000000"/>
                 <w:sz w:val="16"/>
                 <w:szCs w:val="16"/>
-                <w:lang w:val="es-EC"/>
               </w:rPr>
               <w:t>Generar planilla mensual de obra en PDF con detalle de avances y horas-hombre</w:t>
             </w:r>
@@ -1423,7 +1369,6 @@
               <w:rPr>
                 <w:sz w:val="16"/>
                 <w:szCs w:val="16"/>
-                <w:lang w:val="es-EC"/>
               </w:rPr>
             </w:pPr>
             <w:r>
@@ -1431,7 +1376,6 @@
                 <w:color w:val="000000"/>
                 <w:sz w:val="16"/>
                 <w:szCs w:val="16"/>
-                <w:lang w:val="es-EC"/>
               </w:rPr>
               <w:t>Ejecutar cierre contable mensual (consolidar gastos, avances y materiales por proyecto)</w:t>
             </w:r>
@@ -1647,7 +1591,6 @@
               <w:rPr>
                 <w:sz w:val="16"/>
                 <w:szCs w:val="16"/>
-                <w:lang w:val="es-EC"/>
               </w:rPr>
             </w:pPr>
             <w:r>
@@ -1655,7 +1598,6 @@
                 <w:color w:val="000000"/>
                 <w:sz w:val="16"/>
                 <w:szCs w:val="16"/>
-                <w:lang w:val="es-EC"/>
               </w:rPr>
               <w:t>Consultar historial de planillas mensuales generadas por proyecto con filtro de periodo</w:t>
             </w:r>
@@ -1880,7 +1822,6 @@
               <w:rPr>
                 <w:sz w:val="16"/>
                 <w:szCs w:val="16"/>
-                <w:lang w:val="es-EC"/>
               </w:rPr>
             </w:pPr>
             <w:r>
@@ -1888,7 +1829,6 @@
                 <w:color w:val="000000"/>
                 <w:sz w:val="16"/>
                 <w:szCs w:val="16"/>
-                <w:lang w:val="es-EC"/>
               </w:rPr>
               <w:lastRenderedPageBreak/>
               <w:t xml:space="preserve">Registrar y listar </w:t>
@@ -1898,7 +1838,6 @@
                 <w:color w:val="000000"/>
                 <w:sz w:val="16"/>
                 <w:szCs w:val="16"/>
-                <w:lang w:val="es-EC"/>
               </w:rPr>
               <w:lastRenderedPageBreak/>
               <w:t>gastos operativos del cierre contable con detalle de rubros</w:t>
@@ -2126,7 +2065,6 @@
               <w:rPr>
                 <w:sz w:val="16"/>
                 <w:szCs w:val="16"/>
-                <w:lang w:val="es-EC"/>
               </w:rPr>
             </w:pPr>
             <w:r>
@@ -2134,7 +2072,6 @@
                 <w:color w:val="000000"/>
                 <w:sz w:val="16"/>
                 <w:szCs w:val="16"/>
-                <w:lang w:val="es-EC"/>
               </w:rPr>
               <w:t>Integrar librería PDFKit para generación de planillas mensuales en backend</w:t>
             </w:r>
@@ -2350,7 +2287,6 @@
               <w:rPr>
                 <w:sz w:val="16"/>
                 <w:szCs w:val="16"/>
-                <w:lang w:val="es-EC"/>
               </w:rPr>
             </w:pPr>
             <w:r>
@@ -2358,7 +2294,6 @@
                 <w:color w:val="000000"/>
                 <w:sz w:val="16"/>
                 <w:szCs w:val="16"/>
-                <w:lang w:val="es-EC"/>
               </w:rPr>
               <w:t>Suite de pruebas automatizadas: planilla mensual y cierre contable</w:t>
             </w:r>
@@ -2879,13 +2814,11 @@
             <w:pPr>
               <w:rPr>
                 <w:szCs w:val="28"/>
-                <w:lang w:val="es-EC"/>
-              </w:rPr>
-            </w:pPr>
-            <w:r>
-              <w:rPr>
-                <w:szCs w:val="28"/>
-                <w:lang w:val="es-EC"/>
+              </w:rPr>
+            </w:pPr>
+            <w:r>
+              <w:rPr>
+                <w:szCs w:val="28"/>
               </w:rPr>
               <w:t>N° historias de usuario (HU)</w:t>
             </w:r>
@@ -3475,13 +3408,11 @@
         <w:rPr>
           <w:sz w:val="28"/>
           <w:szCs w:val="28"/>
-          <w:lang w:val="es-EC"/>
         </w:rPr>
       </w:pPr>
       <w:r>
         <w:rPr>
           <w:szCs w:val="28"/>
-          <w:lang w:val="es-EC"/>
         </w:rPr>
         <w:t>El Sprint 05 no registró desvíos significativos. Los 22 SP planificados fueron entregados en su totalidad: 4 historias de usuario (HU-16 a HU-19) y 2 historias técnicas (HT-11, HT-12), con 18 pruebas automatizadas en estado PASS (100%). El módulo de Planilla Mensual con generación de PDF y el módulo de Cierre Contable Mensual fueron implementados según los criterios de aceptación definidos en el Sprint Planning.</w:t>
       </w:r>
@@ -3534,14 +3465,12 @@
             <w:pPr>
               <w:rPr>
                 <w:szCs w:val="28"/>
-                <w:lang w:val="es-EC"/>
               </w:rPr>
             </w:pPr>
             <w:r>
               <w:rPr>
                 <w:color w:val="000000"/>
                 <w:szCs w:val="28"/>
-                <w:lang w:val="es-EC"/>
               </w:rPr>
               <w:t>La integración de PDFKit fue más sencilla de lo esperado gracias al patrón de servicios establecido en sprints anteriores. La lógica de consolidación del cierre contable reutilizó el servicio de rubros y materiales ya implementados.</w:t>
             </w:r>
@@ -3578,14 +3507,12 @@
             <w:pPr>
               <w:rPr>
                 <w:szCs w:val="28"/>
-                <w:lang w:val="es-EC"/>
               </w:rPr>
             </w:pPr>
             <w:r>
               <w:rPr>
                 <w:color w:val="000000"/>
                 <w:szCs w:val="28"/>
-                <w:lang w:val="es-EC"/>
               </w:rPr>
               <w:t xml:space="preserve">La generación del PDF requirió configuración adicional del entorno Docker para incluir las fuentes necesarias. El cálculo de horas-hombre en la planilla mensual requirió ajustes en la consulta de </w:t>
             </w:r>
@@ -3593,7 +3520,6 @@
               <w:rPr>
                 <w:color w:val="000000"/>
                 <w:szCs w:val="28"/>
-                <w:lang w:val="es-EC"/>
               </w:rPr>
               <w:lastRenderedPageBreak/>
               <w:t>avances.</w:t>
@@ -3632,14 +3558,12 @@
             <w:pPr>
               <w:rPr>
                 <w:szCs w:val="28"/>
-                <w:lang w:val="es-EC"/>
               </w:rPr>
             </w:pPr>
             <w:r>
               <w:rPr>
                 <w:color w:val="000000"/>
                 <w:szCs w:val="28"/>
-                <w:lang w:val="es-EC"/>
               </w:rPr>
               <w:t>1. La generación de PDFs en entorno Docker debe probarse desde el inicio con los recursos estáticos correctos.</w:t>
             </w:r>
@@ -3647,7 +3571,6 @@
               <w:rPr>
                 <w:color w:val="000000"/>
                 <w:szCs w:val="28"/>
-                <w:lang w:val="es-EC"/>
               </w:rPr>
               <w:br/>
               <w:t>2. Las consultas de consolidación contable deben agruparse por periodo y proyecto para evitar duplicados.</w:t>
@@ -3665,7 +3588,6 @@
             <w:pPr>
               <w:rPr>
                 <w:szCs w:val="28"/>
-                <w:lang w:val="es-EC"/>
               </w:rPr>
             </w:pPr>
             <w:r>
@@ -3673,7 +3595,6 @@
                 <w:b/>
                 <w:color w:val="000000"/>
                 <w:szCs w:val="28"/>
-                <w:lang w:val="es-EC"/>
               </w:rPr>
               <w:t>Compromisos para el siguiente sprint</w:t>
             </w:r>
@@ -3687,14 +3608,12 @@
             <w:pPr>
               <w:rPr>
                 <w:szCs w:val="28"/>
-                <w:lang w:val="es-EC"/>
               </w:rPr>
             </w:pPr>
             <w:r>
               <w:rPr>
                 <w:color w:val="000000"/>
                 <w:szCs w:val="28"/>
-                <w:lang w:val="es-EC"/>
               </w:rPr>
               <w:t>Implementar el módulo de Reportes y Dashboard consolidado (Sprint 06).</w:t>
             </w:r>
@@ -3837,14 +3756,12 @@
             <w:pPr>
               <w:rPr>
                 <w:szCs w:val="28"/>
-                <w:lang w:val="es-EC"/>
               </w:rPr>
             </w:pPr>
             <w:r>
               <w:rPr>
                 <w:color w:val="000000"/>
                 <w:szCs w:val="28"/>
-                <w:lang w:val="es-EC"/>
               </w:rPr>
               <w:t>Unidad de estimación de esfuerzo</w:t>
             </w:r>
@@ -3902,14 +3819,12 @@
             <w:pPr>
               <w:rPr>
                 <w:szCs w:val="28"/>
-                <w:lang w:val="es-EC"/>
               </w:rPr>
             </w:pPr>
             <w:r>
               <w:rPr>
                 <w:color w:val="000000"/>
                 <w:szCs w:val="28"/>
-                <w:lang w:val="es-EC"/>
               </w:rPr>
               <w:t>Tipo de ítem del backlog</w:t>
             </w:r>
@@ -4030,14 +3945,12 @@
             <w:pPr>
               <w:rPr>
                 <w:szCs w:val="28"/>
-                <w:lang w:val="es-EC"/>
               </w:rPr>
             </w:pPr>
             <w:r>
               <w:rPr>
                 <w:color w:val="000000"/>
                 <w:szCs w:val="28"/>
-                <w:lang w:val="es-EC"/>
               </w:rPr>
               <w:t>Prefijo del código de este documento</w:t>
             </w:r>
@@ -4158,14 +4071,12 @@
             <w:pPr>
               <w:rPr>
                 <w:szCs w:val="28"/>
-                <w:lang w:val="es-EC"/>
               </w:rPr>
             </w:pPr>
             <w:r>
               <w:rPr>
                 <w:color w:val="000000"/>
                 <w:szCs w:val="28"/>
-                <w:lang w:val="es-EC"/>
               </w:rPr>
               <w:t>Control de acceso por roles</w:t>
             </w:r>
@@ -4286,14 +4197,12 @@
             <w:pPr>
               <w:rPr>
                 <w:szCs w:val="28"/>
-                <w:lang w:val="es-EC"/>
               </w:rPr>
             </w:pPr>
             <w:r>
               <w:rPr>
                 <w:color w:val="000000"/>
                 <w:szCs w:val="28"/>
-                <w:lang w:val="es-EC"/>
               </w:rPr>
               <w:t>Repositorio de datos del sistema</w:t>
             </w:r>
@@ -4540,14 +4449,12 @@
             <w:pPr>
               <w:rPr>
                 <w:szCs w:val="28"/>
-                <w:lang w:val="es-EC"/>
               </w:rPr>
             </w:pPr>
             <w:r>
               <w:rPr>
                 <w:color w:val="000000"/>
                 <w:szCs w:val="28"/>
-                <w:lang w:val="es-EC"/>
               </w:rPr>
               <w:t>Formato de salida de la planilla mensual</w:t>
             </w:r>
@@ -4555,13 +4462,7 @@
         </w:tc>
       </w:tr>
     </w:tbl>
-    <w:p>
-      <w:pPr>
-        <w:rPr>
-          <w:lang w:val="es-EC"/>
-        </w:rPr>
-      </w:pPr>
-    </w:p>
+    <w:p/>
     <w:sectPr>
       <w:pgSz w:w="12240" w:h="15840"/>
       <w:pgMar w:top="1440" w:right="1800" w:bottom="1440" w:left="1800" w:header="720" w:footer="720" w:gutter="0"/>
@@ -5165,6 +5066,9 @@
     <w:name w:val="Normal"/>
     <w:qFormat/>
     <w:rsid w:val="00FC693F"/>
+    <w:rPr>
+      <w:lang w:val="es-EC"/>
+    </w:rPr>
   </w:style>
   <w:style w:type="paragraph" w:styleId="Ttulo1">
     <w:name w:val="heading 1"/>

--- a/Documentos Base/Sprint 5 documentacion/Sprint_05_Planificado_Realizado_ICARO.docx
+++ b/Documentos Base/Sprint 5 documentacion/Sprint_05_Planificado_Realizado_ICARO.docx
@@ -4,6 +4,7 @@
   <w:body>
     <w:p>
       <w:pPr>
+        <w:spacing w:after="0"/>
         <w:jc w:val="center"/>
       </w:pPr>
       <w:r>
@@ -17,6 +18,7 @@
     </w:p>
     <w:p>
       <w:pPr>
+        <w:spacing w:after="0"/>
         <w:jc w:val="center"/>
       </w:pPr>
       <w:r>
@@ -29,6 +31,7 @@
     </w:p>
     <w:p>
       <w:pPr>
+        <w:spacing w:after="0"/>
         <w:jc w:val="center"/>
       </w:pPr>
       <w:r>
@@ -358,15 +361,15 @@
         <w:tblLook w:val="04A0" w:firstRow="1" w:lastRow="0" w:firstColumn="1" w:lastColumn="0" w:noHBand="0" w:noVBand="1"/>
       </w:tblPr>
       <w:tblGrid>
-        <w:gridCol w:w="2160"/>
-        <w:gridCol w:w="2160"/>
-        <w:gridCol w:w="2160"/>
-        <w:gridCol w:w="2160"/>
+        <w:gridCol w:w="1003"/>
+        <w:gridCol w:w="1657"/>
+        <w:gridCol w:w="2693"/>
+        <w:gridCol w:w="3331"/>
       </w:tblGrid>
       <w:tr>
         <w:tc>
           <w:tcPr>
-            <w:tcW w:w="2160" w:type="dxa"/>
+            <w:tcW w:w="1003" w:type="dxa"/>
             <w:shd w:val="clear" w:color="auto" w:fill="1F3864"/>
             <w:vAlign w:val="center"/>
           </w:tcPr>
@@ -387,7 +390,7 @@
         </w:tc>
         <w:tc>
           <w:tcPr>
-            <w:tcW w:w="2160" w:type="dxa"/>
+            <w:tcW w:w="1657" w:type="dxa"/>
             <w:shd w:val="clear" w:color="auto" w:fill="1F3864"/>
             <w:vAlign w:val="center"/>
           </w:tcPr>
@@ -408,7 +411,7 @@
         </w:tc>
         <w:tc>
           <w:tcPr>
-            <w:tcW w:w="2160" w:type="dxa"/>
+            <w:tcW w:w="2693" w:type="dxa"/>
             <w:shd w:val="clear" w:color="auto" w:fill="1F3864"/>
             <w:vAlign w:val="center"/>
           </w:tcPr>
@@ -429,7 +432,7 @@
         </w:tc>
         <w:tc>
           <w:tcPr>
-            <w:tcW w:w="2160" w:type="dxa"/>
+            <w:tcW w:w="3331" w:type="dxa"/>
             <w:shd w:val="clear" w:color="auto" w:fill="1F3864"/>
             <w:vAlign w:val="center"/>
           </w:tcPr>
@@ -452,7 +455,7 @@
       <w:tr>
         <w:tc>
           <w:tcPr>
-            <w:tcW w:w="2160" w:type="dxa"/>
+            <w:tcW w:w="1003" w:type="dxa"/>
             <w:vAlign w:val="center"/>
           </w:tcPr>
           <w:p>
@@ -471,7 +474,7 @@
         </w:tc>
         <w:tc>
           <w:tcPr>
-            <w:tcW w:w="2160" w:type="dxa"/>
+            <w:tcW w:w="1657" w:type="dxa"/>
             <w:vAlign w:val="center"/>
           </w:tcPr>
           <w:p>
@@ -502,7 +505,7 @@
         </w:tc>
         <w:tc>
           <w:tcPr>
-            <w:tcW w:w="2160" w:type="dxa"/>
+            <w:tcW w:w="2693" w:type="dxa"/>
             <w:vAlign w:val="center"/>
           </w:tcPr>
           <w:p>
@@ -521,7 +524,7 @@
         </w:tc>
         <w:tc>
           <w:tcPr>
-            <w:tcW w:w="2160" w:type="dxa"/>
+            <w:tcW w:w="3331" w:type="dxa"/>
             <w:vAlign w:val="center"/>
           </w:tcPr>
           <w:p>
@@ -555,13 +558,13 @@
         <w:tblLook w:val="04A0" w:firstRow="1" w:lastRow="0" w:firstColumn="1" w:lastColumn="0" w:noHBand="0" w:noVBand="1"/>
       </w:tblPr>
       <w:tblGrid>
-        <w:gridCol w:w="4320"/>
-        <w:gridCol w:w="4320"/>
+        <w:gridCol w:w="3510"/>
+        <w:gridCol w:w="5130"/>
       </w:tblGrid>
       <w:tr>
         <w:tc>
           <w:tcPr>
-            <w:tcW w:w="4320" w:type="dxa"/>
+            <w:tcW w:w="3510" w:type="dxa"/>
             <w:shd w:val="clear" w:color="auto" w:fill="D9E1F2"/>
           </w:tcPr>
           <w:p>
@@ -582,7 +585,7 @@
         </w:tc>
         <w:tc>
           <w:tcPr>
-            <w:tcW w:w="4320" w:type="dxa"/>
+            <w:tcW w:w="5130" w:type="dxa"/>
           </w:tcPr>
           <w:p>
             <w:pPr>
@@ -603,7 +606,7 @@
       <w:tr>
         <w:tc>
           <w:tcPr>
-            <w:tcW w:w="4320" w:type="dxa"/>
+            <w:tcW w:w="3510" w:type="dxa"/>
             <w:shd w:val="clear" w:color="auto" w:fill="D9E1F2"/>
           </w:tcPr>
           <w:p>
@@ -624,7 +627,7 @@
         </w:tc>
         <w:tc>
           <w:tcPr>
-            <w:tcW w:w="4320" w:type="dxa"/>
+            <w:tcW w:w="5130" w:type="dxa"/>
           </w:tcPr>
           <w:p>
             <w:pPr>
@@ -645,7 +648,7 @@
       <w:tr>
         <w:tc>
           <w:tcPr>
-            <w:tcW w:w="4320" w:type="dxa"/>
+            <w:tcW w:w="3510" w:type="dxa"/>
             <w:shd w:val="clear" w:color="auto" w:fill="D9E1F2"/>
           </w:tcPr>
           <w:p>
@@ -666,7 +669,7 @@
         </w:tc>
         <w:tc>
           <w:tcPr>
-            <w:tcW w:w="4320" w:type="dxa"/>
+            <w:tcW w:w="5130" w:type="dxa"/>
           </w:tcPr>
           <w:p>
             <w:pPr>
@@ -694,7 +697,7 @@
       <w:tr>
         <w:tc>
           <w:tcPr>
-            <w:tcW w:w="4320" w:type="dxa"/>
+            <w:tcW w:w="3510" w:type="dxa"/>
             <w:shd w:val="clear" w:color="auto" w:fill="D9E1F2"/>
           </w:tcPr>
           <w:p>
@@ -715,7 +718,7 @@
         </w:tc>
         <w:tc>
           <w:tcPr>
-            <w:tcW w:w="4320" w:type="dxa"/>
+            <w:tcW w:w="5130" w:type="dxa"/>
           </w:tcPr>
           <w:p>
             <w:pPr>
@@ -743,7 +746,7 @@
       <w:tr>
         <w:tc>
           <w:tcPr>
-            <w:tcW w:w="4320" w:type="dxa"/>
+            <w:tcW w:w="3510" w:type="dxa"/>
             <w:shd w:val="clear" w:color="auto" w:fill="D9E1F2"/>
           </w:tcPr>
           <w:p>
@@ -764,7 +767,7 @@
         </w:tc>
         <w:tc>
           <w:tcPr>
-            <w:tcW w:w="4320" w:type="dxa"/>
+            <w:tcW w:w="5130" w:type="dxa"/>
           </w:tcPr>
           <w:p>
             <w:pPr>
@@ -785,7 +788,7 @@
       <w:tr>
         <w:tc>
           <w:tcPr>
-            <w:tcW w:w="4320" w:type="dxa"/>
+            <w:tcW w:w="3510" w:type="dxa"/>
             <w:shd w:val="clear" w:color="auto" w:fill="D9E1F2"/>
           </w:tcPr>
           <w:p>
@@ -806,7 +809,7 @@
         </w:tc>
         <w:tc>
           <w:tcPr>
-            <w:tcW w:w="4320" w:type="dxa"/>
+            <w:tcW w:w="5130" w:type="dxa"/>
           </w:tcPr>
           <w:p>
             <w:pPr>
@@ -836,30 +839,33 @@
     <w:tbl>
       <w:tblPr>
         <w:tblStyle w:val="Tablaconcuadrcula"/>
-        <w:tblW w:w="0" w:type="auto"/>
+        <w:tblW w:w="8897" w:type="dxa"/>
         <w:tblLayout w:type="fixed"/>
         <w:tblLook w:val="04A0" w:firstRow="1" w:lastRow="0" w:firstColumn="1" w:lastColumn="0" w:noHBand="0" w:noVBand="1"/>
       </w:tblPr>
       <w:tblGrid>
         <w:gridCol w:w="534"/>
-        <w:gridCol w:w="1417"/>
+        <w:gridCol w:w="283"/>
+        <w:gridCol w:w="1559"/>
+        <w:gridCol w:w="426"/>
+        <w:gridCol w:w="1275"/>
         <w:gridCol w:w="567"/>
-        <w:gridCol w:w="1024"/>
-        <w:gridCol w:w="677"/>
-        <w:gridCol w:w="709"/>
-        <w:gridCol w:w="992"/>
+        <w:gridCol w:w="567"/>
         <w:gridCol w:w="851"/>
+        <w:gridCol w:w="850"/>
         <w:gridCol w:w="1134"/>
-        <w:gridCol w:w="951"/>
+        <w:gridCol w:w="851"/>
       </w:tblGrid>
       <w:tr>
         <w:tc>
           <w:tcPr>
             <w:tcW w:w="534" w:type="dxa"/>
             <w:shd w:val="clear" w:color="auto" w:fill="1F3864"/>
-          </w:tcPr>
-          <w:p>
-            <w:pPr>
+            <w:vAlign w:val="center"/>
+          </w:tcPr>
+          <w:p>
+            <w:pPr>
+              <w:jc w:val="center"/>
               <w:rPr>
                 <w:sz w:val="16"/>
                 <w:szCs w:val="16"/>
@@ -878,11 +884,14 @@
         </w:tc>
         <w:tc>
           <w:tcPr>
-            <w:tcW w:w="1417" w:type="dxa"/>
+            <w:tcW w:w="1842" w:type="dxa"/>
+            <w:gridSpan w:val="2"/>
             <w:shd w:val="clear" w:color="auto" w:fill="1F3864"/>
-          </w:tcPr>
-          <w:p>
-            <w:pPr>
+            <w:vAlign w:val="center"/>
+          </w:tcPr>
+          <w:p>
+            <w:pPr>
+              <w:jc w:val="center"/>
               <w:rPr>
                 <w:sz w:val="16"/>
                 <w:szCs w:val="16"/>
@@ -901,11 +910,13 @@
         </w:tc>
         <w:tc>
           <w:tcPr>
-            <w:tcW w:w="567" w:type="dxa"/>
+            <w:tcW w:w="426" w:type="dxa"/>
             <w:shd w:val="clear" w:color="auto" w:fill="1F3864"/>
-          </w:tcPr>
-          <w:p>
-            <w:pPr>
+            <w:vAlign w:val="center"/>
+          </w:tcPr>
+          <w:p>
+            <w:pPr>
+              <w:jc w:val="center"/>
               <w:rPr>
                 <w:sz w:val="16"/>
                 <w:szCs w:val="16"/>
@@ -924,11 +935,13 @@
         </w:tc>
         <w:tc>
           <w:tcPr>
-            <w:tcW w:w="1024" w:type="dxa"/>
+            <w:tcW w:w="1275" w:type="dxa"/>
             <w:shd w:val="clear" w:color="auto" w:fill="1F3864"/>
-          </w:tcPr>
-          <w:p>
-            <w:pPr>
+            <w:vAlign w:val="center"/>
+          </w:tcPr>
+          <w:p>
+            <w:pPr>
+              <w:jc w:val="center"/>
               <w:rPr>
                 <w:sz w:val="16"/>
                 <w:szCs w:val="16"/>
@@ -947,11 +960,13 @@
         </w:tc>
         <w:tc>
           <w:tcPr>
-            <w:tcW w:w="677" w:type="dxa"/>
+            <w:tcW w:w="567" w:type="dxa"/>
             <w:shd w:val="clear" w:color="auto" w:fill="1F3864"/>
-          </w:tcPr>
-          <w:p>
-            <w:pPr>
+            <w:vAlign w:val="center"/>
+          </w:tcPr>
+          <w:p>
+            <w:pPr>
+              <w:jc w:val="center"/>
               <w:rPr>
                 <w:sz w:val="16"/>
                 <w:szCs w:val="16"/>
@@ -980,11 +995,13 @@
         </w:tc>
         <w:tc>
           <w:tcPr>
-            <w:tcW w:w="709" w:type="dxa"/>
+            <w:tcW w:w="567" w:type="dxa"/>
             <w:shd w:val="clear" w:color="auto" w:fill="1F3864"/>
-          </w:tcPr>
-          <w:p>
-            <w:pPr>
+            <w:vAlign w:val="center"/>
+          </w:tcPr>
+          <w:p>
+            <w:pPr>
+              <w:jc w:val="center"/>
               <w:rPr>
                 <w:sz w:val="16"/>
                 <w:szCs w:val="16"/>
@@ -1013,11 +1030,13 @@
         </w:tc>
         <w:tc>
           <w:tcPr>
-            <w:tcW w:w="992" w:type="dxa"/>
+            <w:tcW w:w="851" w:type="dxa"/>
             <w:shd w:val="clear" w:color="auto" w:fill="1F3864"/>
-          </w:tcPr>
-          <w:p>
-            <w:pPr>
+            <w:vAlign w:val="center"/>
+          </w:tcPr>
+          <w:p>
+            <w:pPr>
+              <w:jc w:val="center"/>
               <w:rPr>
                 <w:sz w:val="16"/>
                 <w:szCs w:val="16"/>
@@ -1036,11 +1055,13 @@
         </w:tc>
         <w:tc>
           <w:tcPr>
-            <w:tcW w:w="851" w:type="dxa"/>
+            <w:tcW w:w="850" w:type="dxa"/>
             <w:shd w:val="clear" w:color="auto" w:fill="1F3864"/>
-          </w:tcPr>
-          <w:p>
-            <w:pPr>
+            <w:vAlign w:val="center"/>
+          </w:tcPr>
+          <w:p>
+            <w:pPr>
+              <w:jc w:val="center"/>
               <w:rPr>
                 <w:sz w:val="16"/>
                 <w:szCs w:val="16"/>
@@ -1061,9 +1082,11 @@
           <w:tcPr>
             <w:tcW w:w="1134" w:type="dxa"/>
             <w:shd w:val="clear" w:color="auto" w:fill="1F3864"/>
-          </w:tcPr>
-          <w:p>
-            <w:pPr>
+            <w:vAlign w:val="center"/>
+          </w:tcPr>
+          <w:p>
+            <w:pPr>
+              <w:jc w:val="center"/>
               <w:rPr>
                 <w:sz w:val="16"/>
                 <w:szCs w:val="16"/>
@@ -1082,11 +1105,13 @@
         </w:tc>
         <w:tc>
           <w:tcPr>
-            <w:tcW w:w="951" w:type="dxa"/>
+            <w:tcW w:w="851" w:type="dxa"/>
             <w:shd w:val="clear" w:color="auto" w:fill="1F3864"/>
-          </w:tcPr>
-          <w:p>
-            <w:pPr>
+            <w:vAlign w:val="center"/>
+          </w:tcPr>
+          <w:p>
+            <w:pPr>
+              <w:jc w:val="center"/>
               <w:rPr>
                 <w:sz w:val="16"/>
                 <w:szCs w:val="16"/>
@@ -1119,9 +1144,11 @@
           <w:tcPr>
             <w:tcW w:w="534" w:type="dxa"/>
             <w:shd w:val="clear" w:color="auto" w:fill="D9E1F2"/>
-          </w:tcPr>
-          <w:p>
-            <w:pPr>
+            <w:vAlign w:val="center"/>
+          </w:tcPr>
+          <w:p>
+            <w:pPr>
+              <w:jc w:val="center"/>
               <w:rPr>
                 <w:sz w:val="16"/>
                 <w:szCs w:val="16"/>
@@ -1139,11 +1166,14 @@
         </w:tc>
         <w:tc>
           <w:tcPr>
-            <w:tcW w:w="1417" w:type="dxa"/>
+            <w:tcW w:w="1842" w:type="dxa"/>
+            <w:gridSpan w:val="2"/>
             <w:shd w:val="clear" w:color="auto" w:fill="FFFFFF"/>
-          </w:tcPr>
-          <w:p>
-            <w:pPr>
+            <w:vAlign w:val="center"/>
+          </w:tcPr>
+          <w:p>
+            <w:pPr>
+              <w:jc w:val="center"/>
               <w:rPr>
                 <w:sz w:val="16"/>
                 <w:szCs w:val="16"/>
@@ -1161,11 +1191,13 @@
         </w:tc>
         <w:tc>
           <w:tcPr>
-            <w:tcW w:w="567" w:type="dxa"/>
+            <w:tcW w:w="426" w:type="dxa"/>
             <w:shd w:val="clear" w:color="auto" w:fill="D9E1F2"/>
-          </w:tcPr>
-          <w:p>
-            <w:pPr>
+            <w:vAlign w:val="center"/>
+          </w:tcPr>
+          <w:p>
+            <w:pPr>
+              <w:jc w:val="center"/>
               <w:rPr>
                 <w:sz w:val="16"/>
                 <w:szCs w:val="16"/>
@@ -1183,11 +1215,13 @@
         </w:tc>
         <w:tc>
           <w:tcPr>
-            <w:tcW w:w="1024" w:type="dxa"/>
+            <w:tcW w:w="1275" w:type="dxa"/>
             <w:shd w:val="clear" w:color="auto" w:fill="FFFFFF"/>
-          </w:tcPr>
-          <w:p>
-            <w:pPr>
+            <w:vAlign w:val="center"/>
+          </w:tcPr>
+          <w:p>
+            <w:pPr>
+              <w:jc w:val="center"/>
               <w:rPr>
                 <w:sz w:val="16"/>
                 <w:szCs w:val="16"/>
@@ -1205,11 +1239,13 @@
         </w:tc>
         <w:tc>
           <w:tcPr>
-            <w:tcW w:w="677" w:type="dxa"/>
+            <w:tcW w:w="567" w:type="dxa"/>
             <w:shd w:val="clear" w:color="auto" w:fill="D9E1F2"/>
-          </w:tcPr>
-          <w:p>
-            <w:pPr>
+            <w:vAlign w:val="center"/>
+          </w:tcPr>
+          <w:p>
+            <w:pPr>
+              <w:jc w:val="center"/>
               <w:rPr>
                 <w:sz w:val="16"/>
                 <w:szCs w:val="16"/>
@@ -1227,11 +1263,13 @@
         </w:tc>
         <w:tc>
           <w:tcPr>
-            <w:tcW w:w="709" w:type="dxa"/>
+            <w:tcW w:w="567" w:type="dxa"/>
             <w:shd w:val="clear" w:color="auto" w:fill="FFFFFF"/>
-          </w:tcPr>
-          <w:p>
-            <w:pPr>
+            <w:vAlign w:val="center"/>
+          </w:tcPr>
+          <w:p>
+            <w:pPr>
+              <w:jc w:val="center"/>
               <w:rPr>
                 <w:sz w:val="16"/>
                 <w:szCs w:val="16"/>
@@ -1249,11 +1287,13 @@
         </w:tc>
         <w:tc>
           <w:tcPr>
-            <w:tcW w:w="992" w:type="dxa"/>
+            <w:tcW w:w="851" w:type="dxa"/>
             <w:shd w:val="clear" w:color="auto" w:fill="D9E1F2"/>
-          </w:tcPr>
-          <w:p>
-            <w:pPr>
+            <w:vAlign w:val="center"/>
+          </w:tcPr>
+          <w:p>
+            <w:pPr>
+              <w:jc w:val="center"/>
               <w:rPr>
                 <w:sz w:val="16"/>
                 <w:szCs w:val="16"/>
@@ -1271,11 +1311,13 @@
         </w:tc>
         <w:tc>
           <w:tcPr>
-            <w:tcW w:w="851" w:type="dxa"/>
+            <w:tcW w:w="850" w:type="dxa"/>
             <w:shd w:val="clear" w:color="auto" w:fill="FFFFFF"/>
-          </w:tcPr>
-          <w:p>
-            <w:pPr>
+            <w:vAlign w:val="center"/>
+          </w:tcPr>
+          <w:p>
+            <w:pPr>
+              <w:jc w:val="center"/>
               <w:rPr>
                 <w:sz w:val="16"/>
                 <w:szCs w:val="16"/>
@@ -1295,9 +1337,11 @@
           <w:tcPr>
             <w:tcW w:w="1134" w:type="dxa"/>
             <w:shd w:val="clear" w:color="auto" w:fill="E2EFDA"/>
-          </w:tcPr>
-          <w:p>
-            <w:pPr>
+            <w:vAlign w:val="center"/>
+          </w:tcPr>
+          <w:p>
+            <w:pPr>
+              <w:jc w:val="center"/>
               <w:rPr>
                 <w:sz w:val="16"/>
                 <w:szCs w:val="16"/>
@@ -1315,11 +1359,13 @@
         </w:tc>
         <w:tc>
           <w:tcPr>
-            <w:tcW w:w="951" w:type="dxa"/>
+            <w:tcW w:w="851" w:type="dxa"/>
             <w:shd w:val="clear" w:color="auto" w:fill="FFFFFF"/>
-          </w:tcPr>
-          <w:p>
-            <w:pPr>
+            <w:vAlign w:val="center"/>
+          </w:tcPr>
+          <w:p>
+            <w:pPr>
+              <w:jc w:val="center"/>
               <w:rPr>
                 <w:sz w:val="16"/>
                 <w:szCs w:val="16"/>
@@ -1341,9 +1387,11 @@
           <w:tcPr>
             <w:tcW w:w="534" w:type="dxa"/>
             <w:shd w:val="clear" w:color="auto" w:fill="D9E1F2"/>
-          </w:tcPr>
-          <w:p>
-            <w:pPr>
+            <w:vAlign w:val="center"/>
+          </w:tcPr>
+          <w:p>
+            <w:pPr>
+              <w:jc w:val="center"/>
               <w:rPr>
                 <w:sz w:val="16"/>
                 <w:szCs w:val="16"/>
@@ -1361,11 +1409,14 @@
         </w:tc>
         <w:tc>
           <w:tcPr>
-            <w:tcW w:w="1417" w:type="dxa"/>
+            <w:tcW w:w="1842" w:type="dxa"/>
+            <w:gridSpan w:val="2"/>
             <w:shd w:val="clear" w:color="auto" w:fill="FFFFFF"/>
-          </w:tcPr>
-          <w:p>
-            <w:pPr>
+            <w:vAlign w:val="center"/>
+          </w:tcPr>
+          <w:p>
+            <w:pPr>
+              <w:jc w:val="center"/>
               <w:rPr>
                 <w:sz w:val="16"/>
                 <w:szCs w:val="16"/>
@@ -1383,11 +1434,13 @@
         </w:tc>
         <w:tc>
           <w:tcPr>
-            <w:tcW w:w="567" w:type="dxa"/>
+            <w:tcW w:w="426" w:type="dxa"/>
             <w:shd w:val="clear" w:color="auto" w:fill="D9E1F2"/>
-          </w:tcPr>
-          <w:p>
-            <w:pPr>
+            <w:vAlign w:val="center"/>
+          </w:tcPr>
+          <w:p>
+            <w:pPr>
+              <w:jc w:val="center"/>
               <w:rPr>
                 <w:sz w:val="16"/>
                 <w:szCs w:val="16"/>
@@ -1405,11 +1458,13 @@
         </w:tc>
         <w:tc>
           <w:tcPr>
-            <w:tcW w:w="1024" w:type="dxa"/>
+            <w:tcW w:w="1275" w:type="dxa"/>
             <w:shd w:val="clear" w:color="auto" w:fill="FFFFFF"/>
-          </w:tcPr>
-          <w:p>
-            <w:pPr>
+            <w:vAlign w:val="center"/>
+          </w:tcPr>
+          <w:p>
+            <w:pPr>
+              <w:jc w:val="center"/>
               <w:rPr>
                 <w:sz w:val="16"/>
                 <w:szCs w:val="16"/>
@@ -1427,11 +1482,13 @@
         </w:tc>
         <w:tc>
           <w:tcPr>
-            <w:tcW w:w="677" w:type="dxa"/>
+            <w:tcW w:w="567" w:type="dxa"/>
             <w:shd w:val="clear" w:color="auto" w:fill="D9E1F2"/>
-          </w:tcPr>
-          <w:p>
-            <w:pPr>
+            <w:vAlign w:val="center"/>
+          </w:tcPr>
+          <w:p>
+            <w:pPr>
+              <w:jc w:val="center"/>
               <w:rPr>
                 <w:sz w:val="16"/>
                 <w:szCs w:val="16"/>
@@ -1449,11 +1506,13 @@
         </w:tc>
         <w:tc>
           <w:tcPr>
-            <w:tcW w:w="709" w:type="dxa"/>
+            <w:tcW w:w="567" w:type="dxa"/>
             <w:shd w:val="clear" w:color="auto" w:fill="FFFFFF"/>
-          </w:tcPr>
-          <w:p>
-            <w:pPr>
+            <w:vAlign w:val="center"/>
+          </w:tcPr>
+          <w:p>
+            <w:pPr>
+              <w:jc w:val="center"/>
               <w:rPr>
                 <w:sz w:val="16"/>
                 <w:szCs w:val="16"/>
@@ -1471,11 +1530,13 @@
         </w:tc>
         <w:tc>
           <w:tcPr>
-            <w:tcW w:w="992" w:type="dxa"/>
+            <w:tcW w:w="851" w:type="dxa"/>
             <w:shd w:val="clear" w:color="auto" w:fill="D9E1F2"/>
-          </w:tcPr>
-          <w:p>
-            <w:pPr>
+            <w:vAlign w:val="center"/>
+          </w:tcPr>
+          <w:p>
+            <w:pPr>
+              <w:jc w:val="center"/>
               <w:rPr>
                 <w:sz w:val="16"/>
                 <w:szCs w:val="16"/>
@@ -1493,11 +1554,13 @@
         </w:tc>
         <w:tc>
           <w:tcPr>
-            <w:tcW w:w="851" w:type="dxa"/>
+            <w:tcW w:w="850" w:type="dxa"/>
             <w:shd w:val="clear" w:color="auto" w:fill="FFFFFF"/>
-          </w:tcPr>
-          <w:p>
-            <w:pPr>
+            <w:vAlign w:val="center"/>
+          </w:tcPr>
+          <w:p>
+            <w:pPr>
+              <w:jc w:val="center"/>
               <w:rPr>
                 <w:sz w:val="16"/>
                 <w:szCs w:val="16"/>
@@ -1517,9 +1580,11 @@
           <w:tcPr>
             <w:tcW w:w="1134" w:type="dxa"/>
             <w:shd w:val="clear" w:color="auto" w:fill="E2EFDA"/>
-          </w:tcPr>
-          <w:p>
-            <w:pPr>
+            <w:vAlign w:val="center"/>
+          </w:tcPr>
+          <w:p>
+            <w:pPr>
+              <w:jc w:val="center"/>
               <w:rPr>
                 <w:sz w:val="16"/>
                 <w:szCs w:val="16"/>
@@ -1537,11 +1602,13 @@
         </w:tc>
         <w:tc>
           <w:tcPr>
-            <w:tcW w:w="951" w:type="dxa"/>
+            <w:tcW w:w="851" w:type="dxa"/>
             <w:shd w:val="clear" w:color="auto" w:fill="FFFFFF"/>
-          </w:tcPr>
-          <w:p>
-            <w:pPr>
+            <w:vAlign w:val="center"/>
+          </w:tcPr>
+          <w:p>
+            <w:pPr>
+              <w:jc w:val="center"/>
               <w:rPr>
                 <w:sz w:val="16"/>
                 <w:szCs w:val="16"/>
@@ -1563,9 +1630,11 @@
           <w:tcPr>
             <w:tcW w:w="534" w:type="dxa"/>
             <w:shd w:val="clear" w:color="auto" w:fill="D9E1F2"/>
-          </w:tcPr>
-          <w:p>
-            <w:pPr>
+            <w:vAlign w:val="center"/>
+          </w:tcPr>
+          <w:p>
+            <w:pPr>
+              <w:jc w:val="center"/>
               <w:rPr>
                 <w:sz w:val="16"/>
                 <w:szCs w:val="16"/>
@@ -1583,11 +1652,14 @@
         </w:tc>
         <w:tc>
           <w:tcPr>
-            <w:tcW w:w="1417" w:type="dxa"/>
+            <w:tcW w:w="1842" w:type="dxa"/>
+            <w:gridSpan w:val="2"/>
             <w:shd w:val="clear" w:color="auto" w:fill="FFFFFF"/>
-          </w:tcPr>
-          <w:p>
-            <w:pPr>
+            <w:vAlign w:val="center"/>
+          </w:tcPr>
+          <w:p>
+            <w:pPr>
+              <w:jc w:val="center"/>
               <w:rPr>
                 <w:sz w:val="16"/>
                 <w:szCs w:val="16"/>
@@ -1605,11 +1677,13 @@
         </w:tc>
         <w:tc>
           <w:tcPr>
-            <w:tcW w:w="567" w:type="dxa"/>
+            <w:tcW w:w="426" w:type="dxa"/>
             <w:shd w:val="clear" w:color="auto" w:fill="D9E1F2"/>
-          </w:tcPr>
-          <w:p>
-            <w:pPr>
+            <w:vAlign w:val="center"/>
+          </w:tcPr>
+          <w:p>
+            <w:pPr>
+              <w:jc w:val="center"/>
               <w:rPr>
                 <w:sz w:val="16"/>
                 <w:szCs w:val="16"/>
@@ -1627,11 +1701,13 @@
         </w:tc>
         <w:tc>
           <w:tcPr>
-            <w:tcW w:w="1024" w:type="dxa"/>
+            <w:tcW w:w="1275" w:type="dxa"/>
             <w:shd w:val="clear" w:color="auto" w:fill="FFFFFF"/>
-          </w:tcPr>
-          <w:p>
-            <w:pPr>
+            <w:vAlign w:val="center"/>
+          </w:tcPr>
+          <w:p>
+            <w:pPr>
+              <w:jc w:val="center"/>
               <w:rPr>
                 <w:sz w:val="16"/>
                 <w:szCs w:val="16"/>
@@ -1649,11 +1725,13 @@
         </w:tc>
         <w:tc>
           <w:tcPr>
-            <w:tcW w:w="677" w:type="dxa"/>
+            <w:tcW w:w="567" w:type="dxa"/>
             <w:shd w:val="clear" w:color="auto" w:fill="D9E1F2"/>
-          </w:tcPr>
-          <w:p>
-            <w:pPr>
+            <w:vAlign w:val="center"/>
+          </w:tcPr>
+          <w:p>
+            <w:pPr>
+              <w:jc w:val="center"/>
               <w:rPr>
                 <w:sz w:val="16"/>
                 <w:szCs w:val="16"/>
@@ -1671,11 +1749,13 @@
         </w:tc>
         <w:tc>
           <w:tcPr>
-            <w:tcW w:w="709" w:type="dxa"/>
+            <w:tcW w:w="567" w:type="dxa"/>
             <w:shd w:val="clear" w:color="auto" w:fill="FFFFFF"/>
-          </w:tcPr>
-          <w:p>
-            <w:pPr>
+            <w:vAlign w:val="center"/>
+          </w:tcPr>
+          <w:p>
+            <w:pPr>
+              <w:jc w:val="center"/>
               <w:rPr>
                 <w:sz w:val="16"/>
                 <w:szCs w:val="16"/>
@@ -1693,11 +1773,13 @@
         </w:tc>
         <w:tc>
           <w:tcPr>
-            <w:tcW w:w="992" w:type="dxa"/>
+            <w:tcW w:w="851" w:type="dxa"/>
             <w:shd w:val="clear" w:color="auto" w:fill="D9E1F2"/>
-          </w:tcPr>
-          <w:p>
-            <w:pPr>
+            <w:vAlign w:val="center"/>
+          </w:tcPr>
+          <w:p>
+            <w:pPr>
+              <w:jc w:val="center"/>
               <w:rPr>
                 <w:sz w:val="16"/>
                 <w:szCs w:val="16"/>
@@ -1715,11 +1797,13 @@
         </w:tc>
         <w:tc>
           <w:tcPr>
-            <w:tcW w:w="851" w:type="dxa"/>
+            <w:tcW w:w="850" w:type="dxa"/>
             <w:shd w:val="clear" w:color="auto" w:fill="FFFFFF"/>
-          </w:tcPr>
-          <w:p>
-            <w:pPr>
+            <w:vAlign w:val="center"/>
+          </w:tcPr>
+          <w:p>
+            <w:pPr>
+              <w:jc w:val="center"/>
               <w:rPr>
                 <w:sz w:val="16"/>
                 <w:szCs w:val="16"/>
@@ -1739,9 +1823,11 @@
           <w:tcPr>
             <w:tcW w:w="1134" w:type="dxa"/>
             <w:shd w:val="clear" w:color="auto" w:fill="E2EFDA"/>
-          </w:tcPr>
-          <w:p>
-            <w:pPr>
+            <w:vAlign w:val="center"/>
+          </w:tcPr>
+          <w:p>
+            <w:pPr>
+              <w:jc w:val="center"/>
               <w:rPr>
                 <w:sz w:val="16"/>
                 <w:szCs w:val="16"/>
@@ -1759,11 +1845,13 @@
         </w:tc>
         <w:tc>
           <w:tcPr>
-            <w:tcW w:w="951" w:type="dxa"/>
+            <w:tcW w:w="851" w:type="dxa"/>
             <w:shd w:val="clear" w:color="auto" w:fill="FFFFFF"/>
-          </w:tcPr>
-          <w:p>
-            <w:pPr>
+            <w:vAlign w:val="center"/>
+          </w:tcPr>
+          <w:p>
+            <w:pPr>
+              <w:jc w:val="center"/>
               <w:rPr>
                 <w:sz w:val="16"/>
                 <w:szCs w:val="16"/>
@@ -1785,9 +1873,11 @@
           <w:tcPr>
             <w:tcW w:w="534" w:type="dxa"/>
             <w:shd w:val="clear" w:color="auto" w:fill="D9E1F2"/>
-          </w:tcPr>
-          <w:p>
-            <w:pPr>
+            <w:vAlign w:val="center"/>
+          </w:tcPr>
+          <w:p>
+            <w:pPr>
+              <w:jc w:val="center"/>
               <w:rPr>
                 <w:sz w:val="16"/>
                 <w:szCs w:val="16"/>
@@ -1799,26 +1889,44 @@
                 <w:sz w:val="16"/>
                 <w:szCs w:val="16"/>
               </w:rPr>
-              <w:t>HU-</w:t>
-            </w:r>
+              <w:t>HU-19</w:t>
+            </w:r>
+          </w:p>
+        </w:tc>
+        <w:tc>
+          <w:tcPr>
+            <w:tcW w:w="1842" w:type="dxa"/>
+            <w:gridSpan w:val="2"/>
+            <w:shd w:val="clear" w:color="auto" w:fill="FFFFFF"/>
+            <w:vAlign w:val="center"/>
+          </w:tcPr>
+          <w:p>
+            <w:pPr>
+              <w:jc w:val="center"/>
+              <w:rPr>
+                <w:sz w:val="16"/>
+                <w:szCs w:val="16"/>
+              </w:rPr>
+            </w:pPr>
             <w:r>
               <w:rPr>
                 <w:color w:val="000000"/>
                 <w:sz w:val="16"/>
                 <w:szCs w:val="16"/>
               </w:rPr>
-              <w:lastRenderedPageBreak/>
-              <w:t>19</w:t>
-            </w:r>
-          </w:p>
-        </w:tc>
-        <w:tc>
-          <w:tcPr>
-            <w:tcW w:w="1417" w:type="dxa"/>
-            <w:shd w:val="clear" w:color="auto" w:fill="FFFFFF"/>
-          </w:tcPr>
-          <w:p>
-            <w:pPr>
+              <w:t>Registrar y listar gastos operativos del cierre contable con detalle de rubros</w:t>
+            </w:r>
+          </w:p>
+        </w:tc>
+        <w:tc>
+          <w:tcPr>
+            <w:tcW w:w="426" w:type="dxa"/>
+            <w:shd w:val="clear" w:color="auto" w:fill="D9E1F2"/>
+            <w:vAlign w:val="center"/>
+          </w:tcPr>
+          <w:p>
+            <w:pPr>
+              <w:jc w:val="center"/>
               <w:rPr>
                 <w:sz w:val="16"/>
                 <w:szCs w:val="16"/>
@@ -1830,17 +1938,31 @@
                 <w:sz w:val="16"/>
                 <w:szCs w:val="16"/>
               </w:rPr>
-              <w:lastRenderedPageBreak/>
-              <w:t xml:space="preserve">Registrar y listar </w:t>
-            </w:r>
+              <w:t>HU</w:t>
+            </w:r>
+          </w:p>
+        </w:tc>
+        <w:tc>
+          <w:tcPr>
+            <w:tcW w:w="1275" w:type="dxa"/>
+            <w:shd w:val="clear" w:color="auto" w:fill="FFFFFF"/>
+            <w:vAlign w:val="center"/>
+          </w:tcPr>
+          <w:p>
+            <w:pPr>
+              <w:jc w:val="center"/>
+              <w:rPr>
+                <w:sz w:val="16"/>
+                <w:szCs w:val="16"/>
+              </w:rPr>
+            </w:pPr>
             <w:r>
               <w:rPr>
                 <w:color w:val="000000"/>
                 <w:sz w:val="16"/>
                 <w:szCs w:val="16"/>
               </w:rPr>
-              <w:lastRenderedPageBreak/>
-              <w:t>gastos operativos del cierre contable con detalle de rubros</w:t>
+              <w:t>Contabilidad</w:t>
             </w:r>
           </w:p>
         </w:tc>
@@ -1848,9 +1970,11 @@
           <w:tcPr>
             <w:tcW w:w="567" w:type="dxa"/>
             <w:shd w:val="clear" w:color="auto" w:fill="D9E1F2"/>
-          </w:tcPr>
-          <w:p>
-            <w:pPr>
+            <w:vAlign w:val="center"/>
+          </w:tcPr>
+          <w:p>
+            <w:pPr>
+              <w:jc w:val="center"/>
               <w:rPr>
                 <w:sz w:val="16"/>
                 <w:szCs w:val="16"/>
@@ -1862,18 +1986,19 @@
                 <w:sz w:val="16"/>
                 <w:szCs w:val="16"/>
               </w:rPr>
-              <w:lastRenderedPageBreak/>
-              <w:t>HU</w:t>
-            </w:r>
-          </w:p>
-        </w:tc>
-        <w:tc>
-          <w:tcPr>
-            <w:tcW w:w="1024" w:type="dxa"/>
+              <w:t>3</w:t>
+            </w:r>
+          </w:p>
+        </w:tc>
+        <w:tc>
+          <w:tcPr>
+            <w:tcW w:w="567" w:type="dxa"/>
             <w:shd w:val="clear" w:color="auto" w:fill="FFFFFF"/>
-          </w:tcPr>
-          <w:p>
-            <w:pPr>
+            <w:vAlign w:val="center"/>
+          </w:tcPr>
+          <w:p>
+            <w:pPr>
+              <w:jc w:val="center"/>
               <w:rPr>
                 <w:sz w:val="16"/>
                 <w:szCs w:val="16"/>
@@ -1885,26 +2010,43 @@
                 <w:sz w:val="16"/>
                 <w:szCs w:val="16"/>
               </w:rPr>
-              <w:t>Contabilida</w:t>
-            </w:r>
+              <w:t>3</w:t>
+            </w:r>
+          </w:p>
+        </w:tc>
+        <w:tc>
+          <w:tcPr>
+            <w:tcW w:w="851" w:type="dxa"/>
+            <w:shd w:val="clear" w:color="auto" w:fill="D9E1F2"/>
+            <w:vAlign w:val="center"/>
+          </w:tcPr>
+          <w:p>
+            <w:pPr>
+              <w:jc w:val="center"/>
+              <w:rPr>
+                <w:sz w:val="16"/>
+                <w:szCs w:val="16"/>
+              </w:rPr>
+            </w:pPr>
             <w:r>
               <w:rPr>
                 <w:color w:val="000000"/>
                 <w:sz w:val="16"/>
                 <w:szCs w:val="16"/>
               </w:rPr>
-              <w:lastRenderedPageBreak/>
-              <w:t>d</w:t>
-            </w:r>
-          </w:p>
-        </w:tc>
-        <w:tc>
-          <w:tcPr>
-            <w:tcW w:w="677" w:type="dxa"/>
-            <w:shd w:val="clear" w:color="auto" w:fill="D9E1F2"/>
-          </w:tcPr>
-          <w:p>
-            <w:pPr>
+              <w:t>0</w:t>
+            </w:r>
+          </w:p>
+        </w:tc>
+        <w:tc>
+          <w:tcPr>
+            <w:tcW w:w="850" w:type="dxa"/>
+            <w:shd w:val="clear" w:color="auto" w:fill="FFFFFF"/>
+            <w:vAlign w:val="center"/>
+          </w:tcPr>
+          <w:p>
+            <w:pPr>
+              <w:jc w:val="center"/>
               <w:rPr>
                 <w:sz w:val="16"/>
                 <w:szCs w:val="16"/>
@@ -1916,18 +2058,19 @@
                 <w:sz w:val="16"/>
                 <w:szCs w:val="16"/>
               </w:rPr>
-              <w:lastRenderedPageBreak/>
-              <w:t>3</w:t>
-            </w:r>
-          </w:p>
-        </w:tc>
-        <w:tc>
-          <w:tcPr>
-            <w:tcW w:w="709" w:type="dxa"/>
-            <w:shd w:val="clear" w:color="auto" w:fill="FFFFFF"/>
-          </w:tcPr>
-          <w:p>
-            <w:pPr>
+              <w:t>100%</w:t>
+            </w:r>
+          </w:p>
+        </w:tc>
+        <w:tc>
+          <w:tcPr>
+            <w:tcW w:w="1134" w:type="dxa"/>
+            <w:shd w:val="clear" w:color="auto" w:fill="E2EFDA"/>
+            <w:vAlign w:val="center"/>
+          </w:tcPr>
+          <w:p>
+            <w:pPr>
+              <w:jc w:val="center"/>
               <w:rPr>
                 <w:sz w:val="16"/>
                 <w:szCs w:val="16"/>
@@ -1939,17 +2082,19 @@
                 <w:sz w:val="16"/>
                 <w:szCs w:val="16"/>
               </w:rPr>
-              <w:t>3</w:t>
-            </w:r>
-          </w:p>
-        </w:tc>
-        <w:tc>
-          <w:tcPr>
-            <w:tcW w:w="992" w:type="dxa"/>
-            <w:shd w:val="clear" w:color="auto" w:fill="D9E1F2"/>
-          </w:tcPr>
-          <w:p>
-            <w:pPr>
+              <w:t>Completado</w:t>
+            </w:r>
+          </w:p>
+        </w:tc>
+        <w:tc>
+          <w:tcPr>
+            <w:tcW w:w="851" w:type="dxa"/>
+            <w:shd w:val="clear" w:color="auto" w:fill="FFFFFF"/>
+            <w:vAlign w:val="center"/>
+          </w:tcPr>
+          <w:p>
+            <w:pPr>
+              <w:jc w:val="center"/>
               <w:rPr>
                 <w:sz w:val="16"/>
                 <w:szCs w:val="16"/>
@@ -1961,17 +2106,21 @@
                 <w:sz w:val="16"/>
                 <w:szCs w:val="16"/>
               </w:rPr>
-              <w:t>0</w:t>
-            </w:r>
-          </w:p>
-        </w:tc>
-        <w:tc>
-          <w:tcPr>
-            <w:tcW w:w="851" w:type="dxa"/>
-            <w:shd w:val="clear" w:color="auto" w:fill="FFFFFF"/>
-          </w:tcPr>
-          <w:p>
-            <w:pPr>
+              <w:t>Sin desvío</w:t>
+            </w:r>
+          </w:p>
+        </w:tc>
+      </w:tr>
+      <w:tr>
+        <w:tc>
+          <w:tcPr>
+            <w:tcW w:w="534" w:type="dxa"/>
+            <w:shd w:val="clear" w:color="auto" w:fill="D9E1F2"/>
+            <w:vAlign w:val="center"/>
+          </w:tcPr>
+          <w:p>
+            <w:pPr>
+              <w:jc w:val="center"/>
               <w:rPr>
                 <w:sz w:val="16"/>
                 <w:szCs w:val="16"/>
@@ -1983,17 +2132,20 @@
                 <w:sz w:val="16"/>
                 <w:szCs w:val="16"/>
               </w:rPr>
-              <w:t>100%</w:t>
-            </w:r>
-          </w:p>
-        </w:tc>
-        <w:tc>
-          <w:tcPr>
-            <w:tcW w:w="1134" w:type="dxa"/>
-            <w:shd w:val="clear" w:color="auto" w:fill="E2EFDA"/>
-          </w:tcPr>
-          <w:p>
-            <w:pPr>
+              <w:t>HT-11</w:t>
+            </w:r>
+          </w:p>
+        </w:tc>
+        <w:tc>
+          <w:tcPr>
+            <w:tcW w:w="1842" w:type="dxa"/>
+            <w:gridSpan w:val="2"/>
+            <w:shd w:val="clear" w:color="auto" w:fill="FFFFFF"/>
+            <w:vAlign w:val="center"/>
+          </w:tcPr>
+          <w:p>
+            <w:pPr>
+              <w:jc w:val="center"/>
               <w:rPr>
                 <w:sz w:val="16"/>
                 <w:szCs w:val="16"/>
@@ -2005,17 +2157,19 @@
                 <w:sz w:val="16"/>
                 <w:szCs w:val="16"/>
               </w:rPr>
-              <w:t>Completado</w:t>
-            </w:r>
-          </w:p>
-        </w:tc>
-        <w:tc>
-          <w:tcPr>
-            <w:tcW w:w="951" w:type="dxa"/>
-            <w:shd w:val="clear" w:color="auto" w:fill="FFFFFF"/>
-          </w:tcPr>
-          <w:p>
-            <w:pPr>
+              <w:t>Integrar librería PDFKit para generación de planillas mensuales en backend</w:t>
+            </w:r>
+          </w:p>
+        </w:tc>
+        <w:tc>
+          <w:tcPr>
+            <w:tcW w:w="426" w:type="dxa"/>
+            <w:shd w:val="clear" w:color="auto" w:fill="D9E1F2"/>
+            <w:vAlign w:val="center"/>
+          </w:tcPr>
+          <w:p>
+            <w:pPr>
+              <w:jc w:val="center"/>
               <w:rPr>
                 <w:sz w:val="16"/>
                 <w:szCs w:val="16"/>
@@ -2027,19 +2181,19 @@
                 <w:sz w:val="16"/>
                 <w:szCs w:val="16"/>
               </w:rPr>
-              <w:t>Sin desvío</w:t>
-            </w:r>
-          </w:p>
-        </w:tc>
-      </w:tr>
-      <w:tr>
-        <w:tc>
-          <w:tcPr>
-            <w:tcW w:w="534" w:type="dxa"/>
-            <w:shd w:val="clear" w:color="auto" w:fill="D9E1F2"/>
-          </w:tcPr>
-          <w:p>
-            <w:pPr>
+              <w:t>HT</w:t>
+            </w:r>
+          </w:p>
+        </w:tc>
+        <w:tc>
+          <w:tcPr>
+            <w:tcW w:w="1275" w:type="dxa"/>
+            <w:shd w:val="clear" w:color="auto" w:fill="FFFFFF"/>
+            <w:vAlign w:val="center"/>
+          </w:tcPr>
+          <w:p>
+            <w:pPr>
+              <w:jc w:val="center"/>
               <w:rPr>
                 <w:sz w:val="16"/>
                 <w:szCs w:val="16"/>
@@ -2051,17 +2205,19 @@
                 <w:sz w:val="16"/>
                 <w:szCs w:val="16"/>
               </w:rPr>
-              <w:t>HT-11</w:t>
-            </w:r>
-          </w:p>
-        </w:tc>
-        <w:tc>
-          <w:tcPr>
-            <w:tcW w:w="1417" w:type="dxa"/>
-            <w:shd w:val="clear" w:color="auto" w:fill="FFFFFF"/>
-          </w:tcPr>
-          <w:p>
-            <w:pPr>
+              <w:t>Infraestructura</w:t>
+            </w:r>
+          </w:p>
+        </w:tc>
+        <w:tc>
+          <w:tcPr>
+            <w:tcW w:w="567" w:type="dxa"/>
+            <w:shd w:val="clear" w:color="auto" w:fill="D9E1F2"/>
+            <w:vAlign w:val="center"/>
+          </w:tcPr>
+          <w:p>
+            <w:pPr>
+              <w:jc w:val="center"/>
               <w:rPr>
                 <w:sz w:val="16"/>
                 <w:szCs w:val="16"/>
@@ -2073,17 +2229,19 @@
                 <w:sz w:val="16"/>
                 <w:szCs w:val="16"/>
               </w:rPr>
-              <w:t>Integrar librería PDFKit para generación de planillas mensuales en backend</w:t>
+              <w:t>3</w:t>
             </w:r>
           </w:p>
         </w:tc>
         <w:tc>
           <w:tcPr>
             <w:tcW w:w="567" w:type="dxa"/>
-            <w:shd w:val="clear" w:color="auto" w:fill="D9E1F2"/>
-          </w:tcPr>
-          <w:p>
-            <w:pPr>
+            <w:shd w:val="clear" w:color="auto" w:fill="FFFFFF"/>
+            <w:vAlign w:val="center"/>
+          </w:tcPr>
+          <w:p>
+            <w:pPr>
+              <w:jc w:val="center"/>
               <w:rPr>
                 <w:sz w:val="16"/>
                 <w:szCs w:val="16"/>
@@ -2095,17 +2253,19 @@
                 <w:sz w:val="16"/>
                 <w:szCs w:val="16"/>
               </w:rPr>
-              <w:t>HT</w:t>
-            </w:r>
-          </w:p>
-        </w:tc>
-        <w:tc>
-          <w:tcPr>
-            <w:tcW w:w="1024" w:type="dxa"/>
-            <w:shd w:val="clear" w:color="auto" w:fill="FFFFFF"/>
-          </w:tcPr>
-          <w:p>
-            <w:pPr>
+              <w:t>3</w:t>
+            </w:r>
+          </w:p>
+        </w:tc>
+        <w:tc>
+          <w:tcPr>
+            <w:tcW w:w="851" w:type="dxa"/>
+            <w:shd w:val="clear" w:color="auto" w:fill="D9E1F2"/>
+            <w:vAlign w:val="center"/>
+          </w:tcPr>
+          <w:p>
+            <w:pPr>
+              <w:jc w:val="center"/>
               <w:rPr>
                 <w:sz w:val="16"/>
                 <w:szCs w:val="16"/>
@@ -2117,17 +2277,19 @@
                 <w:sz w:val="16"/>
                 <w:szCs w:val="16"/>
               </w:rPr>
-              <w:t>Infraestructura</w:t>
-            </w:r>
-          </w:p>
-        </w:tc>
-        <w:tc>
-          <w:tcPr>
-            <w:tcW w:w="677" w:type="dxa"/>
-            <w:shd w:val="clear" w:color="auto" w:fill="D9E1F2"/>
-          </w:tcPr>
-          <w:p>
-            <w:pPr>
+              <w:t>0</w:t>
+            </w:r>
+          </w:p>
+        </w:tc>
+        <w:tc>
+          <w:tcPr>
+            <w:tcW w:w="850" w:type="dxa"/>
+            <w:shd w:val="clear" w:color="auto" w:fill="FFFFFF"/>
+            <w:vAlign w:val="center"/>
+          </w:tcPr>
+          <w:p>
+            <w:pPr>
+              <w:jc w:val="center"/>
               <w:rPr>
                 <w:sz w:val="16"/>
                 <w:szCs w:val="16"/>
@@ -2139,17 +2301,19 @@
                 <w:sz w:val="16"/>
                 <w:szCs w:val="16"/>
               </w:rPr>
-              <w:t>3</w:t>
-            </w:r>
-          </w:p>
-        </w:tc>
-        <w:tc>
-          <w:tcPr>
-            <w:tcW w:w="709" w:type="dxa"/>
-            <w:shd w:val="clear" w:color="auto" w:fill="FFFFFF"/>
-          </w:tcPr>
-          <w:p>
-            <w:pPr>
+              <w:t>100%</w:t>
+            </w:r>
+          </w:p>
+        </w:tc>
+        <w:tc>
+          <w:tcPr>
+            <w:tcW w:w="1134" w:type="dxa"/>
+            <w:shd w:val="clear" w:color="auto" w:fill="E2EFDA"/>
+            <w:vAlign w:val="center"/>
+          </w:tcPr>
+          <w:p>
+            <w:pPr>
+              <w:jc w:val="center"/>
               <w:rPr>
                 <w:sz w:val="16"/>
                 <w:szCs w:val="16"/>
@@ -2161,17 +2325,19 @@
                 <w:sz w:val="16"/>
                 <w:szCs w:val="16"/>
               </w:rPr>
-              <w:t>3</w:t>
-            </w:r>
-          </w:p>
-        </w:tc>
-        <w:tc>
-          <w:tcPr>
-            <w:tcW w:w="992" w:type="dxa"/>
-            <w:shd w:val="clear" w:color="auto" w:fill="D9E1F2"/>
-          </w:tcPr>
-          <w:p>
-            <w:pPr>
+              <w:t>Completado</w:t>
+            </w:r>
+          </w:p>
+        </w:tc>
+        <w:tc>
+          <w:tcPr>
+            <w:tcW w:w="851" w:type="dxa"/>
+            <w:shd w:val="clear" w:color="auto" w:fill="FFFFFF"/>
+            <w:vAlign w:val="center"/>
+          </w:tcPr>
+          <w:p>
+            <w:pPr>
+              <w:jc w:val="center"/>
               <w:rPr>
                 <w:sz w:val="16"/>
                 <w:szCs w:val="16"/>
@@ -2183,17 +2349,21 @@
                 <w:sz w:val="16"/>
                 <w:szCs w:val="16"/>
               </w:rPr>
-              <w:t>0</w:t>
-            </w:r>
-          </w:p>
-        </w:tc>
-        <w:tc>
-          <w:tcPr>
-            <w:tcW w:w="851" w:type="dxa"/>
-            <w:shd w:val="clear" w:color="auto" w:fill="FFFFFF"/>
-          </w:tcPr>
-          <w:p>
-            <w:pPr>
+              <w:t>Sin desvío</w:t>
+            </w:r>
+          </w:p>
+        </w:tc>
+      </w:tr>
+      <w:tr>
+        <w:tc>
+          <w:tcPr>
+            <w:tcW w:w="534" w:type="dxa"/>
+            <w:shd w:val="clear" w:color="auto" w:fill="D9E1F2"/>
+            <w:vAlign w:val="center"/>
+          </w:tcPr>
+          <w:p>
+            <w:pPr>
+              <w:jc w:val="center"/>
               <w:rPr>
                 <w:sz w:val="16"/>
                 <w:szCs w:val="16"/>
@@ -2205,17 +2375,20 @@
                 <w:sz w:val="16"/>
                 <w:szCs w:val="16"/>
               </w:rPr>
-              <w:t>100%</w:t>
-            </w:r>
-          </w:p>
-        </w:tc>
-        <w:tc>
-          <w:tcPr>
-            <w:tcW w:w="1134" w:type="dxa"/>
-            <w:shd w:val="clear" w:color="auto" w:fill="E2EFDA"/>
-          </w:tcPr>
-          <w:p>
-            <w:pPr>
+              <w:t>HT-12</w:t>
+            </w:r>
+          </w:p>
+        </w:tc>
+        <w:tc>
+          <w:tcPr>
+            <w:tcW w:w="1842" w:type="dxa"/>
+            <w:gridSpan w:val="2"/>
+            <w:shd w:val="clear" w:color="auto" w:fill="FFFFFF"/>
+            <w:vAlign w:val="center"/>
+          </w:tcPr>
+          <w:p>
+            <w:pPr>
+              <w:jc w:val="center"/>
               <w:rPr>
                 <w:sz w:val="16"/>
                 <w:szCs w:val="16"/>
@@ -2227,17 +2400,19 @@
                 <w:sz w:val="16"/>
                 <w:szCs w:val="16"/>
               </w:rPr>
-              <w:t>Completado</w:t>
-            </w:r>
-          </w:p>
-        </w:tc>
-        <w:tc>
-          <w:tcPr>
-            <w:tcW w:w="951" w:type="dxa"/>
-            <w:shd w:val="clear" w:color="auto" w:fill="FFFFFF"/>
-          </w:tcPr>
-          <w:p>
-            <w:pPr>
+              <w:t>Suite de pruebas automatizadas: planilla mensual y cierre contable</w:t>
+            </w:r>
+          </w:p>
+        </w:tc>
+        <w:tc>
+          <w:tcPr>
+            <w:tcW w:w="426" w:type="dxa"/>
+            <w:shd w:val="clear" w:color="auto" w:fill="D9E1F2"/>
+            <w:vAlign w:val="center"/>
+          </w:tcPr>
+          <w:p>
+            <w:pPr>
+              <w:jc w:val="center"/>
               <w:rPr>
                 <w:sz w:val="16"/>
                 <w:szCs w:val="16"/>
@@ -2249,19 +2424,19 @@
                 <w:sz w:val="16"/>
                 <w:szCs w:val="16"/>
               </w:rPr>
-              <w:t>Sin desvío</w:t>
-            </w:r>
-          </w:p>
-        </w:tc>
-      </w:tr>
-      <w:tr>
-        <w:tc>
-          <w:tcPr>
-            <w:tcW w:w="534" w:type="dxa"/>
-            <w:shd w:val="clear" w:color="auto" w:fill="D9E1F2"/>
-          </w:tcPr>
-          <w:p>
-            <w:pPr>
+              <w:t>HT</w:t>
+            </w:r>
+          </w:p>
+        </w:tc>
+        <w:tc>
+          <w:tcPr>
+            <w:tcW w:w="1275" w:type="dxa"/>
+            <w:shd w:val="clear" w:color="auto" w:fill="FFFFFF"/>
+            <w:vAlign w:val="center"/>
+          </w:tcPr>
+          <w:p>
+            <w:pPr>
+              <w:jc w:val="center"/>
               <w:rPr>
                 <w:sz w:val="16"/>
                 <w:szCs w:val="16"/>
@@ -2273,17 +2448,19 @@
                 <w:sz w:val="16"/>
                 <w:szCs w:val="16"/>
               </w:rPr>
-              <w:t>HT-12</w:t>
-            </w:r>
-          </w:p>
-        </w:tc>
-        <w:tc>
-          <w:tcPr>
-            <w:tcW w:w="1417" w:type="dxa"/>
-            <w:shd w:val="clear" w:color="auto" w:fill="FFFFFF"/>
-          </w:tcPr>
-          <w:p>
-            <w:pPr>
+              <w:t>Calidad</w:t>
+            </w:r>
+          </w:p>
+        </w:tc>
+        <w:tc>
+          <w:tcPr>
+            <w:tcW w:w="567" w:type="dxa"/>
+            <w:shd w:val="clear" w:color="auto" w:fill="D9E1F2"/>
+            <w:vAlign w:val="center"/>
+          </w:tcPr>
+          <w:p>
+            <w:pPr>
+              <w:jc w:val="center"/>
               <w:rPr>
                 <w:sz w:val="16"/>
                 <w:szCs w:val="16"/>
@@ -2295,17 +2472,19 @@
                 <w:sz w:val="16"/>
                 <w:szCs w:val="16"/>
               </w:rPr>
-              <w:t>Suite de pruebas automatizadas: planilla mensual y cierre contable</w:t>
+              <w:t>3</w:t>
             </w:r>
           </w:p>
         </w:tc>
         <w:tc>
           <w:tcPr>
             <w:tcW w:w="567" w:type="dxa"/>
-            <w:shd w:val="clear" w:color="auto" w:fill="D9E1F2"/>
-          </w:tcPr>
-          <w:p>
-            <w:pPr>
+            <w:shd w:val="clear" w:color="auto" w:fill="FFFFFF"/>
+            <w:vAlign w:val="center"/>
+          </w:tcPr>
+          <w:p>
+            <w:pPr>
+              <w:jc w:val="center"/>
               <w:rPr>
                 <w:sz w:val="16"/>
                 <w:szCs w:val="16"/>
@@ -2317,17 +2496,19 @@
                 <w:sz w:val="16"/>
                 <w:szCs w:val="16"/>
               </w:rPr>
-              <w:t>HT</w:t>
-            </w:r>
-          </w:p>
-        </w:tc>
-        <w:tc>
-          <w:tcPr>
-            <w:tcW w:w="1024" w:type="dxa"/>
-            <w:shd w:val="clear" w:color="auto" w:fill="FFFFFF"/>
-          </w:tcPr>
-          <w:p>
-            <w:pPr>
+              <w:t>3</w:t>
+            </w:r>
+          </w:p>
+        </w:tc>
+        <w:tc>
+          <w:tcPr>
+            <w:tcW w:w="851" w:type="dxa"/>
+            <w:shd w:val="clear" w:color="auto" w:fill="D9E1F2"/>
+            <w:vAlign w:val="center"/>
+          </w:tcPr>
+          <w:p>
+            <w:pPr>
+              <w:jc w:val="center"/>
               <w:rPr>
                 <w:sz w:val="16"/>
                 <w:szCs w:val="16"/>
@@ -2339,17 +2520,19 @@
                 <w:sz w:val="16"/>
                 <w:szCs w:val="16"/>
               </w:rPr>
-              <w:t>Calidad</w:t>
-            </w:r>
-          </w:p>
-        </w:tc>
-        <w:tc>
-          <w:tcPr>
-            <w:tcW w:w="677" w:type="dxa"/>
-            <w:shd w:val="clear" w:color="auto" w:fill="D9E1F2"/>
-          </w:tcPr>
-          <w:p>
-            <w:pPr>
+              <w:t>0</w:t>
+            </w:r>
+          </w:p>
+        </w:tc>
+        <w:tc>
+          <w:tcPr>
+            <w:tcW w:w="850" w:type="dxa"/>
+            <w:shd w:val="clear" w:color="auto" w:fill="FFFFFF"/>
+            <w:vAlign w:val="center"/>
+          </w:tcPr>
+          <w:p>
+            <w:pPr>
+              <w:jc w:val="center"/>
               <w:rPr>
                 <w:sz w:val="16"/>
                 <w:szCs w:val="16"/>
@@ -2361,17 +2544,19 @@
                 <w:sz w:val="16"/>
                 <w:szCs w:val="16"/>
               </w:rPr>
-              <w:t>3</w:t>
-            </w:r>
-          </w:p>
-        </w:tc>
-        <w:tc>
-          <w:tcPr>
-            <w:tcW w:w="709" w:type="dxa"/>
-            <w:shd w:val="clear" w:color="auto" w:fill="FFFFFF"/>
-          </w:tcPr>
-          <w:p>
-            <w:pPr>
+              <w:t>100%</w:t>
+            </w:r>
+          </w:p>
+        </w:tc>
+        <w:tc>
+          <w:tcPr>
+            <w:tcW w:w="1134" w:type="dxa"/>
+            <w:shd w:val="clear" w:color="auto" w:fill="E2EFDA"/>
+            <w:vAlign w:val="center"/>
+          </w:tcPr>
+          <w:p>
+            <w:pPr>
+              <w:jc w:val="center"/>
               <w:rPr>
                 <w:sz w:val="16"/>
                 <w:szCs w:val="16"/>
@@ -2383,17 +2568,19 @@
                 <w:sz w:val="16"/>
                 <w:szCs w:val="16"/>
               </w:rPr>
-              <w:t>3</w:t>
-            </w:r>
-          </w:p>
-        </w:tc>
-        <w:tc>
-          <w:tcPr>
-            <w:tcW w:w="992" w:type="dxa"/>
-            <w:shd w:val="clear" w:color="auto" w:fill="D9E1F2"/>
-          </w:tcPr>
-          <w:p>
-            <w:pPr>
+              <w:t>Completado</w:t>
+            </w:r>
+          </w:p>
+        </w:tc>
+        <w:tc>
+          <w:tcPr>
+            <w:tcW w:w="851" w:type="dxa"/>
+            <w:shd w:val="clear" w:color="auto" w:fill="FFFFFF"/>
+            <w:vAlign w:val="center"/>
+          </w:tcPr>
+          <w:p>
+            <w:pPr>
+              <w:jc w:val="center"/>
               <w:rPr>
                 <w:sz w:val="16"/>
                 <w:szCs w:val="16"/>
@@ -2405,72 +2592,6 @@
                 <w:sz w:val="16"/>
                 <w:szCs w:val="16"/>
               </w:rPr>
-              <w:t>0</w:t>
-            </w:r>
-          </w:p>
-        </w:tc>
-        <w:tc>
-          <w:tcPr>
-            <w:tcW w:w="851" w:type="dxa"/>
-            <w:shd w:val="clear" w:color="auto" w:fill="FFFFFF"/>
-          </w:tcPr>
-          <w:p>
-            <w:pPr>
-              <w:rPr>
-                <w:sz w:val="16"/>
-                <w:szCs w:val="16"/>
-              </w:rPr>
-            </w:pPr>
-            <w:r>
-              <w:rPr>
-                <w:color w:val="000000"/>
-                <w:sz w:val="16"/>
-                <w:szCs w:val="16"/>
-              </w:rPr>
-              <w:t>100%</w:t>
-            </w:r>
-          </w:p>
-        </w:tc>
-        <w:tc>
-          <w:tcPr>
-            <w:tcW w:w="1134" w:type="dxa"/>
-            <w:shd w:val="clear" w:color="auto" w:fill="E2EFDA"/>
-          </w:tcPr>
-          <w:p>
-            <w:pPr>
-              <w:rPr>
-                <w:sz w:val="16"/>
-                <w:szCs w:val="16"/>
-              </w:rPr>
-            </w:pPr>
-            <w:r>
-              <w:rPr>
-                <w:color w:val="000000"/>
-                <w:sz w:val="16"/>
-                <w:szCs w:val="16"/>
-              </w:rPr>
-              <w:t>Completado</w:t>
-            </w:r>
-          </w:p>
-        </w:tc>
-        <w:tc>
-          <w:tcPr>
-            <w:tcW w:w="951" w:type="dxa"/>
-            <w:shd w:val="clear" w:color="auto" w:fill="FFFFFF"/>
-          </w:tcPr>
-          <w:p>
-            <w:pPr>
-              <w:rPr>
-                <w:sz w:val="16"/>
-                <w:szCs w:val="16"/>
-              </w:rPr>
-            </w:pPr>
-            <w:r>
-              <w:rPr>
-                <w:color w:val="000000"/>
-                <w:sz w:val="16"/>
-                <w:szCs w:val="16"/>
-              </w:rPr>
               <w:t>Sin desvío</w:t>
             </w:r>
           </w:p>
@@ -2479,11 +2600,14 @@
       <w:tr>
         <w:tc>
           <w:tcPr>
-            <w:tcW w:w="534" w:type="dxa"/>
+            <w:tcW w:w="817" w:type="dxa"/>
+            <w:gridSpan w:val="2"/>
             <w:shd w:val="clear" w:color="auto" w:fill="1F3864"/>
-          </w:tcPr>
-          <w:p>
-            <w:pPr>
+            <w:vAlign w:val="center"/>
+          </w:tcPr>
+          <w:p>
+            <w:pPr>
+              <w:jc w:val="center"/>
               <w:rPr>
                 <w:sz w:val="16"/>
                 <w:szCs w:val="16"/>
@@ -2496,17 +2620,20 @@
                 <w:sz w:val="16"/>
                 <w:szCs w:val="16"/>
               </w:rPr>
+              <w:lastRenderedPageBreak/>
               <w:t>TOTALES</w:t>
             </w:r>
           </w:p>
         </w:tc>
         <w:tc>
           <w:tcPr>
-            <w:tcW w:w="1417" w:type="dxa"/>
+            <w:tcW w:w="1559" w:type="dxa"/>
             <w:shd w:val="clear" w:color="auto" w:fill="1F3864"/>
-          </w:tcPr>
-          <w:p>
-            <w:pPr>
+            <w:vAlign w:val="center"/>
+          </w:tcPr>
+          <w:p>
+            <w:pPr>
+              <w:jc w:val="center"/>
               <w:rPr>
                 <w:sz w:val="16"/>
                 <w:szCs w:val="16"/>
@@ -2516,11 +2643,13 @@
         </w:tc>
         <w:tc>
           <w:tcPr>
-            <w:tcW w:w="567" w:type="dxa"/>
+            <w:tcW w:w="426" w:type="dxa"/>
             <w:shd w:val="clear" w:color="auto" w:fill="1F3864"/>
-          </w:tcPr>
-          <w:p>
-            <w:pPr>
+            <w:vAlign w:val="center"/>
+          </w:tcPr>
+          <w:p>
+            <w:pPr>
+              <w:jc w:val="center"/>
               <w:rPr>
                 <w:sz w:val="16"/>
                 <w:szCs w:val="16"/>
@@ -2530,11 +2659,13 @@
         </w:tc>
         <w:tc>
           <w:tcPr>
-            <w:tcW w:w="1024" w:type="dxa"/>
+            <w:tcW w:w="1275" w:type="dxa"/>
             <w:shd w:val="clear" w:color="auto" w:fill="1F3864"/>
-          </w:tcPr>
-          <w:p>
-            <w:pPr>
+            <w:vAlign w:val="center"/>
+          </w:tcPr>
+          <w:p>
+            <w:pPr>
+              <w:jc w:val="center"/>
               <w:rPr>
                 <w:sz w:val="16"/>
                 <w:szCs w:val="16"/>
@@ -2544,11 +2675,13 @@
         </w:tc>
         <w:tc>
           <w:tcPr>
-            <w:tcW w:w="677" w:type="dxa"/>
+            <w:tcW w:w="567" w:type="dxa"/>
             <w:shd w:val="clear" w:color="auto" w:fill="D9E1F2"/>
-          </w:tcPr>
-          <w:p>
-            <w:pPr>
+            <w:vAlign w:val="center"/>
+          </w:tcPr>
+          <w:p>
+            <w:pPr>
+              <w:jc w:val="center"/>
               <w:rPr>
                 <w:sz w:val="16"/>
                 <w:szCs w:val="16"/>
@@ -2567,11 +2700,13 @@
         </w:tc>
         <w:tc>
           <w:tcPr>
-            <w:tcW w:w="709" w:type="dxa"/>
+            <w:tcW w:w="567" w:type="dxa"/>
             <w:shd w:val="clear" w:color="auto" w:fill="D9E1F2"/>
-          </w:tcPr>
-          <w:p>
-            <w:pPr>
+            <w:vAlign w:val="center"/>
+          </w:tcPr>
+          <w:p>
+            <w:pPr>
+              <w:jc w:val="center"/>
               <w:rPr>
                 <w:sz w:val="16"/>
                 <w:szCs w:val="16"/>
@@ -2590,11 +2725,13 @@
         </w:tc>
         <w:tc>
           <w:tcPr>
-            <w:tcW w:w="992" w:type="dxa"/>
+            <w:tcW w:w="851" w:type="dxa"/>
             <w:shd w:val="clear" w:color="auto" w:fill="D9E1F2"/>
-          </w:tcPr>
-          <w:p>
-            <w:pPr>
+            <w:vAlign w:val="center"/>
+          </w:tcPr>
+          <w:p>
+            <w:pPr>
+              <w:jc w:val="center"/>
               <w:rPr>
                 <w:sz w:val="16"/>
                 <w:szCs w:val="16"/>
@@ -2613,11 +2750,13 @@
         </w:tc>
         <w:tc>
           <w:tcPr>
-            <w:tcW w:w="851" w:type="dxa"/>
+            <w:tcW w:w="850" w:type="dxa"/>
             <w:shd w:val="clear" w:color="auto" w:fill="E2EFDA"/>
-          </w:tcPr>
-          <w:p>
-            <w:pPr>
+            <w:vAlign w:val="center"/>
+          </w:tcPr>
+          <w:p>
+            <w:pPr>
+              <w:jc w:val="center"/>
               <w:rPr>
                 <w:sz w:val="16"/>
                 <w:szCs w:val="16"/>
@@ -2638,9 +2777,11 @@
           <w:tcPr>
             <w:tcW w:w="1134" w:type="dxa"/>
             <w:shd w:val="clear" w:color="auto" w:fill="1F3864"/>
-          </w:tcPr>
-          <w:p>
-            <w:pPr>
+            <w:vAlign w:val="center"/>
+          </w:tcPr>
+          <w:p>
+            <w:pPr>
+              <w:jc w:val="center"/>
               <w:rPr>
                 <w:sz w:val="16"/>
                 <w:szCs w:val="16"/>
@@ -2650,11 +2791,13 @@
         </w:tc>
         <w:tc>
           <w:tcPr>
-            <w:tcW w:w="951" w:type="dxa"/>
+            <w:tcW w:w="851" w:type="dxa"/>
             <w:shd w:val="clear" w:color="auto" w:fill="1F3864"/>
-          </w:tcPr>
-          <w:p>
-            <w:pPr>
+            <w:vAlign w:val="center"/>
+          </w:tcPr>
+          <w:p>
+            <w:pPr>
+              <w:jc w:val="center"/>
               <w:rPr>
                 <w:sz w:val="16"/>
                 <w:szCs w:val="16"/>
@@ -3351,7 +3494,7 @@
               <w:rPr>
                 <w:szCs w:val="28"/>
               </w:rPr>
-              <w:t>Compromisos Sprint 04 §8.3 cerrados</w:t>
+              <w:t>Compromisos Sprint 04 8.3 cerrados</w:t>
             </w:r>
           </w:p>
         </w:tc>
@@ -3514,15 +3657,7 @@
                 <w:color w:val="000000"/>
                 <w:szCs w:val="28"/>
               </w:rPr>
-              <w:t xml:space="preserve">La generación del PDF requirió configuración adicional del entorno Docker para incluir las fuentes necesarias. El cálculo de horas-hombre en la planilla mensual requirió ajustes en la consulta de </w:t>
-            </w:r>
-            <w:r>
-              <w:rPr>
-                <w:color w:val="000000"/>
-                <w:szCs w:val="28"/>
-              </w:rPr>
-              <w:lastRenderedPageBreak/>
-              <w:t>avances.</w:t>
+              <w:t>La generación del PDF requirió configuración adicional del entorno Docker para incluir las fuentes necesarias. El cálculo de horas-hombre en la planilla mensual requirió ajustes en la consulta de avances.</w:t>
             </w:r>
           </w:p>
         </w:tc>
@@ -3545,7 +3680,6 @@
                 <w:color w:val="000000"/>
                 <w:szCs w:val="28"/>
               </w:rPr>
-              <w:lastRenderedPageBreak/>
               <w:t>Lecciones aprendidas clave</w:t>
             </w:r>
           </w:p>
@@ -3626,7 +3760,10 @@
         <w:pStyle w:val="Ttulo1"/>
       </w:pPr>
       <w:r>
-        <w:t>Glosario de Siglas</w:t>
+        <w:t xml:space="preserve">7. </w:t>
+      </w:r>
+      <w:r>
+        <w:t xml:space="preserve">Glosario </w:t>
       </w:r>
     </w:p>
     <w:tbl>
@@ -3723,6 +3860,7 @@
                 <w:color w:val="000000"/>
                 <w:szCs w:val="28"/>
               </w:rPr>
+              <w:lastRenderedPageBreak/>
               <w:t>SP</w:t>
             </w:r>
           </w:p>
@@ -5065,8 +5203,9 @@
   <w:style w:type="paragraph" w:default="1" w:styleId="Normal">
     <w:name w:val="Normal"/>
     <w:qFormat/>
-    <w:rsid w:val="00FC693F"/>
+    <w:rsid w:val="00383722"/>
     <w:rPr>
+      <w:rFonts w:asciiTheme="majorHAnsi" w:hAnsiTheme="majorHAnsi"/>
       <w:lang w:val="es-EC"/>
     </w:rPr>
   </w:style>
@@ -5085,7 +5224,7 @@
       <w:outlineLvl w:val="0"/>
     </w:pPr>
     <w:rPr>
-      <w:rFonts w:asciiTheme="majorHAnsi" w:eastAsiaTheme="majorEastAsia" w:hAnsiTheme="majorHAnsi" w:cstheme="majorBidi"/>
+      <w:rFonts w:eastAsiaTheme="majorEastAsia" w:cstheme="majorBidi"/>
       <w:b/>
       <w:bCs/>
       <w:szCs w:val="28"/>
@@ -5107,7 +5246,7 @@
       <w:outlineLvl w:val="1"/>
     </w:pPr>
     <w:rPr>
-      <w:rFonts w:asciiTheme="majorHAnsi" w:eastAsiaTheme="majorEastAsia" w:hAnsiTheme="majorHAnsi" w:cstheme="majorBidi"/>
+      <w:rFonts w:eastAsiaTheme="majorEastAsia" w:cstheme="majorBidi"/>
       <w:b/>
       <w:bCs/>
       <w:color w:val="4F81BD" w:themeColor="accent1"/>
@@ -5131,7 +5270,7 @@
       <w:outlineLvl w:val="2"/>
     </w:pPr>
     <w:rPr>
-      <w:rFonts w:asciiTheme="majorHAnsi" w:eastAsiaTheme="majorEastAsia" w:hAnsiTheme="majorHAnsi" w:cstheme="majorBidi"/>
+      <w:rFonts w:eastAsiaTheme="majorEastAsia" w:cstheme="majorBidi"/>
       <w:b/>
       <w:bCs/>
       <w:color w:val="4F81BD" w:themeColor="accent1"/>
@@ -5154,7 +5293,7 @@
       <w:outlineLvl w:val="3"/>
     </w:pPr>
     <w:rPr>
-      <w:rFonts w:asciiTheme="majorHAnsi" w:eastAsiaTheme="majorEastAsia" w:hAnsiTheme="majorHAnsi" w:cstheme="majorBidi"/>
+      <w:rFonts w:eastAsiaTheme="majorEastAsia" w:cstheme="majorBidi"/>
       <w:b/>
       <w:bCs/>
       <w:i/>
@@ -5179,7 +5318,7 @@
       <w:outlineLvl w:val="4"/>
     </w:pPr>
     <w:rPr>
-      <w:rFonts w:asciiTheme="majorHAnsi" w:eastAsiaTheme="majorEastAsia" w:hAnsiTheme="majorHAnsi" w:cstheme="majorBidi"/>
+      <w:rFonts w:eastAsiaTheme="majorEastAsia" w:cstheme="majorBidi"/>
       <w:color w:val="243F60" w:themeColor="accent1" w:themeShade="7F"/>
     </w:rPr>
   </w:style>
@@ -5200,7 +5339,7 @@
       <w:outlineLvl w:val="5"/>
     </w:pPr>
     <w:rPr>
-      <w:rFonts w:asciiTheme="majorHAnsi" w:eastAsiaTheme="majorEastAsia" w:hAnsiTheme="majorHAnsi" w:cstheme="majorBidi"/>
+      <w:rFonts w:eastAsiaTheme="majorEastAsia" w:cstheme="majorBidi"/>
       <w:i/>
       <w:iCs/>
       <w:color w:val="243F60" w:themeColor="accent1" w:themeShade="7F"/>
@@ -5223,7 +5362,7 @@
       <w:outlineLvl w:val="6"/>
     </w:pPr>
     <w:rPr>
-      <w:rFonts w:asciiTheme="majorHAnsi" w:eastAsiaTheme="majorEastAsia" w:hAnsiTheme="majorHAnsi" w:cstheme="majorBidi"/>
+      <w:rFonts w:eastAsiaTheme="majorEastAsia" w:cstheme="majorBidi"/>
       <w:i/>
       <w:iCs/>
       <w:color w:val="404040" w:themeColor="text1" w:themeTint="BF"/>
@@ -5246,7 +5385,7 @@
       <w:outlineLvl w:val="7"/>
     </w:pPr>
     <w:rPr>
-      <w:rFonts w:asciiTheme="majorHAnsi" w:eastAsiaTheme="majorEastAsia" w:hAnsiTheme="majorHAnsi" w:cstheme="majorBidi"/>
+      <w:rFonts w:eastAsiaTheme="majorEastAsia" w:cstheme="majorBidi"/>
       <w:color w:val="4F81BD" w:themeColor="accent1"/>
       <w:sz w:val="20"/>
       <w:szCs w:val="20"/>
@@ -5269,7 +5408,7 @@
       <w:outlineLvl w:val="8"/>
     </w:pPr>
     <w:rPr>
-      <w:rFonts w:asciiTheme="majorHAnsi" w:eastAsiaTheme="majorEastAsia" w:hAnsiTheme="majorHAnsi" w:cstheme="majorBidi"/>
+      <w:rFonts w:eastAsiaTheme="majorEastAsia" w:cstheme="majorBidi"/>
       <w:i/>
       <w:iCs/>
       <w:color w:val="404040" w:themeColor="text1" w:themeTint="BF"/>
@@ -5414,7 +5553,7 @@
       <w:contextualSpacing/>
     </w:pPr>
     <w:rPr>
-      <w:rFonts w:asciiTheme="majorHAnsi" w:eastAsiaTheme="majorEastAsia" w:hAnsiTheme="majorHAnsi" w:cstheme="majorBidi"/>
+      <w:rFonts w:eastAsiaTheme="majorEastAsia" w:cstheme="majorBidi"/>
       <w:color w:val="17365D" w:themeColor="text2" w:themeShade="BF"/>
       <w:spacing w:val="5"/>
       <w:kern w:val="28"/>
@@ -5451,7 +5590,7 @@
       </w:numPr>
     </w:pPr>
     <w:rPr>
-      <w:rFonts w:asciiTheme="majorHAnsi" w:eastAsiaTheme="majorEastAsia" w:hAnsiTheme="majorHAnsi" w:cstheme="majorBidi"/>
+      <w:rFonts w:eastAsiaTheme="majorEastAsia" w:cstheme="majorBidi"/>
       <w:i/>
       <w:iCs/>
       <w:color w:val="4F81BD" w:themeColor="accent1"/>

--- a/Documentos Base/Sprint 5 documentacion/Sprint_05_Planificado_Realizado_ICARO.docx
+++ b/Documentos Base/Sprint 5 documentacion/Sprint_05_Planificado_Realizado_ICARO.docx
@@ -39,7 +39,21 @@
           <w:i/>
           <w:sz w:val="18"/>
         </w:rPr>
-        <w:t>Código: PLN-REA-SPR-05 | Versión: 1.0 | Fecha: 13/05/2026</w:t>
+        <w:t>Código: PLN-REA-SPR-05 | Versión: 1.0 | Fecha: 1</w:t>
+      </w:r>
+      <w:r>
+        <w:rPr>
+          <w:i/>
+          <w:sz w:val="18"/>
+        </w:rPr>
+        <w:t>6</w:t>
+      </w:r>
+      <w:r>
+        <w:rPr>
+          <w:i/>
+          <w:sz w:val="18"/>
+        </w:rPr>
+        <w:t>/05/2026</w:t>
       </w:r>
     </w:p>
     <w:p>
@@ -2822,13 +2836,53 @@
         <w:tblLook w:val="04A0" w:firstRow="1" w:lastRow="0" w:firstColumn="1" w:lastColumn="0" w:noHBand="0" w:noVBand="1"/>
       </w:tblPr>
       <w:tblGrid>
-        <w:gridCol w:w="2880"/>
-        <w:gridCol w:w="2880"/>
+        <w:gridCol w:w="3510"/>
+        <w:gridCol w:w="2250"/>
         <w:gridCol w:w="2880"/>
       </w:tblGrid>
       <w:tr>
         <w:tc>
           <w:tcPr>
+            <w:tcW w:w="3510" w:type="dxa"/>
+            <w:shd w:val="clear" w:color="auto" w:fill="1F3864"/>
+          </w:tcPr>
+          <w:p>
+            <w:pPr>
+              <w:rPr>
+                <w:szCs w:val="28"/>
+              </w:rPr>
+            </w:pPr>
+            <w:r>
+              <w:rPr>
+                <w:b/>
+                <w:szCs w:val="28"/>
+              </w:rPr>
+              <w:t>Métrica</w:t>
+            </w:r>
+          </w:p>
+        </w:tc>
+        <w:tc>
+          <w:tcPr>
+            <w:tcW w:w="2250" w:type="dxa"/>
+            <w:shd w:val="clear" w:color="auto" w:fill="1F3864"/>
+          </w:tcPr>
+          <w:p>
+            <w:pPr>
+              <w:rPr>
+                <w:szCs w:val="28"/>
+              </w:rPr>
+            </w:pPr>
+            <w:r>
+              <w:rPr>
+                <w:b/>
+                <w:szCs w:val="28"/>
+              </w:rPr>
+              <w:t>Planificado</w:t>
+            </w:r>
+          </w:p>
+        </w:tc>
+        <w:tc>
+          <w:tcPr>
             <w:tcW w:w="2880" w:type="dxa"/>
             <w:shd w:val="clear" w:color="auto" w:fill="1F3864"/>
           </w:tcPr>
@@ -2843,46 +2897,6 @@
                 <w:b/>
                 <w:szCs w:val="28"/>
               </w:rPr>
-              <w:t>Métrica</w:t>
-            </w:r>
-          </w:p>
-        </w:tc>
-        <w:tc>
-          <w:tcPr>
-            <w:tcW w:w="2880" w:type="dxa"/>
-            <w:shd w:val="clear" w:color="auto" w:fill="1F3864"/>
-          </w:tcPr>
-          <w:p>
-            <w:pPr>
-              <w:rPr>
-                <w:szCs w:val="28"/>
-              </w:rPr>
-            </w:pPr>
-            <w:r>
-              <w:rPr>
-                <w:b/>
-                <w:szCs w:val="28"/>
-              </w:rPr>
-              <w:t>Planificado</w:t>
-            </w:r>
-          </w:p>
-        </w:tc>
-        <w:tc>
-          <w:tcPr>
-            <w:tcW w:w="2880" w:type="dxa"/>
-            <w:shd w:val="clear" w:color="auto" w:fill="1F3864"/>
-          </w:tcPr>
-          <w:p>
-            <w:pPr>
-              <w:rPr>
-                <w:szCs w:val="28"/>
-              </w:rPr>
-            </w:pPr>
-            <w:r>
-              <w:rPr>
-                <w:b/>
-                <w:szCs w:val="28"/>
-              </w:rPr>
               <w:t>Realizado</w:t>
             </w:r>
           </w:p>
@@ -2891,6 +2905,44 @@
       <w:tr>
         <w:tc>
           <w:tcPr>
+            <w:tcW w:w="3510" w:type="dxa"/>
+            <w:shd w:val="clear" w:color="auto" w:fill="FFFFFF"/>
+          </w:tcPr>
+          <w:p>
+            <w:pPr>
+              <w:rPr>
+                <w:szCs w:val="28"/>
+              </w:rPr>
+            </w:pPr>
+            <w:r>
+              <w:rPr>
+                <w:szCs w:val="28"/>
+              </w:rPr>
+              <w:t>Story Points totales</w:t>
+            </w:r>
+          </w:p>
+        </w:tc>
+        <w:tc>
+          <w:tcPr>
+            <w:tcW w:w="2250" w:type="dxa"/>
+            <w:shd w:val="clear" w:color="auto" w:fill="FFFFFF"/>
+          </w:tcPr>
+          <w:p>
+            <w:pPr>
+              <w:rPr>
+                <w:szCs w:val="28"/>
+              </w:rPr>
+            </w:pPr>
+            <w:r>
+              <w:rPr>
+                <w:szCs w:val="28"/>
+              </w:rPr>
+              <w:t>22</w:t>
+            </w:r>
+          </w:p>
+        </w:tc>
+        <w:tc>
+          <w:tcPr>
             <w:tcW w:w="2880" w:type="dxa"/>
             <w:shd w:val="clear" w:color="auto" w:fill="FFFFFF"/>
           </w:tcPr>
@@ -2904,7 +2956,106 @@
               <w:rPr>
                 <w:szCs w:val="28"/>
               </w:rPr>
-              <w:t>Story Points totales</w:t>
+              <w:t>22</w:t>
+            </w:r>
+          </w:p>
+        </w:tc>
+      </w:tr>
+      <w:tr>
+        <w:tc>
+          <w:tcPr>
+            <w:tcW w:w="3510" w:type="dxa"/>
+            <w:shd w:val="clear" w:color="auto" w:fill="D9E1F2"/>
+          </w:tcPr>
+          <w:p>
+            <w:pPr>
+              <w:rPr>
+                <w:szCs w:val="28"/>
+              </w:rPr>
+            </w:pPr>
+            <w:r>
+              <w:rPr>
+                <w:szCs w:val="28"/>
+              </w:rPr>
+              <w:t>N° historias de usuario (HU)</w:t>
+            </w:r>
+          </w:p>
+        </w:tc>
+        <w:tc>
+          <w:tcPr>
+            <w:tcW w:w="2250" w:type="dxa"/>
+            <w:shd w:val="clear" w:color="auto" w:fill="F2F2F2"/>
+          </w:tcPr>
+          <w:p>
+            <w:pPr>
+              <w:rPr>
+                <w:szCs w:val="28"/>
+              </w:rPr>
+            </w:pPr>
+            <w:r>
+              <w:rPr>
+                <w:szCs w:val="28"/>
+              </w:rPr>
+              <w:t>4</w:t>
+            </w:r>
+          </w:p>
+        </w:tc>
+        <w:tc>
+          <w:tcPr>
+            <w:tcW w:w="2880" w:type="dxa"/>
+            <w:shd w:val="clear" w:color="auto" w:fill="F2F2F2"/>
+          </w:tcPr>
+          <w:p>
+            <w:pPr>
+              <w:rPr>
+                <w:szCs w:val="28"/>
+              </w:rPr>
+            </w:pPr>
+            <w:r>
+              <w:rPr>
+                <w:szCs w:val="28"/>
+              </w:rPr>
+              <w:t>4</w:t>
+            </w:r>
+          </w:p>
+        </w:tc>
+      </w:tr>
+      <w:tr>
+        <w:tc>
+          <w:tcPr>
+            <w:tcW w:w="3510" w:type="dxa"/>
+            <w:shd w:val="clear" w:color="auto" w:fill="FFFFFF"/>
+          </w:tcPr>
+          <w:p>
+            <w:pPr>
+              <w:rPr>
+                <w:szCs w:val="28"/>
+              </w:rPr>
+            </w:pPr>
+            <w:r>
+              <w:rPr>
+                <w:szCs w:val="28"/>
+              </w:rPr>
+              <w:t>N° historias técnicas (HT)</w:t>
+            </w:r>
+          </w:p>
+        </w:tc>
+        <w:tc>
+          <w:tcPr>
+            <w:tcW w:w="2250" w:type="dxa"/>
+            <w:shd w:val="clear" w:color="auto" w:fill="FFFFFF"/>
+          </w:tcPr>
+          <w:p>
+            <w:pPr>
+              <w:rPr>
+                <w:szCs w:val="28"/>
+              </w:rPr>
+            </w:pPr>
+            <w:r>
+              <w:rPr>
+                <w:szCs w:val="28"/>
+              </w:rPr>
+              <w:t>2</w:t>
             </w:r>
           </w:p>
         </w:tc>
@@ -2923,7 +3074,106 @@
               <w:rPr>
                 <w:szCs w:val="28"/>
               </w:rPr>
-              <w:t>22</w:t>
+              <w:t>2</w:t>
+            </w:r>
+          </w:p>
+        </w:tc>
+      </w:tr>
+      <w:tr>
+        <w:tc>
+          <w:tcPr>
+            <w:tcW w:w="3510" w:type="dxa"/>
+            <w:shd w:val="clear" w:color="auto" w:fill="D9E1F2"/>
+          </w:tcPr>
+          <w:p>
+            <w:pPr>
+              <w:rPr>
+                <w:szCs w:val="28"/>
+              </w:rPr>
+            </w:pPr>
+            <w:r>
+              <w:rPr>
+                <w:szCs w:val="28"/>
+              </w:rPr>
+              <w:t>N° ítems del backlog</w:t>
+            </w:r>
+          </w:p>
+        </w:tc>
+        <w:tc>
+          <w:tcPr>
+            <w:tcW w:w="2250" w:type="dxa"/>
+            <w:shd w:val="clear" w:color="auto" w:fill="F2F2F2"/>
+          </w:tcPr>
+          <w:p>
+            <w:pPr>
+              <w:rPr>
+                <w:szCs w:val="28"/>
+              </w:rPr>
+            </w:pPr>
+            <w:r>
+              <w:rPr>
+                <w:szCs w:val="28"/>
+              </w:rPr>
+              <w:t>6</w:t>
+            </w:r>
+          </w:p>
+        </w:tc>
+        <w:tc>
+          <w:tcPr>
+            <w:tcW w:w="2880" w:type="dxa"/>
+            <w:shd w:val="clear" w:color="auto" w:fill="F2F2F2"/>
+          </w:tcPr>
+          <w:p>
+            <w:pPr>
+              <w:rPr>
+                <w:szCs w:val="28"/>
+              </w:rPr>
+            </w:pPr>
+            <w:r>
+              <w:rPr>
+                <w:szCs w:val="28"/>
+              </w:rPr>
+              <w:t>6</w:t>
+            </w:r>
+          </w:p>
+        </w:tc>
+      </w:tr>
+      <w:tr>
+        <w:tc>
+          <w:tcPr>
+            <w:tcW w:w="3510" w:type="dxa"/>
+            <w:shd w:val="clear" w:color="auto" w:fill="FFFFFF"/>
+          </w:tcPr>
+          <w:p>
+            <w:pPr>
+              <w:rPr>
+                <w:szCs w:val="28"/>
+              </w:rPr>
+            </w:pPr>
+            <w:r>
+              <w:rPr>
+                <w:szCs w:val="28"/>
+              </w:rPr>
+              <w:t>N° ítems completados</w:t>
+            </w:r>
+          </w:p>
+        </w:tc>
+        <w:tc>
+          <w:tcPr>
+            <w:tcW w:w="2250" w:type="dxa"/>
+            <w:shd w:val="clear" w:color="auto" w:fill="FFFFFF"/>
+          </w:tcPr>
+          <w:p>
+            <w:pPr>
+              <w:rPr>
+                <w:szCs w:val="28"/>
+              </w:rPr>
+            </w:pPr>
+            <w:r>
+              <w:rPr>
+                <w:szCs w:val="28"/>
+              </w:rPr>
+              <w:t>—</w:t>
             </w:r>
           </w:p>
         </w:tc>
@@ -2942,7 +3192,7 @@
               <w:rPr>
                 <w:szCs w:val="28"/>
               </w:rPr>
-              <w:t>22</w:t>
+              <w:t>6 (100%)</w:t>
             </w:r>
           </w:p>
         </w:tc>
@@ -2950,7 +3200,7 @@
       <w:tr>
         <w:tc>
           <w:tcPr>
-            <w:tcW w:w="2880" w:type="dxa"/>
+            <w:tcW w:w="3510" w:type="dxa"/>
             <w:shd w:val="clear" w:color="auto" w:fill="D9E1F2"/>
           </w:tcPr>
           <w:p>
@@ -2963,7 +3213,26 @@
               <w:rPr>
                 <w:szCs w:val="28"/>
               </w:rPr>
-              <w:t>N° historias de usuario (HU)</w:t>
+              <w:t>N° ítems bloqueados</w:t>
+            </w:r>
+          </w:p>
+        </w:tc>
+        <w:tc>
+          <w:tcPr>
+            <w:tcW w:w="2250" w:type="dxa"/>
+            <w:shd w:val="clear" w:color="auto" w:fill="F2F2F2"/>
+          </w:tcPr>
+          <w:p>
+            <w:pPr>
+              <w:rPr>
+                <w:szCs w:val="28"/>
+              </w:rPr>
+            </w:pPr>
+            <w:r>
+              <w:rPr>
+                <w:szCs w:val="28"/>
+              </w:rPr>
+              <w:t>—</w:t>
             </w:r>
           </w:p>
         </w:tc>
@@ -2982,7 +3251,106 @@
               <w:rPr>
                 <w:szCs w:val="28"/>
               </w:rPr>
-              <w:t>4</w:t>
+              <w:t>0</w:t>
+            </w:r>
+          </w:p>
+        </w:tc>
+      </w:tr>
+      <w:tr>
+        <w:tc>
+          <w:tcPr>
+            <w:tcW w:w="3510" w:type="dxa"/>
+            <w:shd w:val="clear" w:color="auto" w:fill="FFFFFF"/>
+          </w:tcPr>
+          <w:p>
+            <w:pPr>
+              <w:rPr>
+                <w:szCs w:val="28"/>
+              </w:rPr>
+            </w:pPr>
+            <w:r>
+              <w:rPr>
+                <w:szCs w:val="28"/>
+              </w:rPr>
+              <w:t>N° ítems no completados</w:t>
+            </w:r>
+          </w:p>
+        </w:tc>
+        <w:tc>
+          <w:tcPr>
+            <w:tcW w:w="2250" w:type="dxa"/>
+            <w:shd w:val="clear" w:color="auto" w:fill="FFFFFF"/>
+          </w:tcPr>
+          <w:p>
+            <w:pPr>
+              <w:rPr>
+                <w:szCs w:val="28"/>
+              </w:rPr>
+            </w:pPr>
+            <w:r>
+              <w:rPr>
+                <w:szCs w:val="28"/>
+              </w:rPr>
+              <w:t>—</w:t>
+            </w:r>
+          </w:p>
+        </w:tc>
+        <w:tc>
+          <w:tcPr>
+            <w:tcW w:w="2880" w:type="dxa"/>
+            <w:shd w:val="clear" w:color="auto" w:fill="FFFFFF"/>
+          </w:tcPr>
+          <w:p>
+            <w:pPr>
+              <w:rPr>
+                <w:szCs w:val="28"/>
+              </w:rPr>
+            </w:pPr>
+            <w:r>
+              <w:rPr>
+                <w:szCs w:val="28"/>
+              </w:rPr>
+              <w:t>0</w:t>
+            </w:r>
+          </w:p>
+        </w:tc>
+      </w:tr>
+      <w:tr>
+        <w:tc>
+          <w:tcPr>
+            <w:tcW w:w="3510" w:type="dxa"/>
+            <w:shd w:val="clear" w:color="auto" w:fill="D9E1F2"/>
+          </w:tcPr>
+          <w:p>
+            <w:pPr>
+              <w:rPr>
+                <w:szCs w:val="28"/>
+              </w:rPr>
+            </w:pPr>
+            <w:r>
+              <w:rPr>
+                <w:szCs w:val="28"/>
+              </w:rPr>
+              <w:t>Velocidad real (SP / semana)</w:t>
+            </w:r>
+          </w:p>
+        </w:tc>
+        <w:tc>
+          <w:tcPr>
+            <w:tcW w:w="2250" w:type="dxa"/>
+            <w:shd w:val="clear" w:color="auto" w:fill="F2F2F2"/>
+          </w:tcPr>
+          <w:p>
+            <w:pPr>
+              <w:rPr>
+                <w:szCs w:val="28"/>
+              </w:rPr>
+            </w:pPr>
+            <w:r>
+              <w:rPr>
+                <w:szCs w:val="28"/>
+              </w:rPr>
+              <w:t>11</w:t>
             </w:r>
           </w:p>
         </w:tc>
@@ -3001,7 +3369,7 @@
               <w:rPr>
                 <w:szCs w:val="28"/>
               </w:rPr>
-              <w:t>4</w:t>
+              <w:t>11</w:t>
             </w:r>
           </w:p>
         </w:tc>
@@ -3009,6 +3377,44 @@
       <w:tr>
         <w:tc>
           <w:tcPr>
+            <w:tcW w:w="3510" w:type="dxa"/>
+            <w:shd w:val="clear" w:color="auto" w:fill="FFFFFF"/>
+          </w:tcPr>
+          <w:p>
+            <w:pPr>
+              <w:rPr>
+                <w:szCs w:val="28"/>
+              </w:rPr>
+            </w:pPr>
+            <w:r>
+              <w:rPr>
+                <w:szCs w:val="28"/>
+              </w:rPr>
+              <w:t>% Cumplimiento del sprint</w:t>
+            </w:r>
+          </w:p>
+        </w:tc>
+        <w:tc>
+          <w:tcPr>
+            <w:tcW w:w="2250" w:type="dxa"/>
+            <w:shd w:val="clear" w:color="auto" w:fill="FFFFFF"/>
+          </w:tcPr>
+          <w:p>
+            <w:pPr>
+              <w:rPr>
+                <w:szCs w:val="28"/>
+              </w:rPr>
+            </w:pPr>
+            <w:r>
+              <w:rPr>
+                <w:szCs w:val="28"/>
+              </w:rPr>
+              <w:t>100%</w:t>
+            </w:r>
+          </w:p>
+        </w:tc>
+        <w:tc>
+          <w:tcPr>
             <w:tcW w:w="2880" w:type="dxa"/>
             <w:shd w:val="clear" w:color="auto" w:fill="FFFFFF"/>
           </w:tcPr>
@@ -3022,45 +3428,7 @@
               <w:rPr>
                 <w:szCs w:val="28"/>
               </w:rPr>
-              <w:t>N° historias técnicas (HT)</w:t>
-            </w:r>
-          </w:p>
-        </w:tc>
-        <w:tc>
-          <w:tcPr>
-            <w:tcW w:w="2880" w:type="dxa"/>
-            <w:shd w:val="clear" w:color="auto" w:fill="FFFFFF"/>
-          </w:tcPr>
-          <w:p>
-            <w:pPr>
-              <w:rPr>
-                <w:szCs w:val="28"/>
-              </w:rPr>
-            </w:pPr>
-            <w:r>
-              <w:rPr>
-                <w:szCs w:val="28"/>
-              </w:rPr>
-              <w:t>2</w:t>
-            </w:r>
-          </w:p>
-        </w:tc>
-        <w:tc>
-          <w:tcPr>
-            <w:tcW w:w="2880" w:type="dxa"/>
-            <w:shd w:val="clear" w:color="auto" w:fill="FFFFFF"/>
-          </w:tcPr>
-          <w:p>
-            <w:pPr>
-              <w:rPr>
-                <w:szCs w:val="28"/>
-              </w:rPr>
-            </w:pPr>
-            <w:r>
-              <w:rPr>
-                <w:szCs w:val="28"/>
-              </w:rPr>
-              <w:t>2</w:t>
+              <w:t>100%</w:t>
             </w:r>
           </w:p>
         </w:tc>
@@ -3068,7 +3436,7 @@
       <w:tr>
         <w:tc>
           <w:tcPr>
-            <w:tcW w:w="2880" w:type="dxa"/>
+            <w:tcW w:w="3510" w:type="dxa"/>
             <w:shd w:val="clear" w:color="auto" w:fill="D9E1F2"/>
           </w:tcPr>
           <w:p>
@@ -3081,7 +3449,26 @@
               <w:rPr>
                 <w:szCs w:val="28"/>
               </w:rPr>
-              <w:t>N° ítems del backlog</w:t>
+              <w:t>N° pruebas automatizadas</w:t>
+            </w:r>
+          </w:p>
+        </w:tc>
+        <w:tc>
+          <w:tcPr>
+            <w:tcW w:w="2250" w:type="dxa"/>
+            <w:shd w:val="clear" w:color="auto" w:fill="F2F2F2"/>
+          </w:tcPr>
+          <w:p>
+            <w:pPr>
+              <w:rPr>
+                <w:szCs w:val="28"/>
+              </w:rPr>
+            </w:pPr>
+            <w:r>
+              <w:rPr>
+                <w:szCs w:val="28"/>
+              </w:rPr>
+              <w:t>18</w:t>
             </w:r>
           </w:p>
         </w:tc>
@@ -3100,26 +3487,7 @@
               <w:rPr>
                 <w:szCs w:val="28"/>
               </w:rPr>
-              <w:t>6</w:t>
-            </w:r>
-          </w:p>
-        </w:tc>
-        <w:tc>
-          <w:tcPr>
-            <w:tcW w:w="2880" w:type="dxa"/>
-            <w:shd w:val="clear" w:color="auto" w:fill="F2F2F2"/>
-          </w:tcPr>
-          <w:p>
-            <w:pPr>
-              <w:rPr>
-                <w:szCs w:val="28"/>
-              </w:rPr>
-            </w:pPr>
-            <w:r>
-              <w:rPr>
-                <w:szCs w:val="28"/>
-              </w:rPr>
-              <w:t>6</w:t>
+              <w:t>18 (100% PASS)</w:t>
             </w:r>
           </w:p>
         </w:tc>
@@ -3127,7 +3495,7 @@
       <w:tr>
         <w:tc>
           <w:tcPr>
-            <w:tcW w:w="2880" w:type="dxa"/>
+            <w:tcW w:w="3510" w:type="dxa"/>
             <w:shd w:val="clear" w:color="auto" w:fill="FFFFFF"/>
           </w:tcPr>
           <w:p>
@@ -3140,367 +3508,13 @@
               <w:rPr>
                 <w:szCs w:val="28"/>
               </w:rPr>
-              <w:t>N° ítems completados</w:t>
-            </w:r>
-          </w:p>
-        </w:tc>
-        <w:tc>
-          <w:tcPr>
-            <w:tcW w:w="2880" w:type="dxa"/>
-            <w:shd w:val="clear" w:color="auto" w:fill="FFFFFF"/>
-          </w:tcPr>
-          <w:p>
-            <w:pPr>
-              <w:rPr>
-                <w:szCs w:val="28"/>
-              </w:rPr>
-            </w:pPr>
-            <w:r>
-              <w:rPr>
-                <w:szCs w:val="28"/>
-              </w:rPr>
-              <w:t>—</w:t>
-            </w:r>
-          </w:p>
-        </w:tc>
-        <w:tc>
-          <w:tcPr>
-            <w:tcW w:w="2880" w:type="dxa"/>
-            <w:shd w:val="clear" w:color="auto" w:fill="FFFFFF"/>
-          </w:tcPr>
-          <w:p>
-            <w:pPr>
-              <w:rPr>
-                <w:szCs w:val="28"/>
-              </w:rPr>
-            </w:pPr>
-            <w:r>
-              <w:rPr>
-                <w:szCs w:val="28"/>
-              </w:rPr>
-              <w:t>6 (100%)</w:t>
-            </w:r>
-          </w:p>
-        </w:tc>
-      </w:tr>
-      <w:tr>
-        <w:tc>
-          <w:tcPr>
-            <w:tcW w:w="2880" w:type="dxa"/>
-            <w:shd w:val="clear" w:color="auto" w:fill="D9E1F2"/>
-          </w:tcPr>
-          <w:p>
-            <w:pPr>
-              <w:rPr>
-                <w:szCs w:val="28"/>
-              </w:rPr>
-            </w:pPr>
-            <w:r>
-              <w:rPr>
-                <w:szCs w:val="28"/>
-              </w:rPr>
-              <w:t>N° ítems bloqueados</w:t>
-            </w:r>
-          </w:p>
-        </w:tc>
-        <w:tc>
-          <w:tcPr>
-            <w:tcW w:w="2880" w:type="dxa"/>
-            <w:shd w:val="clear" w:color="auto" w:fill="F2F2F2"/>
-          </w:tcPr>
-          <w:p>
-            <w:pPr>
-              <w:rPr>
-                <w:szCs w:val="28"/>
-              </w:rPr>
-            </w:pPr>
-            <w:r>
-              <w:rPr>
-                <w:szCs w:val="28"/>
-              </w:rPr>
-              <w:t>—</w:t>
-            </w:r>
-          </w:p>
-        </w:tc>
-        <w:tc>
-          <w:tcPr>
-            <w:tcW w:w="2880" w:type="dxa"/>
-            <w:shd w:val="clear" w:color="auto" w:fill="F2F2F2"/>
-          </w:tcPr>
-          <w:p>
-            <w:pPr>
-              <w:rPr>
-                <w:szCs w:val="28"/>
-              </w:rPr>
-            </w:pPr>
-            <w:r>
-              <w:rPr>
-                <w:szCs w:val="28"/>
-              </w:rPr>
-              <w:t>0</w:t>
-            </w:r>
-          </w:p>
-        </w:tc>
-      </w:tr>
-      <w:tr>
-        <w:tc>
-          <w:tcPr>
-            <w:tcW w:w="2880" w:type="dxa"/>
-            <w:shd w:val="clear" w:color="auto" w:fill="FFFFFF"/>
-          </w:tcPr>
-          <w:p>
-            <w:pPr>
-              <w:rPr>
-                <w:szCs w:val="28"/>
-              </w:rPr>
-            </w:pPr>
-            <w:r>
-              <w:rPr>
-                <w:szCs w:val="28"/>
-              </w:rPr>
-              <w:t>N° ítems no completados</w:t>
-            </w:r>
-          </w:p>
-        </w:tc>
-        <w:tc>
-          <w:tcPr>
-            <w:tcW w:w="2880" w:type="dxa"/>
-            <w:shd w:val="clear" w:color="auto" w:fill="FFFFFF"/>
-          </w:tcPr>
-          <w:p>
-            <w:pPr>
-              <w:rPr>
-                <w:szCs w:val="28"/>
-              </w:rPr>
-            </w:pPr>
-            <w:r>
-              <w:rPr>
-                <w:szCs w:val="28"/>
-              </w:rPr>
-              <w:t>—</w:t>
-            </w:r>
-          </w:p>
-        </w:tc>
-        <w:tc>
-          <w:tcPr>
-            <w:tcW w:w="2880" w:type="dxa"/>
-            <w:shd w:val="clear" w:color="auto" w:fill="FFFFFF"/>
-          </w:tcPr>
-          <w:p>
-            <w:pPr>
-              <w:rPr>
-                <w:szCs w:val="28"/>
-              </w:rPr>
-            </w:pPr>
-            <w:r>
-              <w:rPr>
-                <w:szCs w:val="28"/>
-              </w:rPr>
-              <w:t>0</w:t>
-            </w:r>
-          </w:p>
-        </w:tc>
-      </w:tr>
-      <w:tr>
-        <w:tc>
-          <w:tcPr>
-            <w:tcW w:w="2880" w:type="dxa"/>
-            <w:shd w:val="clear" w:color="auto" w:fill="D9E1F2"/>
-          </w:tcPr>
-          <w:p>
-            <w:pPr>
-              <w:rPr>
-                <w:szCs w:val="28"/>
-              </w:rPr>
-            </w:pPr>
-            <w:r>
-              <w:rPr>
-                <w:szCs w:val="28"/>
-              </w:rPr>
-              <w:t>Velocidad real (SP / semana)</w:t>
-            </w:r>
-          </w:p>
-        </w:tc>
-        <w:tc>
-          <w:tcPr>
-            <w:tcW w:w="2880" w:type="dxa"/>
-            <w:shd w:val="clear" w:color="auto" w:fill="F2F2F2"/>
-          </w:tcPr>
-          <w:p>
-            <w:pPr>
-              <w:rPr>
-                <w:szCs w:val="28"/>
-              </w:rPr>
-            </w:pPr>
-            <w:r>
-              <w:rPr>
-                <w:szCs w:val="28"/>
-              </w:rPr>
-              <w:t>11</w:t>
-            </w:r>
-          </w:p>
-        </w:tc>
-        <w:tc>
-          <w:tcPr>
-            <w:tcW w:w="2880" w:type="dxa"/>
-            <w:shd w:val="clear" w:color="auto" w:fill="F2F2F2"/>
-          </w:tcPr>
-          <w:p>
-            <w:pPr>
-              <w:rPr>
-                <w:szCs w:val="28"/>
-              </w:rPr>
-            </w:pPr>
-            <w:r>
-              <w:rPr>
-                <w:szCs w:val="28"/>
-              </w:rPr>
-              <w:t>11</w:t>
-            </w:r>
-          </w:p>
-        </w:tc>
-      </w:tr>
-      <w:tr>
-        <w:tc>
-          <w:tcPr>
-            <w:tcW w:w="2880" w:type="dxa"/>
-            <w:shd w:val="clear" w:color="auto" w:fill="FFFFFF"/>
-          </w:tcPr>
-          <w:p>
-            <w:pPr>
-              <w:rPr>
-                <w:szCs w:val="28"/>
-              </w:rPr>
-            </w:pPr>
-            <w:r>
-              <w:rPr>
-                <w:szCs w:val="28"/>
-              </w:rPr>
-              <w:t>% Cumplimiento del sprint</w:t>
-            </w:r>
-          </w:p>
-        </w:tc>
-        <w:tc>
-          <w:tcPr>
-            <w:tcW w:w="2880" w:type="dxa"/>
-            <w:shd w:val="clear" w:color="auto" w:fill="FFFFFF"/>
-          </w:tcPr>
-          <w:p>
-            <w:pPr>
-              <w:rPr>
-                <w:szCs w:val="28"/>
-              </w:rPr>
-            </w:pPr>
-            <w:r>
-              <w:rPr>
-                <w:szCs w:val="28"/>
-              </w:rPr>
-              <w:t>100%</w:t>
-            </w:r>
-          </w:p>
-        </w:tc>
-        <w:tc>
-          <w:tcPr>
-            <w:tcW w:w="2880" w:type="dxa"/>
-            <w:shd w:val="clear" w:color="auto" w:fill="FFFFFF"/>
-          </w:tcPr>
-          <w:p>
-            <w:pPr>
-              <w:rPr>
-                <w:szCs w:val="28"/>
-              </w:rPr>
-            </w:pPr>
-            <w:r>
-              <w:rPr>
-                <w:szCs w:val="28"/>
-              </w:rPr>
-              <w:t>100%</w:t>
-            </w:r>
-          </w:p>
-        </w:tc>
-      </w:tr>
-      <w:tr>
-        <w:tc>
-          <w:tcPr>
-            <w:tcW w:w="2880" w:type="dxa"/>
-            <w:shd w:val="clear" w:color="auto" w:fill="D9E1F2"/>
-          </w:tcPr>
-          <w:p>
-            <w:pPr>
-              <w:rPr>
-                <w:szCs w:val="28"/>
-              </w:rPr>
-            </w:pPr>
-            <w:r>
-              <w:rPr>
-                <w:szCs w:val="28"/>
-              </w:rPr>
-              <w:t>N° pruebas automatizadas</w:t>
-            </w:r>
-          </w:p>
-        </w:tc>
-        <w:tc>
-          <w:tcPr>
-            <w:tcW w:w="2880" w:type="dxa"/>
-            <w:shd w:val="clear" w:color="auto" w:fill="F2F2F2"/>
-          </w:tcPr>
-          <w:p>
-            <w:pPr>
-              <w:rPr>
-                <w:szCs w:val="28"/>
-              </w:rPr>
-            </w:pPr>
-            <w:r>
-              <w:rPr>
-                <w:szCs w:val="28"/>
-              </w:rPr>
-              <w:t>18</w:t>
-            </w:r>
-          </w:p>
-        </w:tc>
-        <w:tc>
-          <w:tcPr>
-            <w:tcW w:w="2880" w:type="dxa"/>
-            <w:shd w:val="clear" w:color="auto" w:fill="F2F2F2"/>
-          </w:tcPr>
-          <w:p>
-            <w:pPr>
-              <w:rPr>
-                <w:szCs w:val="28"/>
-              </w:rPr>
-            </w:pPr>
-            <w:r>
-              <w:rPr>
-                <w:szCs w:val="28"/>
-              </w:rPr>
-              <w:t>18 (100% PASS)</w:t>
-            </w:r>
-          </w:p>
-        </w:tc>
-      </w:tr>
-      <w:tr>
-        <w:tc>
-          <w:tcPr>
-            <w:tcW w:w="2880" w:type="dxa"/>
-            <w:shd w:val="clear" w:color="auto" w:fill="FFFFFF"/>
-          </w:tcPr>
-          <w:p>
-            <w:pPr>
-              <w:rPr>
-                <w:szCs w:val="28"/>
-              </w:rPr>
-            </w:pPr>
-            <w:r>
-              <w:rPr>
-                <w:szCs w:val="28"/>
-              </w:rPr>
               <w:t>Compromisos Sprint 04 8.3 cerrados</w:t>
             </w:r>
           </w:p>
         </w:tc>
         <w:tc>
           <w:tcPr>
-            <w:tcW w:w="2880" w:type="dxa"/>
+            <w:tcW w:w="2250" w:type="dxa"/>
             <w:shd w:val="clear" w:color="auto" w:fill="FFFFFF"/>
           </w:tcPr>
           <w:p>
@@ -3575,26 +3589,28 @@
         <w:tblLook w:val="04A0" w:firstRow="1" w:lastRow="0" w:firstColumn="1" w:lastColumn="0" w:noHBand="0" w:noVBand="1"/>
       </w:tblPr>
       <w:tblGrid>
-        <w:gridCol w:w="4320"/>
-        <w:gridCol w:w="4320"/>
+        <w:gridCol w:w="2660"/>
+        <w:gridCol w:w="5980"/>
       </w:tblGrid>
       <w:tr>
         <w:tc>
           <w:tcPr>
-            <w:tcW w:w="4320" w:type="dxa"/>
+            <w:tcW w:w="2660" w:type="dxa"/>
             <w:shd w:val="clear" w:color="auto" w:fill="D9E1F2"/>
           </w:tcPr>
           <w:p>
             <w:pPr>
               <w:rPr>
-                <w:szCs w:val="28"/>
+                <w:sz w:val="20"/>
+                <w:szCs w:val="24"/>
               </w:rPr>
             </w:pPr>
             <w:r>
               <w:rPr>
                 <w:b/>
                 <w:color w:val="000000"/>
-                <w:szCs w:val="28"/>
+                <w:sz w:val="20"/>
+                <w:szCs w:val="24"/>
               </w:rPr>
               <w:t>Factores que influyeron positivamente</w:t>
             </w:r>
@@ -3602,18 +3618,20 @@
         </w:tc>
         <w:tc>
           <w:tcPr>
-            <w:tcW w:w="4320" w:type="dxa"/>
-          </w:tcPr>
-          <w:p>
-            <w:pPr>
-              <w:rPr>
-                <w:szCs w:val="28"/>
+            <w:tcW w:w="5980" w:type="dxa"/>
+          </w:tcPr>
+          <w:p>
+            <w:pPr>
+              <w:rPr>
+                <w:sz w:val="20"/>
+                <w:szCs w:val="24"/>
               </w:rPr>
             </w:pPr>
             <w:r>
               <w:rPr>
                 <w:color w:val="000000"/>
-                <w:szCs w:val="28"/>
+                <w:sz w:val="20"/>
+                <w:szCs w:val="24"/>
               </w:rPr>
               <w:t>La integración de PDFKit fue más sencilla de lo esperado gracias al patrón de servicios establecido en sprints anteriores. La lógica de consolidación del cierre contable reutilizó el servicio de rubros y materiales ya implementados.</w:t>
             </w:r>
@@ -3623,20 +3641,22 @@
       <w:tr>
         <w:tc>
           <w:tcPr>
-            <w:tcW w:w="4320" w:type="dxa"/>
+            <w:tcW w:w="2660" w:type="dxa"/>
             <w:shd w:val="clear" w:color="auto" w:fill="D9E1F2"/>
           </w:tcPr>
           <w:p>
             <w:pPr>
               <w:rPr>
-                <w:szCs w:val="28"/>
+                <w:sz w:val="20"/>
+                <w:szCs w:val="24"/>
               </w:rPr>
             </w:pPr>
             <w:r>
               <w:rPr>
                 <w:b/>
                 <w:color w:val="000000"/>
-                <w:szCs w:val="28"/>
+                <w:sz w:val="20"/>
+                <w:szCs w:val="24"/>
               </w:rPr>
               <w:t>Factores que afectaron negativamente</w:t>
             </w:r>
@@ -3644,18 +3664,20 @@
         </w:tc>
         <w:tc>
           <w:tcPr>
-            <w:tcW w:w="4320" w:type="dxa"/>
-          </w:tcPr>
-          <w:p>
-            <w:pPr>
-              <w:rPr>
-                <w:szCs w:val="28"/>
+            <w:tcW w:w="5980" w:type="dxa"/>
+          </w:tcPr>
+          <w:p>
+            <w:pPr>
+              <w:rPr>
+                <w:sz w:val="20"/>
+                <w:szCs w:val="24"/>
               </w:rPr>
             </w:pPr>
             <w:r>
               <w:rPr>
                 <w:color w:val="000000"/>
-                <w:szCs w:val="28"/>
+                <w:sz w:val="20"/>
+                <w:szCs w:val="24"/>
               </w:rPr>
               <w:t>La generación del PDF requirió configuración adicional del entorno Docker para incluir las fuentes necesarias. El cálculo de horas-hombre en la planilla mensual requirió ajustes en la consulta de avances.</w:t>
             </w:r>
@@ -3665,20 +3687,22 @@
       <w:tr>
         <w:tc>
           <w:tcPr>
-            <w:tcW w:w="4320" w:type="dxa"/>
+            <w:tcW w:w="2660" w:type="dxa"/>
             <w:shd w:val="clear" w:color="auto" w:fill="D9E1F2"/>
           </w:tcPr>
           <w:p>
             <w:pPr>
               <w:rPr>
-                <w:szCs w:val="28"/>
+                <w:sz w:val="20"/>
+                <w:szCs w:val="24"/>
               </w:rPr>
             </w:pPr>
             <w:r>
               <w:rPr>
                 <w:b/>
                 <w:color w:val="000000"/>
-                <w:szCs w:val="28"/>
+                <w:sz w:val="20"/>
+                <w:szCs w:val="24"/>
               </w:rPr>
               <w:t>Lecciones aprendidas clave</w:t>
             </w:r>
@@ -3686,25 +3710,28 @@
         </w:tc>
         <w:tc>
           <w:tcPr>
-            <w:tcW w:w="4320" w:type="dxa"/>
-          </w:tcPr>
-          <w:p>
-            <w:pPr>
-              <w:rPr>
-                <w:szCs w:val="28"/>
+            <w:tcW w:w="5980" w:type="dxa"/>
+          </w:tcPr>
+          <w:p>
+            <w:pPr>
+              <w:rPr>
+                <w:sz w:val="20"/>
+                <w:szCs w:val="24"/>
               </w:rPr>
             </w:pPr>
             <w:r>
               <w:rPr>
                 <w:color w:val="000000"/>
-                <w:szCs w:val="28"/>
+                <w:sz w:val="20"/>
+                <w:szCs w:val="24"/>
               </w:rPr>
               <w:t>1. La generación de PDFs en entorno Docker debe probarse desde el inicio con los recursos estáticos correctos.</w:t>
             </w:r>
             <w:r>
               <w:rPr>
                 <w:color w:val="000000"/>
-                <w:szCs w:val="28"/>
+                <w:sz w:val="20"/>
+                <w:szCs w:val="24"/>
               </w:rPr>
               <w:br/>
               <w:t>2. Las consultas de consolidación contable deben agruparse por periodo y proyecto para evitar duplicados.</w:t>
@@ -3715,20 +3742,22 @@
       <w:tr>
         <w:tc>
           <w:tcPr>
-            <w:tcW w:w="4320" w:type="dxa"/>
+            <w:tcW w:w="2660" w:type="dxa"/>
             <w:shd w:val="clear" w:color="auto" w:fill="D9E1F2"/>
           </w:tcPr>
           <w:p>
             <w:pPr>
               <w:rPr>
-                <w:szCs w:val="28"/>
+                <w:sz w:val="20"/>
+                <w:szCs w:val="24"/>
               </w:rPr>
             </w:pPr>
             <w:r>
               <w:rPr>
                 <w:b/>
                 <w:color w:val="000000"/>
-                <w:szCs w:val="28"/>
+                <w:sz w:val="20"/>
+                <w:szCs w:val="24"/>
               </w:rPr>
               <w:t>Compromisos para el siguiente sprint</w:t>
             </w:r>
@@ -3736,18 +3765,20 @@
         </w:tc>
         <w:tc>
           <w:tcPr>
-            <w:tcW w:w="4320" w:type="dxa"/>
-          </w:tcPr>
-          <w:p>
-            <w:pPr>
-              <w:rPr>
-                <w:szCs w:val="28"/>
+            <w:tcW w:w="5980" w:type="dxa"/>
+          </w:tcPr>
+          <w:p>
+            <w:pPr>
+              <w:rPr>
+                <w:sz w:val="20"/>
+                <w:szCs w:val="24"/>
               </w:rPr>
             </w:pPr>
             <w:r>
               <w:rPr>
                 <w:color w:val="000000"/>
-                <w:szCs w:val="28"/>
+                <w:sz w:val="20"/>
+                <w:szCs w:val="24"/>
               </w:rPr>
               <w:t>Implementar el módulo de Reportes y Dashboard consolidado (Sprint 06).</w:t>
             </w:r>
@@ -3775,7 +3806,6 @@
       <w:tblGrid>
         <w:gridCol w:w="1242"/>
         <w:gridCol w:w="3686"/>
-        <w:gridCol w:w="3712"/>
       </w:tblGrid>
       <w:tr>
         <w:tc>
@@ -3820,27 +3850,6 @@
             </w:r>
           </w:p>
         </w:tc>
-        <w:tc>
-          <w:tcPr>
-            <w:tcW w:w="3712" w:type="dxa"/>
-            <w:shd w:val="clear" w:color="auto" w:fill="1F3864"/>
-          </w:tcPr>
-          <w:p>
-            <w:pPr>
-              <w:rPr>
-                <w:szCs w:val="28"/>
-              </w:rPr>
-            </w:pPr>
-            <w:r>
-              <w:rPr>
-                <w:b/>
-                <w:color w:val="FFFFFF"/>
-                <w:szCs w:val="28"/>
-              </w:rPr>
-              <w:t>Contexto de uso</w:t>
-            </w:r>
-          </w:p>
-        </w:tc>
       </w:tr>
       <w:tr>
         <w:tc>
@@ -3860,7 +3869,6 @@
                 <w:color w:val="000000"/>
                 <w:szCs w:val="28"/>
               </w:rPr>
-              <w:lastRenderedPageBreak/>
               <w:t>SP</w:t>
             </w:r>
           </w:p>
@@ -3885,26 +3893,6 @@
             </w:r>
           </w:p>
         </w:tc>
-        <w:tc>
-          <w:tcPr>
-            <w:tcW w:w="3712" w:type="dxa"/>
-            <w:shd w:val="clear" w:color="auto" w:fill="D9E1F2"/>
-          </w:tcPr>
-          <w:p>
-            <w:pPr>
-              <w:rPr>
-                <w:szCs w:val="28"/>
-              </w:rPr>
-            </w:pPr>
-            <w:r>
-              <w:rPr>
-                <w:color w:val="000000"/>
-                <w:szCs w:val="28"/>
-              </w:rPr>
-              <w:t>Unidad de estimación de esfuerzo</w:t>
-            </w:r>
-          </w:p>
-        </w:tc>
       </w:tr>
       <w:tr>
         <w:tc>
@@ -3948,26 +3936,6 @@
             </w:r>
           </w:p>
         </w:tc>
-        <w:tc>
-          <w:tcPr>
-            <w:tcW w:w="3712" w:type="dxa"/>
-            <w:shd w:val="clear" w:color="auto" w:fill="FFFFFF"/>
-          </w:tcPr>
-          <w:p>
-            <w:pPr>
-              <w:rPr>
-                <w:szCs w:val="28"/>
-              </w:rPr>
-            </w:pPr>
-            <w:r>
-              <w:rPr>
-                <w:color w:val="000000"/>
-                <w:szCs w:val="28"/>
-              </w:rPr>
-              <w:t>Tipo de ítem del backlog</w:t>
-            </w:r>
-          </w:p>
-        </w:tc>
       </w:tr>
       <w:tr>
         <w:tc>
@@ -4011,26 +3979,6 @@
             </w:r>
           </w:p>
         </w:tc>
-        <w:tc>
-          <w:tcPr>
-            <w:tcW w:w="3712" w:type="dxa"/>
-            <w:shd w:val="clear" w:color="auto" w:fill="D9E1F2"/>
-          </w:tcPr>
-          <w:p>
-            <w:pPr>
-              <w:rPr>
-                <w:szCs w:val="28"/>
-              </w:rPr>
-            </w:pPr>
-            <w:r>
-              <w:rPr>
-                <w:color w:val="000000"/>
-                <w:szCs w:val="28"/>
-              </w:rPr>
-              <w:t>Tarea técnica transversal</w:t>
-            </w:r>
-          </w:p>
-        </w:tc>
       </w:tr>
       <w:tr>
         <w:tc>
@@ -4074,26 +4022,6 @@
             </w:r>
           </w:p>
         </w:tc>
-        <w:tc>
-          <w:tcPr>
-            <w:tcW w:w="3712" w:type="dxa"/>
-            <w:shd w:val="clear" w:color="auto" w:fill="FFFFFF"/>
-          </w:tcPr>
-          <w:p>
-            <w:pPr>
-              <w:rPr>
-                <w:szCs w:val="28"/>
-              </w:rPr>
-            </w:pPr>
-            <w:r>
-              <w:rPr>
-                <w:color w:val="000000"/>
-                <w:szCs w:val="28"/>
-              </w:rPr>
-              <w:t>Prefijo del código de este documento</w:t>
-            </w:r>
-          </w:p>
-        </w:tc>
       </w:tr>
       <w:tr>
         <w:tc>
@@ -4137,26 +4065,6 @@
             </w:r>
           </w:p>
         </w:tc>
-        <w:tc>
-          <w:tcPr>
-            <w:tcW w:w="3712" w:type="dxa"/>
-            <w:shd w:val="clear" w:color="auto" w:fill="D9E1F2"/>
-          </w:tcPr>
-          <w:p>
-            <w:pPr>
-              <w:rPr>
-                <w:szCs w:val="28"/>
-              </w:rPr>
-            </w:pPr>
-            <w:r>
-              <w:rPr>
-                <w:color w:val="000000"/>
-                <w:szCs w:val="28"/>
-              </w:rPr>
-              <w:t>Iteración de desarrollo Scrum</w:t>
-            </w:r>
-          </w:p>
-        </w:tc>
       </w:tr>
       <w:tr>
         <w:tc>
@@ -4200,26 +4108,6 @@
             </w:r>
           </w:p>
         </w:tc>
-        <w:tc>
-          <w:tcPr>
-            <w:tcW w:w="3712" w:type="dxa"/>
-            <w:shd w:val="clear" w:color="auto" w:fill="FFFFFF"/>
-          </w:tcPr>
-          <w:p>
-            <w:pPr>
-              <w:rPr>
-                <w:szCs w:val="28"/>
-              </w:rPr>
-            </w:pPr>
-            <w:r>
-              <w:rPr>
-                <w:color w:val="000000"/>
-                <w:szCs w:val="28"/>
-              </w:rPr>
-              <w:t>Control de acceso por roles</w:t>
-            </w:r>
-          </w:p>
-        </w:tc>
       </w:tr>
       <w:tr>
         <w:tc>
@@ -4263,26 +4151,6 @@
             </w:r>
           </w:p>
         </w:tc>
-        <w:tc>
-          <w:tcPr>
-            <w:tcW w:w="3712" w:type="dxa"/>
-            <w:shd w:val="clear" w:color="auto" w:fill="D9E1F2"/>
-          </w:tcPr>
-          <w:p>
-            <w:pPr>
-              <w:rPr>
-                <w:szCs w:val="28"/>
-              </w:rPr>
-            </w:pPr>
-            <w:r>
-              <w:rPr>
-                <w:color w:val="000000"/>
-                <w:szCs w:val="28"/>
-              </w:rPr>
-              <w:t>Interfaz de programación</w:t>
-            </w:r>
-          </w:p>
-        </w:tc>
       </w:tr>
       <w:tr>
         <w:tc>
@@ -4302,6 +4170,7 @@
                 <w:color w:val="000000"/>
                 <w:szCs w:val="28"/>
               </w:rPr>
+              <w:lastRenderedPageBreak/>
               <w:t>BD</w:t>
             </w:r>
           </w:p>
@@ -4326,26 +4195,6 @@
             </w:r>
           </w:p>
         </w:tc>
-        <w:tc>
-          <w:tcPr>
-            <w:tcW w:w="3712" w:type="dxa"/>
-            <w:shd w:val="clear" w:color="auto" w:fill="FFFFFF"/>
-          </w:tcPr>
-          <w:p>
-            <w:pPr>
-              <w:rPr>
-                <w:szCs w:val="28"/>
-              </w:rPr>
-            </w:pPr>
-            <w:r>
-              <w:rPr>
-                <w:color w:val="000000"/>
-                <w:szCs w:val="28"/>
-              </w:rPr>
-              <w:t>Repositorio de datos del sistema</w:t>
-            </w:r>
-          </w:p>
-        </w:tc>
       </w:tr>
       <w:tr>
         <w:tc>
@@ -4389,26 +4238,6 @@
             </w:r>
           </w:p>
         </w:tc>
-        <w:tc>
-          <w:tcPr>
-            <w:tcW w:w="3712" w:type="dxa"/>
-            <w:shd w:val="clear" w:color="auto" w:fill="D9E1F2"/>
-          </w:tcPr>
-          <w:p>
-            <w:pPr>
-              <w:rPr>
-                <w:szCs w:val="28"/>
-              </w:rPr>
-            </w:pPr>
-            <w:r>
-              <w:rPr>
-                <w:color w:val="000000"/>
-                <w:szCs w:val="28"/>
-              </w:rPr>
-              <w:t>Integración continua</w:t>
-            </w:r>
-          </w:p>
-        </w:tc>
       </w:tr>
       <w:tr>
         <w:tc>
@@ -4452,26 +4281,6 @@
             </w:r>
           </w:p>
         </w:tc>
-        <w:tc>
-          <w:tcPr>
-            <w:tcW w:w="3712" w:type="dxa"/>
-            <w:shd w:val="clear" w:color="auto" w:fill="FFFFFF"/>
-          </w:tcPr>
-          <w:p>
-            <w:pPr>
-              <w:rPr>
-                <w:szCs w:val="28"/>
-              </w:rPr>
-            </w:pPr>
-            <w:r>
-              <w:rPr>
-                <w:color w:val="000000"/>
-                <w:szCs w:val="28"/>
-              </w:rPr>
-              <w:t>Operaciones básicas de gestión</w:t>
-            </w:r>
-          </w:p>
-        </w:tc>
       </w:tr>
       <w:tr>
         <w:tc>
@@ -4515,26 +4324,6 @@
             </w:r>
           </w:p>
         </w:tc>
-        <w:tc>
-          <w:tcPr>
-            <w:tcW w:w="3712" w:type="dxa"/>
-            <w:shd w:val="clear" w:color="auto" w:fill="D9E1F2"/>
-          </w:tcPr>
-          <w:p>
-            <w:pPr>
-              <w:rPr>
-                <w:szCs w:val="28"/>
-              </w:rPr>
-            </w:pPr>
-            <w:r>
-              <w:rPr>
-                <w:color w:val="000000"/>
-                <w:szCs w:val="28"/>
-              </w:rPr>
-              <w:t>Mecanismo de autenticación</w:t>
-            </w:r>
-          </w:p>
-        </w:tc>
       </w:tr>
       <w:tr>
         <w:tc>
@@ -4575,26 +4364,6 @@
                 <w:szCs w:val="28"/>
               </w:rPr>
               <w:t>Portable Document Format</w:t>
-            </w:r>
-          </w:p>
-        </w:tc>
-        <w:tc>
-          <w:tcPr>
-            <w:tcW w:w="3712" w:type="dxa"/>
-            <w:shd w:val="clear" w:color="auto" w:fill="FFFFFF"/>
-          </w:tcPr>
-          <w:p>
-            <w:pPr>
-              <w:rPr>
-                <w:szCs w:val="28"/>
-              </w:rPr>
-            </w:pPr>
-            <w:r>
-              <w:rPr>
-                <w:color w:val="000000"/>
-                <w:szCs w:val="28"/>
-              </w:rPr>
-              <w:t>Formato de salida de la planilla mensual</w:t>
             </w:r>
           </w:p>
         </w:tc>
